--- a/downloads/student/ai-1-week-07.docx
+++ b/downloads/student/ai-1-week-07.docx
@@ -1880,6 +1880,16 @@
       </w:r>
     </w:p>
     <w:p>
+      <w:r>
+        <w:t>Read the labelled picture: Explain why B originally was revise rather than review, then label its changed version.</w:t>
+      </w:r>
+    </w:p>
+    <w:p>
+      <w:r>
+        <w:t>Change one thing: Change B’s quantity from 5 to 4; leave colour blank. Predict the result before checking the explanation. What remains the same?</w:t>
+      </w:r>
+    </w:p>
+    <w:p>
       <w:pPr>
         <w:pStyle w:val="Heading1"/>
       </w:pPr>
@@ -3606,6 +3616,187 @@
     <w:p>
       <w:r>
         <w:t>Attempt the independent case before hints. Record whether you worked alone, used a hint or followed a model. After feedback, fix the first unsupported step and explain why it changed. A later check uses a changed case, not a copied answer.</w:t>
+      </w:r>
+    </w:p>
+    <w:p>
+      <w:pPr>
+        <w:pStyle w:val="Heading1"/>
+      </w:pPr>
+      <w:r>
+        <w:t>15. Your lesson route</w:t>
+      </w:r>
+    </w:p>
+    <w:p>
+      <w:r>
+        <w:t>Start with this question: A fictional craft club labels cardboard-order cards ready, review or revise.</w:t>
+      </w:r>
+    </w:p>
+    <w:tbl>
+      <w:tblPr>
+        <w:tblStyle w:val="LightShading-Accent1"/>
+        <w:tblW w:type="auto" w:w="0"/>
+        <w:tblLook w:firstColumn="1" w:firstRow="1" w:lastColumn="0" w:lastRow="0" w:noHBand="0" w:noVBand="1" w:val="04A0"/>
+      </w:tblPr>
+      <w:tblGrid>
+        <w:gridCol w:w="5112"/>
+        <w:gridCol w:w="5112"/>
+      </w:tblGrid>
+      <w:tr>
+        <w:trPr>
+          <w:tblHeader/>
+        </w:trPr>
+        <w:tc>
+          <w:tcPr>
+            <w:tcW w:type="dxa" w:w="5112"/>
+          </w:tcPr>
+          <w:p>
+            <w:r>
+              <w:t>By the end, I can</w:t>
+            </w:r>
+          </w:p>
+        </w:tc>
+        <w:tc>
+          <w:tcPr>
+            <w:tcW w:type="dxa" w:w="5112"/>
+          </w:tcPr>
+          <w:p>
+            <w:r>
+              <w:t>How I will show it</w:t>
+            </w:r>
+          </w:p>
+        </w:tc>
+      </w:tr>
+      <w:tr>
+        <w:tc>
+          <w:tcPr>
+            <w:tcW w:type="dxa" w:w="5112"/>
+          </w:tcPr>
+          <w:p>
+            <w:r>
+              <w:t>Apply a category definition using explicit evidence and boundary rules</w:t>
+            </w:r>
+          </w:p>
+        </w:tc>
+        <w:tc>
+          <w:tcPr>
+            <w:tcW w:type="dxa" w:w="5112"/>
+          </w:tcPr>
+          <w:p>
+            <w:r>
+              <w:t>Explain the deciding step, show a trace or test, and state one limit.</w:t>
+            </w:r>
+          </w:p>
+        </w:tc>
+      </w:tr>
+      <w:tr>
+        <w:tc>
+          <w:tcPr>
+            <w:tcW w:type="dxa" w:w="5112"/>
+          </w:tcPr>
+          <w:p>
+            <w:r>
+              <w:t>Distinguish a known failure from information that is missing or unreadable</w:t>
+            </w:r>
+          </w:p>
+        </w:tc>
+        <w:tc>
+          <w:tcPr>
+            <w:tcW w:type="dxa" w:w="5112"/>
+          </w:tcPr>
+          <w:p>
+            <w:r>
+              <w:t>Explain the deciding step, show a trace or test, and state one limit.</w:t>
+            </w:r>
+          </w:p>
+        </w:tc>
+      </w:tr>
+      <w:tr>
+        <w:tc>
+          <w:tcPr>
+            <w:tcW w:type="dxa" w:w="5112"/>
+          </w:tcPr>
+          <w:p>
+            <w:r>
+              <w:t>Use disagreement to improve a labelling guide without mistaking agreement for truth</w:t>
+            </w:r>
+          </w:p>
+        </w:tc>
+        <w:tc>
+          <w:tcPr>
+            <w:tcW w:type="dxa" w:w="5112"/>
+          </w:tcPr>
+          <w:p>
+            <w:r>
+              <w:t>Explain the deciding step, show a trace or test, and state one limit.</w:t>
+            </w:r>
+          </w:p>
+        </w:tc>
+      </w:tr>
+    </w:tbl>
+    <w:p>
+      <w:r>
+        <w:t>Remember → watch and explain → try with help → investigate → try independently → keep project evidence. Your teacher may spread this lesson across several classes.</w:t>
+      </w:r>
+    </w:p>
+    <w:p>
+      <w:r>
+        <w:t>Keep your first prediction. Compare it with what the evidence shows and explain any change.</w:t>
+      </w:r>
+    </w:p>
+    <w:p>
+      <w:pPr>
+        <w:pStyle w:val="Heading1"/>
+      </w:pPr>
+      <w:r>
+        <w:t>16. Finish and return</w:t>
+      </w:r>
+    </w:p>
+    <w:p>
+      <w:r>
+        <w:t>Close your notes. Explain this goal in your own words: Apply a category definition using explicit evidence and boundary rules</w:t>
+      </w:r>
+    </w:p>
+    <w:p>
+      <w:pPr>
+        <w:pStyle w:val="Heading3"/>
+      </w:pPr>
+      <w:r>
+        <w:t>My deciding step, evidence and one remaining question</w:t>
+      </w:r>
+    </w:p>
+    <w:p>
+      <w:r>
+        <w:t>________________________________________________________________</w:t>
+      </w:r>
+    </w:p>
+    <w:p>
+      <w:r>
+        <w:t>________________________________________________________________</w:t>
+      </w:r>
+    </w:p>
+    <w:p>
+      <w:r>
+        <w:t>________________________________________________________________</w:t>
+      </w:r>
+    </w:p>
+    <w:p>
+      <w:r>
+        <w:t>________________________________________________________________</w:t>
+      </w:r>
+    </w:p>
+    <w:p>
+      <w:r>
+        <w:t>________________________________________________________________</w:t>
+      </w:r>
+    </w:p>
+    <w:p>
+      <w:r>
+        <w:t>If you are unsure, return to the worked picture and explain one arrow. If you are ready, change an input or assumption and justify your prediction.</w:t>
+      </w:r>
+    </w:p>
+    <w:p>
+      <w:r>
+        <w:t>Save your workbook evidence. At the next review, try a different case before opening your old answer.</w:t>
       </w:r>
     </w:p>
     <w:sectPr>

--- a/downloads/student/ai-1-week-07.docx
+++ b/downloads/student/ai-1-week-07.docx
@@ -3797,6 +3797,207 @@
     <w:p>
       <w:r>
         <w:t>Save your workbook evidence. At the next review, try a different case before opening your old answer.</w:t>
+      </w:r>
+    </w:p>
+    <w:p>
+      <w:pPr>
+        <w:pStyle w:val="Heading1"/>
+      </w:pPr>
+      <w:r>
+        <w:t>17. Supported practice, repair and portfolio</w:t>
+      </w:r>
+    </w:p>
+    <w:p>
+      <w:r>
+        <w:t>Use this supported practice once, in the browser or on paper. Keep the reserved independent assessment for a separate first attempt before teacher feedback.</w:t>
+      </w:r>
+    </w:p>
+    <w:p>
+      <w:r>
+        <w:t>A fictional craft club labels cardboard-order cards ready, review or revise.</w:t>
+      </w:r>
+    </w:p>
+    <w:p>
+      <w:pPr>
+        <w:pStyle w:val="Heading3"/>
+      </w:pPr>
+      <w:r>
+        <w:t>Practice 1: explain the deciding evidence</w:t>
+      </w:r>
+    </w:p>
+    <w:p>
+      <w:r>
+        <w:t>Which labelled step matches this detail? 2 is valid but colour is blank: review.</w:t>
+      </w:r>
+    </w:p>
+    <w:p>
+      <w:r>
+        <w:t>1. Read policy</w:t>
+      </w:r>
+    </w:p>
+    <w:p>
+      <w:r>
+        <w:t>2. Card B</w:t>
+      </w:r>
+    </w:p>
+    <w:p>
+      <w:r>
+        <w:t>3. Card A</w:t>
+      </w:r>
+    </w:p>
+    <w:p>
+      <w:r>
+        <w:t>4. Card C</w:t>
+      </w:r>
+    </w:p>
+    <w:p>
+      <w:pPr>
+        <w:pStyle w:val="Heading3"/>
+      </w:pPr>
+      <w:r>
+        <w:t>My selected conclusion, deciding fact and explanation</w:t>
+      </w:r>
+    </w:p>
+    <w:p>
+      <w:r>
+        <w:t>________________________________________________________________</w:t>
+      </w:r>
+    </w:p>
+    <w:p>
+      <w:r>
+        <w:t>________________________________________________________________</w:t>
+      </w:r>
+    </w:p>
+    <w:p>
+      <w:r>
+        <w:t>________________________________________________________________</w:t>
+      </w:r>
+    </w:p>
+    <w:p>
+      <w:r>
+        <w:t>________________________________________________________________</w:t>
+      </w:r>
+    </w:p>
+    <w:p>
+      <w:r>
+        <w:t>________________________________________________________________</w:t>
+      </w:r>
+    </w:p>
+    <w:p>
+      <w:r>
+        <w:t>Hint if needed: Read the steps in the pictorial case. Match the supplied detail to the stage that performs or records it.</w:t>
+      </w:r>
+    </w:p>
+    <w:p>
+      <w:r>
+        <w:t>After your attempt, compare with the supported explanation: Card C 2 is valid but colour is blank: review. Operational labels specify what a word means for this task. Two labellers using the same priority should agree on these cards. Review describes missing evidence, not a hidden assumption that the card is wrong. Revise is supported by a known failure.</w:t>
+      </w:r>
+    </w:p>
+    <w:p>
+      <w:pPr>
+        <w:pStyle w:val="Heading3"/>
+      </w:pPr>
+      <w:r>
+        <w:t>Practice 2: explain the deciding evidence</w:t>
+      </w:r>
+    </w:p>
+    <w:p>
+      <w:r>
+        <w:t>Changed-case practice: Change B’s quantity from 5 to 4; leave colour blank. Which conclusion is supported by the supplied facts?</w:t>
+      </w:r>
+    </w:p>
+    <w:p>
+      <w:r>
+        <w:t>1. B becomes review.</w:t>
+      </w:r>
+    </w:p>
+    <w:p>
+      <w:r>
+        <w:t>2. We can decide the result without examining the changed input or the procedure.</w:t>
+      </w:r>
+    </w:p>
+    <w:p>
+      <w:r>
+        <w:t>3. This one example guarantees correct results for every future input.</w:t>
+      </w:r>
+    </w:p>
+    <w:p>
+      <w:pPr>
+        <w:pStyle w:val="Heading3"/>
+      </w:pPr>
+      <w:r>
+        <w:t>My selected conclusion, deciding fact and explanation</w:t>
+      </w:r>
+    </w:p>
+    <w:p>
+      <w:r>
+        <w:t>________________________________________________________________</w:t>
+      </w:r>
+    </w:p>
+    <w:p>
+      <w:r>
+        <w:t>________________________________________________________________</w:t>
+      </w:r>
+    </w:p>
+    <w:p>
+      <w:r>
+        <w:t>________________________________________________________________</w:t>
+      </w:r>
+    </w:p>
+    <w:p>
+      <w:r>
+        <w:t>________________________________________________________________</w:t>
+      </w:r>
+    </w:p>
+    <w:p>
+      <w:r>
+        <w:t>________________________________________________________________</w:t>
+      </w:r>
+    </w:p>
+    <w:p>
+      <w:r>
+        <w:t>Hint if needed: Use the changed condition and the deciding step in the pictorial trace. The answer must say what follows from those facts.</w:t>
+      </w:r>
+    </w:p>
+    <w:p>
+      <w:r>
+        <w:t>After your attempt, compare with the supported explanation: B becomes review. The known failure is removed, but a required field is still missing.</w:t>
+      </w:r>
+    </w:p>
+    <w:p>
+      <w:pPr>
+        <w:pStyle w:val="Heading3"/>
+      </w:pPr>
+      <w:r>
+        <w:t>Repair a missing building block</w:t>
+      </w:r>
+    </w:p>
+    <w:p>
+      <w:r>
+        <w:t>Review Sound Becomes a Signal (ai-1/6). Goal: Interpret an ordered sequence of sound-signal samples with a stated time interval. Short practice: Does the all-zero retained record prove the full signal was silent? Use the picture.. Return to this week and explain what you changed.</w:t>
+      </w:r>
+    </w:p>
+    <w:p>
+      <w:r>
+        <w:t>Review Rules or Learned Patterns? (ai-1/4). Goal: Execute a stated rule including its boundary. Short practice: Show which stage used labels and which stage used only the new measurement.. Return to this week and explain what you changed.</w:t>
+      </w:r>
+    </w:p>
+    <w:p>
+      <w:r>
+        <w:t>Review AI or Not? (ai-1/1). Goal: Distinguish an observed result from an explanation of how it was produced. Short practice: Point to the learned stage. Does the changed display prove the weather forecast changed?. Return to this week and explain what you changed.</w:t>
+      </w:r>
+    </w:p>
+    <w:p>
+      <w:pPr>
+        <w:pStyle w:val="Heading3"/>
+      </w:pPr>
+      <w:r>
+        <w:t>Keep your completed work</w:t>
+      </w:r>
+    </w:p>
+    <w:p>
+      <w:r>
+        <w:t>Use Download completed work in the hosted lesson to export your answers, reflections, practice feedback and code-run evidence. Open the HTML copy to read or print it. Drafts stay in this browser when storage is available; clear drafts on a shared device.</w:t>
       </w:r>
     </w:p>
     <w:sectPr>

--- a/downloads/student/ai-1-week-07.docx
+++ b/downloads/student/ai-1-week-07.docx
@@ -42,6 +42,11 @@
       </w:r>
     </w:p>
     <w:p>
+      <w:r>
+        <w:t>Start with the target: Apply a category definition using explicit evidence and boundary rules. Try the recall before opening notes.</w:t>
+      </w:r>
+    </w:p>
+    <w:p>
       <w:pPr>
         <w:pStyle w:val="Heading3"/>
       </w:pPr>
@@ -50,18 +55,84 @@
       </w:r>
     </w:p>
     <w:p>
-      <w:r>
-        <w:t>I can apply a category definition using explicit evidence and boundary rules.</w:t>
-      </w:r>
-    </w:p>
-    <w:p>
-      <w:r>
+      <w:pPr>
+        <w:spacing w:line="336" w:lineRule="auto" w:after="180"/>
+      </w:pPr>
+      <w:r>
+        <w:rPr>
+          <w:b w:val="0"/>
+        </w:rPr>
+        <w:t xml:space="preserve">I can apply a </w:t>
+      </w:r>
+      <w:r>
+        <w:rPr>
+          <w:b/>
+        </w:rPr>
+        <w:t>category</w:t>
+      </w:r>
+      <w:r>
+        <w:rPr>
+          <w:b w:val="0"/>
+        </w:rPr>
+        <w:t xml:space="preserve"> definition using explicit </w:t>
+      </w:r>
+      <w:r>
+        <w:rPr>
+          <w:b/>
+        </w:rPr>
+        <w:t>evidence</w:t>
+      </w:r>
+      <w:r>
+        <w:rPr>
+          <w:b w:val="0"/>
+        </w:rPr>
+        <w:t xml:space="preserve"> and boundary rules.</w:t>
+      </w:r>
+    </w:p>
+    <w:p>
+      <w:pPr>
+        <w:spacing w:line="336" w:lineRule="auto" w:after="180"/>
+      </w:pPr>
+      <w:r>
+        <w:rPr>
+          <w:b w:val="0"/>
+        </w:rPr>
         <w:t>I can distinguish a known failure from information that is missing or unreadable.</w:t>
       </w:r>
     </w:p>
     <w:p>
-      <w:r>
-        <w:t>I can use disagreement to improve a labelling guide without mistaking agreement for truth.</w:t>
+      <w:pPr>
+        <w:spacing w:line="336" w:lineRule="auto" w:after="180"/>
+      </w:pPr>
+      <w:r>
+        <w:rPr>
+          <w:b w:val="0"/>
+        </w:rPr>
+        <w:t xml:space="preserve">I can use </w:t>
+      </w:r>
+      <w:r>
+        <w:rPr>
+          <w:b/>
+        </w:rPr>
+        <w:t>disagreement</w:t>
+      </w:r>
+      <w:r>
+        <w:rPr>
+          <w:b w:val="0"/>
+        </w:rPr>
+        <w:t xml:space="preserve"> to improve a </w:t>
+      </w:r>
+      <w:r>
+        <w:rPr>
+          <w:b/>
+        </w:rPr>
+        <w:t>label</w:t>
+      </w:r>
+      <w:r>
+        <w:rPr>
+          <w:b w:val="0"/>
+        </w:rPr>
+        <w:t>ling guide without mistaking agreement for truth.</w:t>
       </w:r>
     </w:p>
     <w:p>
@@ -73,33 +144,99 @@
       </w:r>
     </w:p>
     <w:p>
-      <w:r>
+      <w:pPr>
+        <w:spacing w:line="336" w:lineRule="auto" w:after="180"/>
+      </w:pPr>
+      <w:r>
+        <w:rPr>
+          <w:b w:val="0"/>
+        </w:rPr>
         <w:t>Close your notes first. A rough first answer helps us choose the right starting point; it is not a score for your ability.</w:t>
       </w:r>
     </w:p>
     <w:p>
-      <w:r>
+      <w:pPr>
+        <w:spacing w:line="336" w:lineRule="auto" w:after="180"/>
+      </w:pPr>
+      <w:r>
+        <w:rPr>
+          <w:b w:val="0"/>
+        </w:rPr>
         <w:t>Without opening the old lesson, explain one key idea from Sound Becomes a Signal. Give an example and a mistake that the idea helps you avoid.</w:t>
       </w:r>
     </w:p>
     <w:p>
-      <w:r>
+      <w:pPr>
+        <w:spacing w:line="336" w:lineRule="auto" w:after="180"/>
+      </w:pPr>
+      <w:r>
+        <w:rPr>
+          <w:b w:val="0"/>
+        </w:rPr>
         <w:t>Without opening the old lesson, explain one key idea from Rules or Learned Patterns?. Give an example and a mistake that the idea helps you avoid.</w:t>
       </w:r>
     </w:p>
     <w:p>
-      <w:r>
+      <w:pPr>
+        <w:spacing w:line="336" w:lineRule="auto" w:after="180"/>
+      </w:pPr>
+      <w:r>
+        <w:rPr>
+          <w:b w:val="0"/>
+        </w:rPr>
         <w:t>Without opening the old lesson, explain one key idea from AI or Not?. Give an example and a mistake that the idea helps you avoid.</w:t>
       </w:r>
     </w:p>
     <w:p>
-      <w:r>
-        <w:t>After trying, check the relevant lesson or ask your teacher. Change the part of your explanation that the evidence shows was wrong.</w:t>
-      </w:r>
-    </w:p>
-    <w:p>
-      <w:r>
-        <w:t>Labels are human choices that may overlap or be unclear.</w:t>
+      <w:pPr>
+        <w:spacing w:line="336" w:lineRule="auto" w:after="180"/>
+      </w:pPr>
+      <w:r>
+        <w:rPr>
+          <w:b w:val="0"/>
+        </w:rPr>
+        <w:t xml:space="preserve">After trying, check the relevant lesson or ask your teacher. Change the part of your explanation that the </w:t>
+      </w:r>
+      <w:r>
+        <w:rPr>
+          <w:b/>
+        </w:rPr>
+        <w:t>evidence</w:t>
+      </w:r>
+      <w:r>
+        <w:rPr>
+          <w:b w:val="0"/>
+        </w:rPr>
+        <w:t xml:space="preserve"> shows was wrong.</w:t>
+      </w:r>
+    </w:p>
+    <w:p>
+      <w:pPr>
+        <w:spacing w:line="336" w:lineRule="auto" w:after="180"/>
+      </w:pPr>
+      <w:r>
+        <w:rPr>
+          <w:b/>
+        </w:rPr>
+        <w:t>Label</w:t>
+      </w:r>
+      <w:r>
+        <w:rPr>
+          <w:b w:val="0"/>
+        </w:rPr>
+        <w:t xml:space="preserve">s are human choices that may </w:t>
+      </w:r>
+      <w:r>
+        <w:rPr>
+          <w:b/>
+        </w:rPr>
+        <w:t>overlap</w:t>
+      </w:r>
+      <w:r>
+        <w:rPr>
+          <w:b w:val="0"/>
+        </w:rPr>
+        <w:t xml:space="preserve"> or be unclear.</w:t>
       </w:r>
     </w:p>
     <w:p>
@@ -139,12 +276,69 @@
       </w:r>
     </w:p>
     <w:p>
-      <w:r>
-        <w:t>LEARNING TARGET  Your dataset labels 'reusable containers'. One team includes a disposable bottle reused once; another excludes it. Give an operational label rule and classify this boundary case under that rule. Explain why a different rule could be defensible.</w:t>
-      </w:r>
-    </w:p>
-    <w:p>
-      <w:r>
+      <w:pPr>
+        <w:pStyle w:val="Heading3"/>
+      </w:pPr>
+      <w:r>
+        <w:t>Your target</w:t>
+      </w:r>
+    </w:p>
+    <w:p>
+      <w:pPr>
+        <w:spacing w:line="336" w:lineRule="auto" w:after="180"/>
+        <w:shd w:fill="EDF7F3"/>
+      </w:pPr>
+      <w:r>
+        <w:rPr>
+          <w:b w:val="0"/>
+        </w:rPr>
+        <w:t xml:space="preserve">LEARNING TARGET  Your dataset </w:t>
+      </w:r>
+      <w:r>
+        <w:rPr>
+          <w:b/>
+        </w:rPr>
+        <w:t>label</w:t>
+      </w:r>
+      <w:r>
+        <w:rPr>
+          <w:b w:val="0"/>
+        </w:rPr>
+        <w:t xml:space="preserve">s 'reusable containers'. One team includes a disposable bottle reused once; another excludes it. Give an operational </w:t>
+      </w:r>
+      <w:r>
+        <w:rPr>
+          <w:b/>
+        </w:rPr>
+        <w:t>label</w:t>
+      </w:r>
+      <w:r>
+        <w:rPr>
+          <w:b w:val="0"/>
+        </w:rPr>
+        <w:t xml:space="preserve"> rule and classify this boundary case under that rule.</w:t>
+      </w:r>
+    </w:p>
+    <w:p>
+      <w:pPr>
+        <w:spacing w:line="336" w:lineRule="auto" w:after="180"/>
+        <w:shd w:fill="EDF7F3"/>
+      </w:pPr>
+      <w:r>
+        <w:rPr>
+          <w:b w:val="0"/>
+        </w:rPr>
+        <w:t>Explain why a different rule could be defensible.</w:t>
+      </w:r>
+    </w:p>
+    <w:p>
+      <w:pPr>
+        <w:spacing w:line="336" w:lineRule="auto" w:after="180"/>
+      </w:pPr>
+      <w:r>
+        <w:rPr>
+          <w:b w:val="0"/>
+        </w:rPr>
         <w:t>Learner name:</w:t>
       </w:r>
     </w:p>
@@ -157,7 +351,14 @@
       </w:r>
     </w:p>
     <w:p>
-      <w:r>
+      <w:pPr>
+        <w:spacing w:line="336" w:lineRule="auto" w:after="180"/>
+        <w:shd w:fill="F5F1FB"/>
+      </w:pPr>
+      <w:r>
+        <w:rPr>
+          <w:b w:val="0"/>
+        </w:rPr>
         <w:t>A transcript leaves out an unclear word. Why should a later system not simply treat that missing word as a known value?</w:t>
       </w:r>
     </w:p>
@@ -170,8 +371,26 @@
       </w:r>
     </w:p>
     <w:p>
-      <w:r>
-        <w:t>By the end, I can apply a shared labelling policy consistently, including missing information.</w:t>
+      <w:pPr>
+        <w:spacing w:line="336" w:lineRule="auto" w:after="180"/>
+      </w:pPr>
+      <w:r>
+        <w:rPr>
+          <w:b w:val="0"/>
+        </w:rPr>
+        <w:t xml:space="preserve">By the end, I can apply a shared </w:t>
+      </w:r>
+      <w:r>
+        <w:rPr>
+          <w:b/>
+        </w:rPr>
+        <w:t>label</w:t>
+      </w:r>
+      <w:r>
+        <w:rPr>
+          <w:b w:val="0"/>
+        </w:rPr>
+        <w:t>ling policy consistently, including missing information.</w:t>
       </w:r>
     </w:p>
     <w:p>
@@ -184,6 +403,17 @@
     </w:p>
     <w:p>
       <w:r>
+        <w:t>Investigate the supplied Categories and Labels case. Separate observations, given facts and assumptions before choosing an explanation.</w:t>
+      </w:r>
+    </w:p>
+    <w:p>
+      <w:pPr>
+        <w:spacing w:line="336" w:lineRule="auto" w:after="180"/>
+      </w:pPr>
+      <w:r>
+        <w:rPr>
+          <w:b/>
+        </w:rPr>
         <w:t>PICTURE STORY</w:t>
       </w:r>
     </w:p>
@@ -196,8 +426,26 @@
       </w:r>
     </w:p>
     <w:p>
-      <w:r>
-        <w:t>Pictures give clues; evidence tells us what the clues mean.</w:t>
+      <w:pPr>
+        <w:spacing w:line="336" w:lineRule="auto" w:after="180"/>
+      </w:pPr>
+      <w:r>
+        <w:rPr>
+          <w:b w:val="0"/>
+        </w:rPr>
+        <w:t xml:space="preserve">Pictures give clues; </w:t>
+      </w:r>
+      <w:r>
+        <w:rPr>
+          <w:b/>
+        </w:rPr>
+        <w:t>evidence</w:t>
+      </w:r>
+      <w:r>
+        <w:rPr>
+          <w:b w:val="0"/>
+        </w:rPr>
+        <w:t xml:space="preserve"> tells us what the clues mean.</w:t>
       </w:r>
     </w:p>
     <w:p>
@@ -237,7 +485,22 @@
       </w:r>
     </w:p>
     <w:p>
-      <w:r>
+      <w:pPr>
+        <w:pStyle w:val="Heading3"/>
+      </w:pPr>
+      <w:r>
+        <w:t>Start with this puzzle</w:t>
+      </w:r>
+    </w:p>
+    <w:p>
+      <w:pPr>
+        <w:spacing w:line="336" w:lineRule="auto" w:after="180"/>
+        <w:shd w:fill="F1F6FC"/>
+      </w:pPr>
+      <w:r>
+        <w:rPr>
+          <w:b w:val="0"/>
+        </w:rPr>
         <w:t>MYSTERY  A playground object can be both red and round, a toy and sports equipment, or safe in one situation and unsafe in another.</w:t>
       </w:r>
     </w:p>
@@ -250,33 +513,106 @@
       </w:r>
     </w:p>
     <w:p>
-      <w:r>
+      <w:pPr>
+        <w:spacing w:line="336" w:lineRule="auto" w:after="180"/>
+      </w:pPr>
+      <w:r>
+        <w:rPr>
+          <w:b w:val="0"/>
+        </w:rPr>
         <w:t>Name three visible details without explaining them yet.</w:t>
       </w:r>
     </w:p>
     <w:p>
-      <w:r>
+      <w:pPr>
+        <w:spacing w:line="336" w:lineRule="auto" w:after="180"/>
+      </w:pPr>
+      <w:r>
+        <w:rPr>
+          <w:b w:val="0"/>
+        </w:rPr>
         <w:t>Circle the detail most connected to the system's decision.</w:t>
       </w:r>
     </w:p>
     <w:p>
-      <w:r>
+      <w:pPr>
+        <w:spacing w:line="336" w:lineRule="auto" w:after="180"/>
+      </w:pPr>
+      <w:r>
+        <w:rPr>
+          <w:b w:val="0"/>
+        </w:rPr>
         <w:t>Name one detail that may be decoration or distraction.</w:t>
       </w:r>
     </w:p>
     <w:p>
-      <w:r>
-        <w:t>Make a first prediction and state the clue that supports it.</w:t>
-      </w:r>
-    </w:p>
-    <w:p>
-      <w:r>
-        <w:t>My observations, prediction, and evidence:</w:t>
-      </w:r>
-    </w:p>
-    <w:p>
-      <w:r>
-        <w:t>GOOD THINKING  A prediction can change when stronger evidence appears.</w:t>
+      <w:pPr>
+        <w:spacing w:line="336" w:lineRule="auto" w:after="180"/>
+      </w:pPr>
+      <w:r>
+        <w:rPr>
+          <w:b w:val="0"/>
+        </w:rPr>
+        <w:t xml:space="preserve">Make a first </w:t>
+      </w:r>
+      <w:r>
+        <w:rPr>
+          <w:b/>
+        </w:rPr>
+        <w:t>prediction</w:t>
+      </w:r>
+      <w:r>
+        <w:rPr>
+          <w:b w:val="0"/>
+        </w:rPr>
+        <w:t xml:space="preserve"> and state the clue that supports it.</w:t>
+      </w:r>
+    </w:p>
+    <w:p>
+      <w:pPr>
+        <w:spacing w:line="336" w:lineRule="auto" w:after="180"/>
+      </w:pPr>
+      <w:r>
+        <w:rPr>
+          <w:b w:val="0"/>
+        </w:rPr>
+        <w:t xml:space="preserve">My </w:t>
+      </w:r>
+      <w:r>
+        <w:rPr>
+          <w:b/>
+        </w:rPr>
+        <w:t>observation</w:t>
+      </w:r>
+      <w:r>
+        <w:rPr>
+          <w:b w:val="0"/>
+        </w:rPr>
+        <w:t xml:space="preserve">s, </w:t>
+      </w:r>
+      <w:r>
+        <w:rPr>
+          <w:b/>
+        </w:rPr>
+        <w:t>prediction</w:t>
+      </w:r>
+      <w:r>
+        <w:rPr>
+          <w:b w:val="0"/>
+        </w:rPr>
+        <w:t xml:space="preserve">, and </w:t>
+      </w:r>
+      <w:r>
+        <w:rPr>
+          <w:b/>
+        </w:rPr>
+        <w:t>evidence</w:t>
+      </w:r>
+      <w:r>
+        <w:rPr>
+          <w:b w:val="0"/>
+        </w:rPr>
+        <w:t>:</w:t>
       </w:r>
     </w:p>
     <w:p>
@@ -284,22 +620,207 @@
         <w:pStyle w:val="Heading3"/>
       </w:pPr>
       <w:r>
+        <w:t>Thinking habit</w:t>
+      </w:r>
+    </w:p>
+    <w:p>
+      <w:pPr>
+        <w:spacing w:line="336" w:lineRule="auto" w:after="180"/>
+        <w:shd w:fill="EDF7F3"/>
+      </w:pPr>
+      <w:r>
+        <w:rPr>
+          <w:b w:val="0"/>
+        </w:rPr>
+        <w:t xml:space="preserve">GOOD THINKING  A </w:t>
+      </w:r>
+      <w:r>
+        <w:rPr>
+          <w:b/>
+        </w:rPr>
+        <w:t>prediction</w:t>
+      </w:r>
+      <w:r>
+        <w:rPr>
+          <w:b w:val="0"/>
+        </w:rPr>
+        <w:t xml:space="preserve"> can change when stronger </w:t>
+      </w:r>
+      <w:r>
+        <w:rPr>
+          <w:b/>
+        </w:rPr>
+        <w:t>evidence</w:t>
+      </w:r>
+      <w:r>
+        <w:rPr>
+          <w:b w:val="0"/>
+        </w:rPr>
+        <w:t xml:space="preserve"> appears.</w:t>
+      </w:r>
+    </w:p>
+    <w:p>
+      <w:pPr>
+        <w:pStyle w:val="Heading3"/>
+      </w:pPr>
+      <w:r>
         <w:t>A closer explanation</w:t>
       </w:r>
     </w:p>
     <w:p>
-      <w:r>
-        <w:t>Two students are sorting fictional event cards for a classroom calendar. Their first instruction is Put the good cards together. Mina calls a colourful card good. Theo calls a plain card good because its room is easy to read. They disagree even though both followed a reasonable interpretation of the word good.</w:t>
-      </w:r>
-    </w:p>
-    <w:p>
-      <w:r>
-        <w:t>A category is useful for a task when people can tell what evidence makes an example belong to it. An operational definition states the observations or checks to perform. For this paper exercise, we will check two printed fields: an event day and a room code. The task is to check the record against a classroom policy, not to judge the quality of the event or the person who wrote it.</w:t>
-      </w:r>
-    </w:p>
-    <w:p>
-      <w:r>
-        <w:t>Labels depend on the definition in use. A model fitted to labels can learn the distinctions those labels encode, including mistakes and inconsistencies. Before asking a model to copy a label, ask whether people have a clear, useful guide for assigning it.</w:t>
+      <w:pPr>
+        <w:spacing w:line="336" w:lineRule="auto" w:after="180"/>
+      </w:pPr>
+      <w:r>
+        <w:rPr>
+          <w:b w:val="0"/>
+        </w:rPr>
+        <w:t>Two students are sorting fictional event cards for a classroom calendar. Their first instruction is Put the good cards together. Mina calls a colourful card good. Theo calls a plain card good because its room is easy to read.</w:t>
+      </w:r>
+    </w:p>
+    <w:p>
+      <w:pPr>
+        <w:spacing w:line="336" w:lineRule="auto" w:after="180"/>
+      </w:pPr>
+      <w:r>
+        <w:rPr>
+          <w:b w:val="0"/>
+        </w:rPr>
+        <w:t>They disagree even though both followed a reasonable interpretation of the word good.</w:t>
+      </w:r>
+    </w:p>
+    <w:p>
+      <w:pPr>
+        <w:spacing w:line="336" w:lineRule="auto" w:after="180"/>
+      </w:pPr>
+      <w:r>
+        <w:rPr>
+          <w:b w:val="0"/>
+        </w:rPr>
+        <w:t xml:space="preserve">A </w:t>
+      </w:r>
+      <w:r>
+        <w:rPr>
+          <w:b/>
+        </w:rPr>
+        <w:t>category</w:t>
+      </w:r>
+      <w:r>
+        <w:rPr>
+          <w:b w:val="0"/>
+        </w:rPr>
+        <w:t xml:space="preserve"> is useful for a task when people can tell what </w:t>
+      </w:r>
+      <w:r>
+        <w:rPr>
+          <w:b/>
+        </w:rPr>
+        <w:t>evidence</w:t>
+      </w:r>
+      <w:r>
+        <w:rPr>
+          <w:b w:val="0"/>
+        </w:rPr>
+        <w:t xml:space="preserve"> makes an example belong to it. An </w:t>
+      </w:r>
+      <w:r>
+        <w:rPr>
+          <w:b/>
+        </w:rPr>
+        <w:t>operational definition</w:t>
+      </w:r>
+      <w:r>
+        <w:rPr>
+          <w:b w:val="0"/>
+        </w:rPr>
+        <w:t xml:space="preserve"> states the </w:t>
+      </w:r>
+      <w:r>
+        <w:rPr>
+          <w:b/>
+        </w:rPr>
+        <w:t>observation</w:t>
+      </w:r>
+      <w:r>
+        <w:rPr>
+          <w:b w:val="0"/>
+        </w:rPr>
+        <w:t>s or checks to perform.</w:t>
+      </w:r>
+    </w:p>
+    <w:p>
+      <w:pPr>
+        <w:spacing w:line="336" w:lineRule="auto" w:after="180"/>
+      </w:pPr>
+      <w:r>
+        <w:rPr>
+          <w:b w:val="0"/>
+        </w:rPr>
+        <w:t>For this paper exercise, we will check two printed fields: an event day and a room code. The task is to check the record against a classroom policy, not to judge the quality of the event or the person who wrote it.</w:t>
+      </w:r>
+    </w:p>
+    <w:p>
+      <w:pPr>
+        <w:spacing w:line="336" w:lineRule="auto" w:after="180"/>
+      </w:pPr>
+      <w:r>
+        <w:rPr>
+          <w:b/>
+        </w:rPr>
+        <w:t>Label</w:t>
+      </w:r>
+      <w:r>
+        <w:rPr>
+          <w:b w:val="0"/>
+        </w:rPr>
+        <w:t xml:space="preserve">s depend on the definition in use. A model fitted to </w:t>
+      </w:r>
+      <w:r>
+        <w:rPr>
+          <w:b/>
+        </w:rPr>
+        <w:t>label</w:t>
+      </w:r>
+      <w:r>
+        <w:rPr>
+          <w:b w:val="0"/>
+        </w:rPr>
+        <w:t xml:space="preserve">s can learn the distinctions those </w:t>
+      </w:r>
+      <w:r>
+        <w:rPr>
+          <w:b/>
+        </w:rPr>
+        <w:t>label</w:t>
+      </w:r>
+      <w:r>
+        <w:rPr>
+          <w:b w:val="0"/>
+        </w:rPr>
+        <w:t>s encode, including mistakes and inconsistencies.</w:t>
+      </w:r>
+    </w:p>
+    <w:p>
+      <w:pPr>
+        <w:spacing w:line="336" w:lineRule="auto" w:after="180"/>
+      </w:pPr>
+      <w:r>
+        <w:rPr>
+          <w:b w:val="0"/>
+        </w:rPr>
+        <w:t xml:space="preserve">Before asking a model to copy a </w:t>
+      </w:r>
+      <w:r>
+        <w:rPr>
+          <w:b/>
+        </w:rPr>
+        <w:t>label</w:t>
+      </w:r>
+      <w:r>
+        <w:rPr>
+          <w:b w:val="0"/>
+        </w:rPr>
+        <w:t>, ask whether people have a clear, useful guide for assigning it.</w:t>
       </w:r>
     </w:p>
     <w:p>
@@ -312,7 +833,24 @@
     </w:p>
     <w:p>
       <w:r>
-        <w:t>VISUAL MECHANISM</w:t>
+        <w:t>Follow the mechanism for Categories and Labels. Connect each labelled input, deciding step and result.</w:t>
+      </w:r>
+    </w:p>
+    <w:p>
+      <w:pPr>
+        <w:spacing w:line="336" w:lineRule="auto" w:after="180"/>
+      </w:pPr>
+      <w:r>
+        <w:rPr>
+          <w:b/>
+        </w:rPr>
+        <w:t xml:space="preserve">VISUAL </w:t>
+      </w:r>
+      <w:r>
+        <w:rPr>
+          <w:b/>
+        </w:rPr>
+        <w:t>MECHANISM</w:t>
       </w:r>
     </w:p>
     <w:p>
@@ -324,7 +862,13 @@
       </w:r>
     </w:p>
     <w:p>
-      <w:r>
+      <w:pPr>
+        <w:spacing w:line="336" w:lineRule="auto" w:after="180"/>
+      </w:pPr>
+      <w:r>
+        <w:rPr>
+          <w:b w:val="0"/>
+        </w:rPr>
         <w:t>Follow the information instead of imagining magic inside the machine.</w:t>
       </w:r>
     </w:p>
@@ -437,32 +981,242 @@
       </w:r>
     </w:p>
     <w:p>
-      <w:r>
-        <w:t>INPUT  objects and a purpose for sorting</w:t>
-      </w:r>
-    </w:p>
-    <w:p>
-      <w:r>
-        <w:t>PROCESS  people define labels and assign examples</w:t>
-      </w:r>
-    </w:p>
-    <w:p>
-      <w:r>
-        <w:t>OUTPUT  category names attached to items</w:t>
-      </w:r>
-    </w:p>
-    <w:p>
-      <w:r>
-        <w:t>CORE IDEA  Labels are human choices that may overlap or be unclear.</w:t>
-      </w:r>
-    </w:p>
-    <w:p>
-      <w:r>
-        <w:t>UNDER THE HOOD  A label is an operational definition chosen for a task. Categories may be mutually exclusive, multi-label, hierarchical, subjective, or context-dependent. Ambiguity in labels becomes ambiguity in training and evaluation.</w:t>
-      </w:r>
-    </w:p>
-    <w:p>
-      <w:r>
+      <w:pPr>
+        <w:spacing w:line="336" w:lineRule="auto" w:after="180"/>
+      </w:pPr>
+      <w:r>
+        <w:rPr>
+          <w:b/>
+        </w:rPr>
+        <w:t>INPUT</w:t>
+      </w:r>
+      <w:r>
+        <w:rPr>
+          <w:b w:val="0"/>
+        </w:rPr>
+        <w:t xml:space="preserve">  objects and a purpose for sorting</w:t>
+      </w:r>
+    </w:p>
+    <w:p>
+      <w:pPr>
+        <w:spacing w:line="336" w:lineRule="auto" w:after="180"/>
+      </w:pPr>
+      <w:r>
+        <w:rPr>
+          <w:b/>
+        </w:rPr>
+        <w:t>PROCESS</w:t>
+      </w:r>
+      <w:r>
+        <w:rPr>
+          <w:b w:val="0"/>
+        </w:rPr>
+        <w:t xml:space="preserve">  people define </w:t>
+      </w:r>
+      <w:r>
+        <w:rPr>
+          <w:b/>
+        </w:rPr>
+        <w:t>label</w:t>
+      </w:r>
+      <w:r>
+        <w:rPr>
+          <w:b w:val="0"/>
+        </w:rPr>
+        <w:t>s and assign examples</w:t>
+      </w:r>
+    </w:p>
+    <w:p>
+      <w:pPr>
+        <w:spacing w:line="336" w:lineRule="auto" w:after="180"/>
+      </w:pPr>
+      <w:r>
+        <w:rPr>
+          <w:b/>
+        </w:rPr>
+        <w:t>OUTPUT</w:t>
+      </w:r>
+      <w:r>
+        <w:rPr>
+          <w:b w:val="0"/>
+        </w:rPr>
+        <w:t xml:space="preserve">  </w:t>
+      </w:r>
+      <w:r>
+        <w:rPr>
+          <w:b/>
+        </w:rPr>
+        <w:t>category</w:t>
+      </w:r>
+      <w:r>
+        <w:rPr>
+          <w:b w:val="0"/>
+        </w:rPr>
+        <w:t xml:space="preserve"> names attached to items</w:t>
+      </w:r>
+    </w:p>
+    <w:p>
+      <w:pPr>
+        <w:pStyle w:val="Heading3"/>
+      </w:pPr>
+      <w:r>
+        <w:t>Key idea</w:t>
+      </w:r>
+    </w:p>
+    <w:p>
+      <w:pPr>
+        <w:spacing w:line="336" w:lineRule="auto" w:after="180"/>
+        <w:shd w:fill="EDF7F3"/>
+      </w:pPr>
+      <w:r>
+        <w:rPr>
+          <w:b w:val="0"/>
+        </w:rPr>
+        <w:t xml:space="preserve">CORE IDEA  </w:t>
+      </w:r>
+      <w:r>
+        <w:rPr>
+          <w:b/>
+        </w:rPr>
+        <w:t>Label</w:t>
+      </w:r>
+      <w:r>
+        <w:rPr>
+          <w:b w:val="0"/>
+        </w:rPr>
+        <w:t xml:space="preserve">s are human choices that may </w:t>
+      </w:r>
+      <w:r>
+        <w:rPr>
+          <w:b/>
+        </w:rPr>
+        <w:t>overlap</w:t>
+      </w:r>
+      <w:r>
+        <w:rPr>
+          <w:b w:val="0"/>
+        </w:rPr>
+        <w:t xml:space="preserve"> or be unclear.</w:t>
+      </w:r>
+    </w:p>
+    <w:p>
+      <w:pPr>
+        <w:pStyle w:val="Heading3"/>
+      </w:pPr>
+      <w:r>
+        <w:t>How the mechanism works</w:t>
+      </w:r>
+    </w:p>
+    <w:p>
+      <w:pPr>
+        <w:spacing w:line="336" w:lineRule="auto" w:after="180"/>
+        <w:shd w:fill="F1F6F8"/>
+      </w:pPr>
+      <w:r>
+        <w:rPr>
+          <w:b w:val="0"/>
+        </w:rPr>
+        <w:t xml:space="preserve">UNDER THE HOOD  A </w:t>
+      </w:r>
+      <w:r>
+        <w:rPr>
+          <w:b/>
+        </w:rPr>
+        <w:t>label</w:t>
+      </w:r>
+      <w:r>
+        <w:rPr>
+          <w:b w:val="0"/>
+        </w:rPr>
+        <w:t xml:space="preserve"> is an </w:t>
+      </w:r>
+      <w:r>
+        <w:rPr>
+          <w:b/>
+        </w:rPr>
+        <w:t>operational definition</w:t>
+      </w:r>
+      <w:r>
+        <w:rPr>
+          <w:b w:val="0"/>
+        </w:rPr>
+        <w:t xml:space="preserve"> chosen for a task. Categories may be mutually exclusive, multi-</w:t>
+      </w:r>
+      <w:r>
+        <w:rPr>
+          <w:b/>
+        </w:rPr>
+        <w:t>label</w:t>
+      </w:r>
+      <w:r>
+        <w:rPr>
+          <w:b w:val="0"/>
+        </w:rPr>
+        <w:t>, hierarchical, subjective, or context-dependent.</w:t>
+      </w:r>
+    </w:p>
+    <w:p>
+      <w:pPr>
+        <w:spacing w:line="336" w:lineRule="auto" w:after="180"/>
+        <w:shd w:fill="F1F6F8"/>
+      </w:pPr>
+      <w:r>
+        <w:rPr>
+          <w:b/>
+        </w:rPr>
+        <w:t>Ambiguity</w:t>
+      </w:r>
+      <w:r>
+        <w:rPr>
+          <w:b w:val="0"/>
+        </w:rPr>
+        <w:t xml:space="preserve"> in </w:t>
+      </w:r>
+      <w:r>
+        <w:rPr>
+          <w:b/>
+        </w:rPr>
+        <w:t>label</w:t>
+      </w:r>
+      <w:r>
+        <w:rPr>
+          <w:b w:val="0"/>
+        </w:rPr>
+        <w:t xml:space="preserve">s becomes </w:t>
+      </w:r>
+      <w:r>
+        <w:rPr>
+          <w:b/>
+        </w:rPr>
+        <w:t>ambiguity</w:t>
+      </w:r>
+      <w:r>
+        <w:rPr>
+          <w:b w:val="0"/>
+        </w:rPr>
+        <w:t xml:space="preserve"> in </w:t>
+      </w:r>
+      <w:r>
+        <w:rPr>
+          <w:b/>
+        </w:rPr>
+        <w:t>training</w:t>
+      </w:r>
+      <w:r>
+        <w:rPr>
+          <w:b w:val="0"/>
+        </w:rPr>
+        <w:t xml:space="preserve"> and evaluation.</w:t>
+      </w:r>
+    </w:p>
+    <w:p>
+      <w:pPr>
+        <w:spacing w:line="336" w:lineRule="auto" w:after="180"/>
+      </w:pPr>
+      <w:r>
+        <w:rPr>
+          <w:b w:val="0"/>
+        </w:rPr>
         <w:t>Draw a fresh example with all three stages:</w:t>
       </w:r>
     </w:p>
@@ -475,8 +1229,25 @@
       </w:r>
     </w:p>
     <w:p>
-      <w:r>
-        <w:t>Our fictional calendar accepts a whole-number day from 1 through 30, including both endpoints, and exactly one room code, A or B. The month is already fixed for this exercise. A blank or unreadable field counts as unknown. The categories are revise, review and ready. Use the checks in the order shown.</w:t>
+      <w:pPr>
+        <w:spacing w:line="336" w:lineRule="auto" w:after="180"/>
+      </w:pPr>
+      <w:r>
+        <w:rPr>
+          <w:b w:val="0"/>
+        </w:rPr>
+        <w:t>Our fictional calendar accepts a whole-number day from 1 through 30, including both endpoints, and exactly one room code, A or B. The month is already fixed for this exercise. A blank or unreadable field counts as unknown.</w:t>
+      </w:r>
+    </w:p>
+    <w:p>
+      <w:pPr>
+        <w:spacing w:line="336" w:lineRule="auto" w:after="180"/>
+      </w:pPr>
+      <w:r>
+        <w:rPr>
+          <w:b w:val="0"/>
+        </w:rPr>
+        <w:t>The categories are revise, review and ready. Use the checks in the order shown.</w:t>
       </w:r>
     </w:p>
     <w:p>
@@ -636,8 +1407,25 @@
       </w:r>
     </w:p>
     <w:p>
-      <w:r>
-        <w:t>Known failure and unknown are different. Day 31 is known and outside the accepted range, so the card needs revision. An unreadable day might be valid or invalid; without another known failure, it needs review. Never silently turn a blank into zero just to make a comparison possible.</w:t>
+      <w:pPr>
+        <w:spacing w:line="336" w:lineRule="auto" w:after="180"/>
+      </w:pPr>
+      <w:r>
+        <w:rPr>
+          <w:b w:val="0"/>
+        </w:rPr>
+        <w:t>Known failure and unknown are different. Day 31 is known and outside the accepted range, so the card needs revision. An unreadable day might be valid or invalid; without another known failure, it needs review.</w:t>
+      </w:r>
+    </w:p>
+    <w:p>
+      <w:pPr>
+        <w:spacing w:line="336" w:lineRule="auto" w:after="180"/>
+      </w:pPr>
+      <w:r>
+        <w:rPr>
+          <w:b w:val="0"/>
+        </w:rPr>
+        <w:t>Never silently turn a blank into zero just to make a comparison possible.</w:t>
       </w:r>
     </w:p>
     <w:p>
@@ -649,8 +1437,26 @@
       </w:r>
     </w:p>
     <w:p>
-      <w:r>
-        <w:t>Point to the input, the deciding step and the result in this week’s visual. Explain the same step in ordinary words. A picture helps when you can say what each part represents.</w:t>
+      <w:pPr>
+        <w:spacing w:line="336" w:lineRule="auto" w:after="180"/>
+      </w:pPr>
+      <w:r>
+        <w:rPr>
+          <w:b w:val="0"/>
+        </w:rPr>
+        <w:t xml:space="preserve">Point to the </w:t>
+      </w:r>
+      <w:r>
+        <w:rPr>
+          <w:b/>
+        </w:rPr>
+        <w:t>input</w:t>
+      </w:r>
+      <w:r>
+        <w:rPr>
+          <w:b w:val="0"/>
+        </w:rPr>
+        <w:t>, the deciding step and the result in this week’s visual. Explain the same step in ordinary words. A picture helps when you can say what each part represents.</w:t>
       </w:r>
     </w:p>
     <w:p>
@@ -663,6 +1469,17 @@
     </w:p>
     <w:p>
       <w:r>
+        <w:t>Compare the supplied cases for Categories and Labels. Identify the detail that changes the conclusion.</w:t>
+      </w:r>
+    </w:p>
+    <w:p>
+      <w:pPr>
+        <w:spacing w:line="336" w:lineRule="auto" w:after="180"/>
+      </w:pPr>
+      <w:r>
+        <w:rPr>
+          <w:b/>
+        </w:rPr>
         <w:t>PICTURE GALLERY</w:t>
       </w:r>
     </w:p>
@@ -675,8 +1492,26 @@
       </w:r>
     </w:p>
     <w:p>
-      <w:r>
-        <w:t>Use the visual cue, then read the evidence carefully.</w:t>
+      <w:pPr>
+        <w:spacing w:line="336" w:lineRule="auto" w:after="180"/>
+      </w:pPr>
+      <w:r>
+        <w:rPr>
+          <w:b w:val="0"/>
+        </w:rPr>
+        <w:t xml:space="preserve">Use the visual cue, then read the </w:t>
+      </w:r>
+      <w:r>
+        <w:rPr>
+          <w:b/>
+        </w:rPr>
+        <w:t>evidence</w:t>
+      </w:r>
+      <w:r>
+        <w:rPr>
+          <w:b w:val="0"/>
+        </w:rPr>
+        <w:t xml:space="preserve"> carefully.</w:t>
       </w:r>
     </w:p>
     <w:p>
@@ -824,55 +1659,248 @@
       </w:r>
     </w:p>
     <w:p>
-      <w:r>
-        <w:t>CASE 1 — Red ball  Clue: red and round. Meaning: multiple descriptive labels.</w:t>
-      </w:r>
-    </w:p>
-    <w:p>
-      <w:r>
-        <w:t>CASE 2 — Frisbee  Clue: toy or sports equipment. Meaning: purpose changes label.</w:t>
-      </w:r>
-    </w:p>
-    <w:p>
-      <w:r>
+      <w:pPr>
+        <w:pStyle w:val="Heading3"/>
+      </w:pPr>
+      <w:r>
+        <w:t>The case to investigate</w:t>
+      </w:r>
+    </w:p>
+    <w:p>
+      <w:pPr>
+        <w:spacing w:line="336" w:lineRule="auto" w:after="180"/>
+        <w:shd w:fill="F1F6FC"/>
+      </w:pPr>
+      <w:r>
+        <w:rPr>
+          <w:b w:val="0"/>
+        </w:rPr>
+        <w:t xml:space="preserve">CASE 1 — Red ball  Clue: red and round. Meaning: multiple descriptive </w:t>
+      </w:r>
+      <w:r>
+        <w:rPr>
+          <w:b/>
+        </w:rPr>
+        <w:t>label</w:t>
+      </w:r>
+      <w:r>
+        <w:rPr>
+          <w:b w:val="0"/>
+        </w:rPr>
+        <w:t>s.</w:t>
+      </w:r>
+    </w:p>
+    <w:p>
+      <w:pPr>
+        <w:pStyle w:val="Heading3"/>
+      </w:pPr>
+      <w:r>
+        <w:t>The case to investigate</w:t>
+      </w:r>
+    </w:p>
+    <w:p>
+      <w:pPr>
+        <w:spacing w:line="336" w:lineRule="auto" w:after="180"/>
+        <w:shd w:fill="F1F6FC"/>
+      </w:pPr>
+      <w:r>
+        <w:rPr>
+          <w:b w:val="0"/>
+        </w:rPr>
+        <w:t xml:space="preserve">CASE 2 — Frisbee  Clue: toy or sports equipment. Meaning: purpose changes </w:t>
+      </w:r>
+      <w:r>
+        <w:rPr>
+          <w:b/>
+        </w:rPr>
+        <w:t>label</w:t>
+      </w:r>
+      <w:r>
+        <w:rPr>
+          <w:b w:val="0"/>
+        </w:rPr>
+        <w:t>.</w:t>
+      </w:r>
+    </w:p>
+    <w:p>
+      <w:pPr>
+        <w:pStyle w:val="Heading3"/>
+      </w:pPr>
+      <w:r>
+        <w:t>The case to investigate</w:t>
+      </w:r>
+    </w:p>
+    <w:p>
+      <w:pPr>
+        <w:spacing w:line="336" w:lineRule="auto" w:after="180"/>
+        <w:shd w:fill="F1F6FC"/>
+      </w:pPr>
+      <w:r>
+        <w:rPr>
+          <w:b w:val="0"/>
+        </w:rPr>
         <w:t>CASE 3 — Wet slide  Clue: equipment and possible hazard. Meaning: context matters.</w:t>
       </w:r>
     </w:p>
     <w:p>
-      <w:r>
-        <w:t>CASE 4 — Mystery object  Clue: insufficient features. Meaning: need more information.</w:t>
-      </w:r>
-    </w:p>
-    <w:p>
-      <w:r>
-        <w:t>BOUNDARY  Labels do not exist naturally in the data; people define them for a purpose.</w:t>
-      </w:r>
-    </w:p>
-    <w:p>
-      <w:r>
-        <w:t>Which two pictures are easiest to confuse? What evidence separates them?</w:t>
-      </w:r>
-    </w:p>
-    <w:p>
       <w:pPr>
         <w:pStyle w:val="Heading3"/>
       </w:pPr>
       <w:r>
+        <w:t>The case to investigate</w:t>
+      </w:r>
+    </w:p>
+    <w:p>
+      <w:pPr>
+        <w:spacing w:line="336" w:lineRule="auto" w:after="180"/>
+        <w:shd w:fill="F1F6FC"/>
+      </w:pPr>
+      <w:r>
+        <w:rPr>
+          <w:b w:val="0"/>
+        </w:rPr>
+        <w:t xml:space="preserve">CASE 4 — Mystery object  Clue: insufficient features. Meaning: need </w:t>
+      </w:r>
+      <w:r>
+        <w:rPr>
+          <w:b/>
+        </w:rPr>
+        <w:t>more information</w:t>
+      </w:r>
+      <w:r>
+        <w:rPr>
+          <w:b w:val="0"/>
+        </w:rPr>
+        <w:t>.</w:t>
+      </w:r>
+    </w:p>
+    <w:p>
+      <w:pPr>
+        <w:pStyle w:val="Heading3"/>
+      </w:pPr>
+      <w:r>
+        <w:t>Keep this boundary clear</w:t>
+      </w:r>
+    </w:p>
+    <w:p>
+      <w:pPr>
+        <w:spacing w:line="336" w:lineRule="auto" w:after="180"/>
+        <w:shd w:fill="FFF5E6"/>
+      </w:pPr>
+      <w:r>
+        <w:rPr>
+          <w:b w:val="0"/>
+        </w:rPr>
+        <w:t xml:space="preserve">BOUNDARY  </w:t>
+      </w:r>
+      <w:r>
+        <w:rPr>
+          <w:b/>
+        </w:rPr>
+        <w:t>Label</w:t>
+      </w:r>
+      <w:r>
+        <w:rPr>
+          <w:b w:val="0"/>
+        </w:rPr>
+        <w:t>s do not exist naturally in the data; people define them for a purpose.</w:t>
+      </w:r>
+    </w:p>
+    <w:p>
+      <w:pPr>
+        <w:spacing w:line="336" w:lineRule="auto" w:after="180"/>
+        <w:shd w:fill="F5F1FB"/>
+      </w:pPr>
+      <w:r>
+        <w:rPr>
+          <w:b w:val="0"/>
+        </w:rPr>
+        <w:t xml:space="preserve">Which two pictures are easiest to confuse? What </w:t>
+      </w:r>
+      <w:r>
+        <w:rPr>
+          <w:b/>
+        </w:rPr>
+        <w:t>evidence</w:t>
+      </w:r>
+      <w:r>
+        <w:rPr>
+          <w:b w:val="0"/>
+        </w:rPr>
+        <w:t xml:space="preserve"> separates them?</w:t>
+      </w:r>
+    </w:p>
+    <w:p>
+      <w:pPr>
+        <w:pStyle w:val="Heading3"/>
+      </w:pPr>
+      <w:r>
         <w:t>Change one thing in the pictured case</w:t>
       </w:r>
     </w:p>
     <w:p>
-      <w:r>
+      <w:pPr>
+        <w:pStyle w:val="Heading3"/>
+      </w:pPr>
+      <w:r>
+        <w:t>Change one thing</w:t>
+      </w:r>
+    </w:p>
+    <w:p>
+      <w:pPr>
+        <w:spacing w:line="336" w:lineRule="auto" w:after="180"/>
+        <w:shd w:fill="F5F1FB"/>
+      </w:pPr>
+      <w:r>
+        <w:rPr>
+          <w:b w:val="0"/>
+        </w:rPr>
         <w:t>Change: Change B’s quantity from 5 to 4; leave colour blank.</w:t>
       </w:r>
     </w:p>
     <w:p>
-      <w:r>
-        <w:t>Prediction: B becomes review.</w:t>
-      </w:r>
-    </w:p>
-    <w:p>
-      <w:r>
+      <w:pPr>
+        <w:pStyle w:val="Heading3"/>
+      </w:pPr>
+      <w:r>
+        <w:t>Predicted result</w:t>
+      </w:r>
+    </w:p>
+    <w:p>
+      <w:pPr>
+        <w:spacing w:line="336" w:lineRule="auto" w:after="180"/>
+        <w:shd w:fill="F1F6FC"/>
+      </w:pPr>
+      <w:r>
+        <w:rPr>
+          <w:b/>
+        </w:rPr>
+        <w:t>Prediction</w:t>
+      </w:r>
+      <w:r>
+        <w:rPr>
+          <w:b w:val="0"/>
+        </w:rPr>
+        <w:t>: B becomes review.</w:t>
+      </w:r>
+    </w:p>
+    <w:p>
+      <w:pPr>
+        <w:pStyle w:val="Heading3"/>
+      </w:pPr>
+      <w:r>
+        <w:t>Why the result follows</w:t>
+      </w:r>
+    </w:p>
+    <w:p>
+      <w:pPr>
+        <w:spacing w:line="336" w:lineRule="auto" w:after="180"/>
+        <w:shd w:fill="F1F6FC"/>
+      </w:pPr>
+      <w:r>
+        <w:rPr>
+          <w:b w:val="0"/>
+        </w:rPr>
         <w:t>Reason: The known failure is removed, but a required field is still missing.</w:t>
       </w:r>
     </w:p>
@@ -886,6 +1914,17 @@
     </w:p>
     <w:p>
       <w:r>
+        <w:t>Use the vocabulary of Categories and Labels to explain a concrete decision, rather than only memorising definitions.</w:t>
+      </w:r>
+    </w:p>
+    <w:p>
+      <w:pPr>
+        <w:spacing w:line="336" w:lineRule="auto" w:after="180"/>
+      </w:pPr>
+      <w:r>
+        <w:rPr>
+          <w:b/>
+        </w:rPr>
         <w:t>VOCABULARY</w:t>
       </w:r>
     </w:p>
@@ -898,7 +1937,13 @@
       </w:r>
     </w:p>
     <w:p>
-      <w:r>
+      <w:pPr>
+        <w:spacing w:line="336" w:lineRule="auto" w:after="180"/>
+      </w:pPr>
+      <w:r>
+        <w:rPr>
+          <w:b w:val="0"/>
+        </w:rPr>
         <w:t>The badge is a memory cue; the definition does the real thinking work.</w:t>
       </w:r>
     </w:p>
@@ -1222,17 +2267,69 @@
       </w:r>
     </w:p>
     <w:p>
-      <w:r>
-        <w:t>CLAIM TO REPAIR  Every object has exactly one correct label.</w:t>
-      </w:r>
-    </w:p>
-    <w:p>
-      <w:r>
-        <w:t>Use one vocabulary word and one piece of evidence to repair it:</w:t>
-      </w:r>
-    </w:p>
-    <w:p>
-      <w:r>
+      <w:pPr>
+        <w:pStyle w:val="Heading3"/>
+      </w:pPr>
+      <w:r>
+        <w:t>Find the unsupported claim</w:t>
+      </w:r>
+    </w:p>
+    <w:p>
+      <w:pPr>
+        <w:spacing w:line="336" w:lineRule="auto" w:after="180"/>
+        <w:shd w:fill="F5F1FB"/>
+      </w:pPr>
+      <w:r>
+        <w:rPr>
+          <w:b w:val="0"/>
+        </w:rPr>
+        <w:t xml:space="preserve">CLAIM TO REPAIR  Every object has exactly one correct </w:t>
+      </w:r>
+      <w:r>
+        <w:rPr>
+          <w:b/>
+        </w:rPr>
+        <w:t>label</w:t>
+      </w:r>
+      <w:r>
+        <w:rPr>
+          <w:b w:val="0"/>
+        </w:rPr>
+        <w:t>.</w:t>
+      </w:r>
+    </w:p>
+    <w:p>
+      <w:pPr>
+        <w:spacing w:line="336" w:lineRule="auto" w:after="180"/>
+      </w:pPr>
+      <w:r>
+        <w:rPr>
+          <w:b w:val="0"/>
+        </w:rPr>
+        <w:t xml:space="preserve">Use one vocabulary word and one piece of </w:t>
+      </w:r>
+      <w:r>
+        <w:rPr>
+          <w:b/>
+        </w:rPr>
+        <w:t>evidence</w:t>
+      </w:r>
+      <w:r>
+        <w:rPr>
+          <w:b w:val="0"/>
+        </w:rPr>
+        <w:t xml:space="preserve"> to repair it:</w:t>
+      </w:r>
+    </w:p>
+    <w:p>
+      <w:pPr>
+        <w:spacing w:line="336" w:lineRule="auto" w:after="180"/>
+        <w:shd w:fill="EDF7F3"/>
+      </w:pPr>
+      <w:r>
+        <w:rPr>
+          <w:b w:val="0"/>
+        </w:rPr>
         <w:t>WORD POWER  A strong definition helps you decide something in a new case.</w:t>
       </w:r>
     </w:p>
@@ -1356,6 +2453,17 @@
     </w:p>
     <w:p>
       <w:r>
+        <w:t>Follow the worked trace for Categories and Labels, predict a step, then compare with its explanation.</w:t>
+      </w:r>
+    </w:p>
+    <w:p>
+      <w:pPr>
+        <w:spacing w:line="336" w:lineRule="auto" w:after="180"/>
+      </w:pPr>
+      <w:r>
+        <w:rPr>
+          <w:b/>
+        </w:rPr>
         <w:t>WORKED EXAMPLE</w:t>
       </w:r>
     </w:p>
@@ -1368,8 +2476,26 @@
       </w:r>
     </w:p>
     <w:p>
-      <w:r>
-        <w:t>Every step connects a claim to observable evidence.</w:t>
+      <w:pPr>
+        <w:spacing w:line="336" w:lineRule="auto" w:after="180"/>
+      </w:pPr>
+      <w:r>
+        <w:rPr>
+          <w:b w:val="0"/>
+        </w:rPr>
+        <w:t xml:space="preserve">Every step connects a claim to observable </w:t>
+      </w:r>
+      <w:r>
+        <w:rPr>
+          <w:b/>
+        </w:rPr>
+        <w:t>evidence</w:t>
+      </w:r>
+      <w:r>
+        <w:rPr>
+          <w:b w:val="0"/>
+        </w:rPr>
+        <w:t>.</w:t>
       </w:r>
     </w:p>
     <w:p>
@@ -1409,38 +2535,243 @@
       </w:r>
     </w:p>
     <w:p>
-      <w:r>
+      <w:pPr>
+        <w:pStyle w:val="Heading3"/>
+      </w:pPr>
+      <w:r>
+        <w:t>The case to investigate</w:t>
+      </w:r>
+    </w:p>
+    <w:p>
+      <w:pPr>
+        <w:spacing w:line="336" w:lineRule="auto" w:after="180"/>
+        <w:shd w:fill="F1F6FC"/>
+      </w:pPr>
+      <w:r>
+        <w:rPr>
+          <w:b w:val="0"/>
+        </w:rPr>
         <w:t>CASE  A playground object can be both red and round, a toy and sports equipment, or safe in one situation and unsafe in another.</w:t>
       </w:r>
     </w:p>
     <w:p>
-      <w:r>
+      <w:pPr>
+        <w:pStyle w:val="Heading3"/>
+      </w:pPr>
+      <w:r>
+        <w:t>Step 1</w:t>
+      </w:r>
+    </w:p>
+    <w:p>
+      <w:pPr>
+        <w:spacing w:line="336" w:lineRule="auto" w:after="180"/>
+        <w:shd w:fill="F4F9FC"/>
+      </w:pPr>
+      <w:r>
+        <w:rPr>
+          <w:b w:val="0"/>
+        </w:rPr>
         <w:t>STEP 1 — OBSERVE  objects and a purpose for sorting</w:t>
       </w:r>
     </w:p>
     <w:p>
-      <w:r>
-        <w:t>STEP 2 — TRACE  people define labels and assign examples</w:t>
-      </w:r>
-    </w:p>
-    <w:p>
-      <w:r>
-        <w:t>STEP 3 — CONCLUDE  category names attached to items</w:t>
-      </w:r>
-    </w:p>
-    <w:p>
-      <w:r>
-        <w:t>MODEL REASONING  Strong labels include a purpose and a rule for membership. Overlapping objects may need multiple labels or a priority rule. A revised definition should reduce disagreement without pretending every case is simple.</w:t>
-      </w:r>
-    </w:p>
-    <w:p>
-      <w:r>
-        <w:t>DO NOT OVERCLAIM  Labels do not exist naturally in the data; people define them for a purpose.</w:t>
-      </w:r>
-    </w:p>
-    <w:p>
-      <w:r>
-        <w:t>What new evidence could change this answer?</w:t>
+      <w:pPr>
+        <w:pStyle w:val="Heading3"/>
+      </w:pPr>
+      <w:r>
+        <w:t>Step 2</w:t>
+      </w:r>
+    </w:p>
+    <w:p>
+      <w:pPr>
+        <w:spacing w:line="336" w:lineRule="auto" w:after="180"/>
+        <w:shd w:fill="F4F9FC"/>
+      </w:pPr>
+      <w:r>
+        <w:rPr>
+          <w:b w:val="0"/>
+        </w:rPr>
+        <w:t xml:space="preserve">STEP 2 — TRACE  people define </w:t>
+      </w:r>
+      <w:r>
+        <w:rPr>
+          <w:b/>
+        </w:rPr>
+        <w:t>label</w:t>
+      </w:r>
+      <w:r>
+        <w:rPr>
+          <w:b w:val="0"/>
+        </w:rPr>
+        <w:t>s and assign examples</w:t>
+      </w:r>
+    </w:p>
+    <w:p>
+      <w:pPr>
+        <w:pStyle w:val="Heading3"/>
+      </w:pPr>
+      <w:r>
+        <w:t>Step 3</w:t>
+      </w:r>
+    </w:p>
+    <w:p>
+      <w:pPr>
+        <w:spacing w:line="336" w:lineRule="auto" w:after="180"/>
+        <w:shd w:fill="F4F9FC"/>
+      </w:pPr>
+      <w:r>
+        <w:rPr>
+          <w:b w:val="0"/>
+        </w:rPr>
+        <w:t xml:space="preserve">STEP 3 — CONCLUDE  </w:t>
+      </w:r>
+      <w:r>
+        <w:rPr>
+          <w:b/>
+        </w:rPr>
+        <w:t>category</w:t>
+      </w:r>
+      <w:r>
+        <w:rPr>
+          <w:b w:val="0"/>
+        </w:rPr>
+        <w:t xml:space="preserve"> names attached to items</w:t>
+      </w:r>
+    </w:p>
+    <w:p>
+      <w:pPr>
+        <w:pStyle w:val="Heading3"/>
+      </w:pPr>
+      <w:r>
+        <w:t>Model answer</w:t>
+      </w:r>
+    </w:p>
+    <w:p>
+      <w:pPr>
+        <w:spacing w:line="336" w:lineRule="auto" w:after="180"/>
+        <w:shd w:fill="F1F6FC"/>
+      </w:pPr>
+      <w:r>
+        <w:rPr>
+          <w:b w:val="0"/>
+        </w:rPr>
+        <w:t xml:space="preserve">MODEL REASONING  Strong </w:t>
+      </w:r>
+      <w:r>
+        <w:rPr>
+          <w:b/>
+        </w:rPr>
+        <w:t>label</w:t>
+      </w:r>
+      <w:r>
+        <w:rPr>
+          <w:b w:val="0"/>
+        </w:rPr>
+        <w:t xml:space="preserve">s include a purpose and a rule for membership. </w:t>
+      </w:r>
+      <w:r>
+        <w:rPr>
+          <w:b/>
+        </w:rPr>
+        <w:t>Overlap</w:t>
+      </w:r>
+      <w:r>
+        <w:rPr>
+          <w:b w:val="0"/>
+        </w:rPr>
+        <w:t xml:space="preserve">ping objects may need multiple </w:t>
+      </w:r>
+      <w:r>
+        <w:rPr>
+          <w:b/>
+        </w:rPr>
+        <w:t>label</w:t>
+      </w:r>
+      <w:r>
+        <w:rPr>
+          <w:b w:val="0"/>
+        </w:rPr>
+        <w:t>s or a priority rule.</w:t>
+      </w:r>
+    </w:p>
+    <w:p>
+      <w:pPr>
+        <w:spacing w:line="336" w:lineRule="auto" w:after="180"/>
+        <w:shd w:fill="F1F6FC"/>
+      </w:pPr>
+      <w:r>
+        <w:rPr>
+          <w:b w:val="0"/>
+        </w:rPr>
+        <w:t xml:space="preserve">A revised definition should reduce </w:t>
+      </w:r>
+      <w:r>
+        <w:rPr>
+          <w:b/>
+        </w:rPr>
+        <w:t>disagreement</w:t>
+      </w:r>
+      <w:r>
+        <w:rPr>
+          <w:b w:val="0"/>
+        </w:rPr>
+        <w:t xml:space="preserve"> without pretending every case is simple.</w:t>
+      </w:r>
+    </w:p>
+    <w:p>
+      <w:pPr>
+        <w:pStyle w:val="Heading3"/>
+      </w:pPr>
+      <w:r>
+        <w:t>A claim to avoid</w:t>
+      </w:r>
+    </w:p>
+    <w:p>
+      <w:pPr>
+        <w:spacing w:line="336" w:lineRule="auto" w:after="180"/>
+        <w:shd w:fill="FFF5E6"/>
+      </w:pPr>
+      <w:r>
+        <w:rPr>
+          <w:b w:val="0"/>
+        </w:rPr>
+        <w:t xml:space="preserve">DO NOT OVERCLAIM  </w:t>
+      </w:r>
+      <w:r>
+        <w:rPr>
+          <w:b/>
+        </w:rPr>
+        <w:t>Label</w:t>
+      </w:r>
+      <w:r>
+        <w:rPr>
+          <w:b w:val="0"/>
+        </w:rPr>
+        <w:t>s do not exist naturally in the data; people define them for a purpose.</w:t>
+      </w:r>
+    </w:p>
+    <w:p>
+      <w:pPr>
+        <w:spacing w:line="336" w:lineRule="auto" w:after="180"/>
+        <w:shd w:fill="F5F1FB"/>
+      </w:pPr>
+      <w:r>
+        <w:rPr>
+          <w:b w:val="0"/>
+        </w:rPr>
+        <w:t xml:space="preserve">What new </w:t>
+      </w:r>
+      <w:r>
+        <w:rPr>
+          <w:b/>
+        </w:rPr>
+        <w:t>evidence</w:t>
+      </w:r>
+      <w:r>
+        <w:rPr>
+          <w:b w:val="0"/>
+        </w:rPr>
+        <w:t xml:space="preserve"> could change this answer?</w:t>
       </w:r>
     </w:p>
     <w:p>
@@ -1627,13 +2958,47 @@
       </w:tr>
     </w:tbl>
     <w:p>
-      <w:r>
-        <w:t>For the last card, first read only what is known: day 31. Compare it with the allowed range and record a failure. The guide therefore selects revise before the missing-room check. Checking the room later could reveal another problem, but it cannot make day 31 satisfy this policy.</w:t>
-      </w:r>
-    </w:p>
-    <w:p>
-      <w:r>
-        <w:t>A clear explanation cites the particular criterion. Saying It looks wrong is not enough. Write Day 31 exceeds the accepted maximum of 30 instead. That explanation lets another person reproduce the check and challenge it if the recorded value or policy is different.</w:t>
+      <w:pPr>
+        <w:spacing w:line="336" w:lineRule="auto" w:after="180"/>
+      </w:pPr>
+      <w:r>
+        <w:rPr>
+          <w:b w:val="0"/>
+        </w:rPr>
+        <w:t>For the last card, first read only what is known: day 31. Compare it with the allowed range and record a failure. The guide therefore selects revise before the missing-room check.</w:t>
+      </w:r>
+    </w:p>
+    <w:p>
+      <w:pPr>
+        <w:spacing w:line="336" w:lineRule="auto" w:after="180"/>
+      </w:pPr>
+      <w:r>
+        <w:rPr>
+          <w:b w:val="0"/>
+        </w:rPr>
+        <w:t>Checking the room later could reveal another problem, but it cannot make day 31 satisfy this policy.</w:t>
+      </w:r>
+    </w:p>
+    <w:p>
+      <w:pPr>
+        <w:spacing w:line="336" w:lineRule="auto" w:after="180"/>
+      </w:pPr>
+      <w:r>
+        <w:rPr>
+          <w:b w:val="0"/>
+        </w:rPr>
+        <w:t>A clear explanation cites the particular criterion. Saying It looks wrong is not enough. Write Day 31 exceeds the accepted maximum of 30 instead.</w:t>
+      </w:r>
+    </w:p>
+    <w:p>
+      <w:pPr>
+        <w:spacing w:line="336" w:lineRule="auto" w:after="180"/>
+      </w:pPr>
+      <w:r>
+        <w:rPr>
+          <w:b w:val="0"/>
+        </w:rPr>
+        <w:t>That explanation lets another person reproduce the check and challenge it if the recorded value or policy is different.</w:t>
       </w:r>
     </w:p>
     <w:p>
@@ -1645,7 +3010,13 @@
       </w:r>
     </w:p>
     <w:p>
-      <w:r>
+      <w:pPr>
+        <w:spacing w:line="336" w:lineRule="auto" w:after="180"/>
+      </w:pPr>
+      <w:r>
+        <w:rPr>
+          <w:b w:val="0"/>
+        </w:rPr>
         <w:t>Cover the result before checking it. Say what is given, choose the procedure, and follow one step at a time. Then uncover the result and explain your first mismatch. Ask why a step is allowed, not only what number it produces.</w:t>
       </w:r>
     </w:p>
@@ -1658,8 +3029,26 @@
       </w:r>
     </w:p>
     <w:p>
-      <w:r>
-        <w:t>A fictional craft club labels cardboard-order cards ready, review or revise.</w:t>
+      <w:pPr>
+        <w:spacing w:line="336" w:lineRule="auto" w:after="180"/>
+      </w:pPr>
+      <w:r>
+        <w:rPr>
+          <w:b w:val="0"/>
+        </w:rPr>
+        <w:t xml:space="preserve">A fictional craft club </w:t>
+      </w:r>
+      <w:r>
+        <w:rPr>
+          <w:b/>
+        </w:rPr>
+        <w:t>label</w:t>
+      </w:r>
+      <w:r>
+        <w:rPr>
+          <w:b w:val="0"/>
+        </w:rPr>
+        <w:t>s cardboard-order cards ready, review or revise.</w:t>
       </w:r>
     </w:p>
     <w:p>
@@ -1671,12 +3060,42 @@
       </w:r>
     </w:p>
     <w:p>
-      <w:r>
+      <w:pPr>
+        <w:pStyle w:val="Heading3"/>
+      </w:pPr>
+      <w:r>
+        <w:t>Supplied facts</w:t>
+      </w:r>
+    </w:p>
+    <w:p>
+      <w:pPr>
+        <w:spacing w:line="336" w:lineRule="auto" w:after="180"/>
+        <w:shd w:fill="F1F6FC"/>
+      </w:pPr>
+      <w:r>
+        <w:rPr>
+          <w:b w:val="0"/>
+        </w:rPr>
         <w:t>Allowed quantity: whole number 1–4. Required colour: red or blue.</w:t>
       </w:r>
     </w:p>
     <w:p>
-      <w:r>
+      <w:pPr>
+        <w:pStyle w:val="Heading3"/>
+      </w:pPr>
+      <w:r>
+        <w:t>Supplied facts</w:t>
+      </w:r>
+    </w:p>
+    <w:p>
+      <w:pPr>
+        <w:spacing w:line="336" w:lineRule="auto" w:after="180"/>
+        <w:shd w:fill="F1F6FC"/>
+      </w:pPr>
+      <w:r>
+        <w:rPr>
+          <w:b w:val="0"/>
+        </w:rPr>
         <w:t>If any known field fails, revise; otherwise if a required field is blank, review; otherwise ready. Cards A=(4,red), B=(5,blank), C=(2,blank).</w:t>
       </w:r>
     </w:p>
@@ -1862,30 +3281,186 @@
       </w:r>
     </w:p>
     <w:p>
-      <w:r>
-        <w:t>Operational labels specify what a word means for this task. Two labellers using the same priority should agree on these cards. Review describes missing evidence, not a hidden assumption that the card is wrong. Revise is supported by a known failure.</w:t>
-      </w:r>
-    </w:p>
-    <w:p>
       <w:pPr>
         <w:pStyle w:val="Heading3"/>
       </w:pPr>
       <w:r>
+        <w:t>Why the result follows</w:t>
+      </w:r>
+    </w:p>
+    <w:p>
+      <w:pPr>
+        <w:spacing w:line="336" w:lineRule="auto" w:after="180"/>
+        <w:shd w:fill="F1F6FC"/>
+      </w:pPr>
+      <w:r>
+        <w:rPr>
+          <w:b w:val="0"/>
+        </w:rPr>
+        <w:t xml:space="preserve">Operational </w:t>
+      </w:r>
+      <w:r>
+        <w:rPr>
+          <w:b/>
+        </w:rPr>
+        <w:t>label</w:t>
+      </w:r>
+      <w:r>
+        <w:rPr>
+          <w:b w:val="0"/>
+        </w:rPr>
+        <w:t xml:space="preserve">s specify what a word means for this task. Two </w:t>
+      </w:r>
+      <w:r>
+        <w:rPr>
+          <w:b/>
+        </w:rPr>
+        <w:t>label</w:t>
+      </w:r>
+      <w:r>
+        <w:rPr>
+          <w:b w:val="0"/>
+        </w:rPr>
+        <w:t xml:space="preserve">lers using the same priority should agree on these cards. Review describes missing </w:t>
+      </w:r>
+      <w:r>
+        <w:rPr>
+          <w:b/>
+        </w:rPr>
+        <w:t>evidence</w:t>
+      </w:r>
+      <w:r>
+        <w:rPr>
+          <w:b w:val="0"/>
+        </w:rPr>
+        <w:t>, not a hidden assumption that the card is wrong.</w:t>
+      </w:r>
+    </w:p>
+    <w:p>
+      <w:pPr>
+        <w:spacing w:line="336" w:lineRule="auto" w:after="180"/>
+        <w:shd w:fill="F1F6FC"/>
+      </w:pPr>
+      <w:r>
+        <w:rPr>
+          <w:b w:val="0"/>
+        </w:rPr>
+        <w:t>Revise is supported by a known failure.</w:t>
+      </w:r>
+    </w:p>
+    <w:p>
+      <w:pPr>
+        <w:pStyle w:val="Heading3"/>
+      </w:pPr>
+      <w:r>
         <w:t>What this example does not establish</w:t>
       </w:r>
     </w:p>
     <w:p>
-      <w:r>
-        <w:t>Agreement between labellers does not prove this policy is suitable for every school or that labels are objective truths.</w:t>
-      </w:r>
-    </w:p>
-    <w:p>
-      <w:r>
-        <w:t>Read the labelled picture: Explain why B originally was revise rather than review, then label its changed version.</w:t>
-      </w:r>
-    </w:p>
-    <w:p>
-      <w:r>
+      <w:pPr>
+        <w:pStyle w:val="Heading3"/>
+      </w:pPr>
+      <w:r>
+        <w:t>Keep the stated limit</w:t>
+      </w:r>
+    </w:p>
+    <w:p>
+      <w:pPr>
+        <w:spacing w:line="336" w:lineRule="auto" w:after="180"/>
+        <w:shd w:fill="FFF5E6"/>
+      </w:pPr>
+      <w:r>
+        <w:rPr>
+          <w:b w:val="0"/>
+        </w:rPr>
+        <w:t xml:space="preserve">Agreement between </w:t>
+      </w:r>
+      <w:r>
+        <w:rPr>
+          <w:b/>
+        </w:rPr>
+        <w:t>label</w:t>
+      </w:r>
+      <w:r>
+        <w:rPr>
+          <w:b w:val="0"/>
+        </w:rPr>
+        <w:t xml:space="preserve">lers does not prove this policy is suitable for every school or that </w:t>
+      </w:r>
+      <w:r>
+        <w:rPr>
+          <w:b/>
+        </w:rPr>
+        <w:t>label</w:t>
+      </w:r>
+      <w:r>
+        <w:rPr>
+          <w:b w:val="0"/>
+        </w:rPr>
+        <w:t>s are objective truths.</w:t>
+      </w:r>
+    </w:p>
+    <w:p>
+      <w:pPr>
+        <w:pStyle w:val="Heading3"/>
+      </w:pPr>
+      <w:r>
+        <w:t>Keep the stated limit</w:t>
+      </w:r>
+    </w:p>
+    <w:p>
+      <w:pPr>
+        <w:spacing w:line="336" w:lineRule="auto" w:after="180"/>
+        <w:shd w:fill="FFF5E6"/>
+      </w:pPr>
+      <w:r>
+        <w:rPr>
+          <w:b w:val="0"/>
+        </w:rPr>
+        <w:t xml:space="preserve">Read the </w:t>
+      </w:r>
+      <w:r>
+        <w:rPr>
+          <w:b/>
+        </w:rPr>
+        <w:t>label</w:t>
+      </w:r>
+      <w:r>
+        <w:rPr>
+          <w:b w:val="0"/>
+        </w:rPr>
+        <w:t xml:space="preserve">led picture: Explain why B originally was revise rather than review, then </w:t>
+      </w:r>
+      <w:r>
+        <w:rPr>
+          <w:b/>
+        </w:rPr>
+        <w:t>label</w:t>
+      </w:r>
+      <w:r>
+        <w:rPr>
+          <w:b w:val="0"/>
+        </w:rPr>
+        <w:t xml:space="preserve"> its changed version.</w:t>
+      </w:r>
+    </w:p>
+    <w:p>
+      <w:pPr>
+        <w:pStyle w:val="Heading3"/>
+      </w:pPr>
+      <w:r>
+        <w:t>Keep the stated limit</w:t>
+      </w:r>
+    </w:p>
+    <w:p>
+      <w:pPr>
+        <w:spacing w:line="336" w:lineRule="auto" w:after="180"/>
+        <w:shd w:fill="FFF5E6"/>
+      </w:pPr>
+      <w:r>
+        <w:rPr>
+          <w:b w:val="0"/>
+        </w:rPr>
         <w:t>Change one thing: Change B’s quantity from 5 to 4; leave colour blank. Predict the result before checking the explanation. What remains the same?</w:t>
       </w:r>
     </w:p>
@@ -1899,6 +3474,17 @@
     </w:p>
     <w:p>
       <w:r>
+        <w:t>Find the unsupported step in the Categories and Labels claim and explain a repair using the supplied evidence.</w:t>
+      </w:r>
+    </w:p>
+    <w:p>
+      <w:pPr>
+        <w:spacing w:line="336" w:lineRule="auto" w:after="180"/>
+      </w:pPr>
+      <w:r>
+        <w:rPr>
+          <w:b/>
+        </w:rPr>
         <w:t>COMPARE</w:t>
       </w:r>
     </w:p>
@@ -1911,7 +3497,13 @@
       </w:r>
     </w:p>
     <w:p>
-      <w:r>
+      <w:pPr>
+        <w:spacing w:line="336" w:lineRule="auto" w:after="180"/>
+      </w:pPr>
+      <w:r>
+        <w:rPr>
+          <w:b w:val="0"/>
+        </w:rPr>
         <w:t>A comparison helps reveal the true concept boundary.</w:t>
       </w:r>
     </w:p>
@@ -2099,53 +3691,272 @@
       </w:r>
     </w:p>
     <w:p>
-      <w:r>
-        <w:t>CLAIM A  Every object has exactly one correct label.</w:t>
-      </w:r>
-    </w:p>
-    <w:p>
-      <w:r>
+      <w:pPr>
+        <w:pStyle w:val="Heading3"/>
+      </w:pPr>
+      <w:r>
+        <w:t>Challenge claim A</w:t>
+      </w:r>
+    </w:p>
+    <w:p>
+      <w:pPr>
+        <w:spacing w:line="336" w:lineRule="auto" w:after="180"/>
+        <w:shd w:fill="F5F1FB"/>
+      </w:pPr>
+      <w:r>
+        <w:rPr>
+          <w:b w:val="0"/>
+        </w:rPr>
+        <w:t xml:space="preserve">CLAIM A  Every object has exactly one correct </w:t>
+      </w:r>
+      <w:r>
+        <w:rPr>
+          <w:b/>
+        </w:rPr>
+        <w:t>label</w:t>
+      </w:r>
+      <w:r>
+        <w:rPr>
+          <w:b w:val="0"/>
+        </w:rPr>
+        <w:t>.</w:t>
+      </w:r>
+    </w:p>
+    <w:p>
+      <w:pPr>
+        <w:spacing w:line="336" w:lineRule="auto" w:after="180"/>
+      </w:pPr>
+      <w:r>
+        <w:rPr>
+          <w:b w:val="0"/>
+        </w:rPr>
         <w:t>Repair:</w:t>
       </w:r>
     </w:p>
     <w:p>
-      <w:r>
-        <w:t>CLAIM B  Disagreement proves one person was careless.</w:t>
-      </w:r>
-    </w:p>
-    <w:p>
-      <w:r>
+      <w:pPr>
+        <w:pStyle w:val="Heading3"/>
+      </w:pPr>
+      <w:r>
+        <w:t>Challenge claim B</w:t>
+      </w:r>
+    </w:p>
+    <w:p>
+      <w:pPr>
+        <w:spacing w:line="336" w:lineRule="auto" w:after="180"/>
+        <w:shd w:fill="F5F1FB"/>
+      </w:pPr>
+      <w:r>
+        <w:rPr>
+          <w:b w:val="0"/>
+        </w:rPr>
+        <w:t xml:space="preserve">CLAIM B  </w:t>
+      </w:r>
+      <w:r>
+        <w:rPr>
+          <w:b/>
+        </w:rPr>
+        <w:t>Disagreement</w:t>
+      </w:r>
+      <w:r>
+        <w:rPr>
+          <w:b w:val="0"/>
+        </w:rPr>
+        <w:t xml:space="preserve"> proves one person was careless.</w:t>
+      </w:r>
+    </w:p>
+    <w:p>
+      <w:pPr>
+        <w:spacing w:line="336" w:lineRule="auto" w:after="180"/>
+      </w:pPr>
+      <w:r>
+        <w:rPr>
+          <w:b w:val="0"/>
+        </w:rPr>
         <w:t>Repair:</w:t>
       </w:r>
     </w:p>
     <w:p>
-      <w:r>
-        <w:t>STRONG ANSWER FRAME  I claim ______ because the evidence shows ______. The process is ______. One limit is ______.</w:t>
-      </w:r>
-    </w:p>
-    <w:p>
       <w:pPr>
         <w:pStyle w:val="Heading3"/>
       </w:pPr>
       <w:r>
+        <w:t>A frame for explaining</w:t>
+      </w:r>
+    </w:p>
+    <w:p>
+      <w:pPr>
+        <w:spacing w:line="336" w:lineRule="auto" w:after="180"/>
+        <w:shd w:fill="F1F6FC"/>
+      </w:pPr>
+      <w:r>
+        <w:rPr>
+          <w:b w:val="0"/>
+        </w:rPr>
+        <w:t xml:space="preserve">STRONG ANSWER FRAME  I claim ______ because the </w:t>
+      </w:r>
+      <w:r>
+        <w:rPr>
+          <w:b/>
+        </w:rPr>
+        <w:t>evidence</w:t>
+      </w:r>
+      <w:r>
+        <w:rPr>
+          <w:b w:val="0"/>
+        </w:rPr>
+        <w:t xml:space="preserve"> shows ______. The </w:t>
+      </w:r>
+      <w:r>
+        <w:rPr>
+          <w:b/>
+        </w:rPr>
+        <w:t>process</w:t>
+      </w:r>
+      <w:r>
+        <w:rPr>
+          <w:b w:val="0"/>
+        </w:rPr>
+        <w:t xml:space="preserve"> is ______. One limit is ______.</w:t>
+      </w:r>
+    </w:p>
+    <w:p>
+      <w:pPr>
+        <w:pStyle w:val="Heading3"/>
+      </w:pPr>
+      <w:r>
         <w:t>A closer explanation</w:t>
       </w:r>
     </w:p>
     <w:p>
-      <w:r>
-        <w:t>If two annotators agree on four of six cards, we know that four assigned labels matched. We do not yet know whether those labels followed the guide. Both annotators might have made the same mistake. Check their reasoning against the criteria and, where necessary, the source record.</w:t>
-      </w:r>
-    </w:p>
-    <w:p>
-      <w:r>
-        <w:t>Even perfect agreement under our calendar policy would not prove that the room is really booked. It would only show agreement about whether the printed fields pass the specified checks. The policy itself may need changes for a real calendar. Record the policy version so examples labelled under different instructions are not mixed without review.</w:t>
-      </w:r>
-    </w:p>
-    <w:p>
       <w:pPr>
         <w:pStyle w:val="Heading3"/>
       </w:pPr>
       <w:r>
+        <w:t>Check the claim against the facts</w:t>
+      </w:r>
+    </w:p>
+    <w:p>
+      <w:pPr>
+        <w:spacing w:line="336" w:lineRule="auto" w:after="180"/>
+        <w:shd w:fill="FFF5E6"/>
+      </w:pPr>
+      <w:r>
+        <w:rPr>
+          <w:b w:val="0"/>
+        </w:rPr>
+        <w:t xml:space="preserve">If two </w:t>
+      </w:r>
+      <w:r>
+        <w:rPr>
+          <w:b/>
+        </w:rPr>
+        <w:t>annotator</w:t>
+      </w:r>
+      <w:r>
+        <w:rPr>
+          <w:b w:val="0"/>
+        </w:rPr>
+        <w:t xml:space="preserve">s agree on four of six cards, we know that four assigned </w:t>
+      </w:r>
+      <w:r>
+        <w:rPr>
+          <w:b/>
+        </w:rPr>
+        <w:t>label</w:t>
+      </w:r>
+      <w:r>
+        <w:rPr>
+          <w:b w:val="0"/>
+        </w:rPr>
+        <w:t xml:space="preserve">s matched. We do not yet know whether those </w:t>
+      </w:r>
+      <w:r>
+        <w:rPr>
+          <w:b/>
+        </w:rPr>
+        <w:t>label</w:t>
+      </w:r>
+      <w:r>
+        <w:rPr>
+          <w:b w:val="0"/>
+        </w:rPr>
+        <w:t xml:space="preserve">s followed the guide. Both </w:t>
+      </w:r>
+      <w:r>
+        <w:rPr>
+          <w:b/>
+        </w:rPr>
+        <w:t>annotator</w:t>
+      </w:r>
+      <w:r>
+        <w:rPr>
+          <w:b w:val="0"/>
+        </w:rPr>
+        <w:t>s might have made the same mistake.</w:t>
+      </w:r>
+    </w:p>
+    <w:p>
+      <w:pPr>
+        <w:spacing w:line="336" w:lineRule="auto" w:after="180"/>
+        <w:shd w:fill="FFF5E6"/>
+      </w:pPr>
+      <w:r>
+        <w:rPr>
+          <w:b w:val="0"/>
+        </w:rPr>
+        <w:t>Check their reasoning against the criteria and, where necessary, the source record.</w:t>
+      </w:r>
+    </w:p>
+    <w:p>
+      <w:pPr>
+        <w:pStyle w:val="Heading3"/>
+      </w:pPr>
+      <w:r>
+        <w:t>Check the claim against the facts</w:t>
+      </w:r>
+    </w:p>
+    <w:p>
+      <w:pPr>
+        <w:spacing w:line="336" w:lineRule="auto" w:after="180"/>
+        <w:shd w:fill="FFF5E6"/>
+      </w:pPr>
+      <w:r>
+        <w:rPr>
+          <w:b w:val="0"/>
+        </w:rPr>
+        <w:t>Even perfect agreement under our calendar policy would not prove that the room is really booked. It would only show agreement about whether the printed fields pass the specified checks.</w:t>
+      </w:r>
+    </w:p>
+    <w:p>
+      <w:pPr>
+        <w:spacing w:line="336" w:lineRule="auto" w:after="180"/>
+        <w:shd w:fill="FFF5E6"/>
+      </w:pPr>
+      <w:r>
+        <w:rPr>
+          <w:b w:val="0"/>
+        </w:rPr>
+        <w:t xml:space="preserve">The policy itself may need changes for a real calendar. Record the policy version so examples </w:t>
+      </w:r>
+      <w:r>
+        <w:rPr>
+          <w:b/>
+        </w:rPr>
+        <w:t>label</w:t>
+      </w:r>
+      <w:r>
+        <w:rPr>
+          <w:b w:val="0"/>
+        </w:rPr>
+        <w:t>led under different instructions are not mixed without review.</w:t>
+      </w:r>
+    </w:p>
+    <w:p>
+      <w:pPr>
+        <w:pStyle w:val="Heading3"/>
+      </w:pPr>
+      <w:r>
         <w:t>Two people label every card ready. Explain why their agreement alone does not establish correct labels or confirm the events</w:t>
       </w:r>
     </w:p>
@@ -2179,6 +3990,17 @@
     </w:p>
     <w:p>
       <w:r>
+        <w:t>Practise Categories and Labels with support, then explain the deciding step in your own words.</w:t>
+      </w:r>
+    </w:p>
+    <w:p>
+      <w:pPr>
+        <w:spacing w:line="336" w:lineRule="auto" w:after="180"/>
+      </w:pPr>
+      <w:r>
+        <w:rPr>
+          <w:b/>
+        </w:rPr>
         <w:t>GUIDED PRACTICE</w:t>
       </w:r>
     </w:p>
@@ -2191,7 +4013,13 @@
       </w:r>
     </w:p>
     <w:p>
-      <w:r>
+      <w:pPr>
+        <w:spacing w:line="336" w:lineRule="auto" w:after="180"/>
+      </w:pPr>
+      <w:r>
+        <w:rPr>
+          <w:b w:val="0"/>
+        </w:rPr>
         <w:t>Use support now so you can succeed independently later.</w:t>
       </w:r>
     </w:p>
@@ -2232,46 +4060,252 @@
       </w:r>
     </w:p>
     <w:p>
-      <w:r>
-        <w:t>Explain how the picture story demonstrates this idea: Labels are human choices that may overlap or be unclear.</w:t>
-      </w:r>
-    </w:p>
-    <w:p>
-      <w:r>
-        <w:t>Use a fresh example to explain category.</w:t>
-      </w:r>
-    </w:p>
-    <w:p>
-      <w:r>
-        <w:t>Trace a new input → process → output example.</w:t>
-      </w:r>
-    </w:p>
-    <w:p>
-      <w:r>
-        <w:t>Find and repair the error in: Disagreement proves one person was careless.</w:t>
-      </w:r>
-    </w:p>
-    <w:p>
-      <w:r>
+      <w:pPr>
+        <w:spacing w:line="336" w:lineRule="auto" w:after="180"/>
+      </w:pPr>
+      <w:r>
+        <w:rPr>
+          <w:b w:val="0"/>
+        </w:rPr>
+        <w:t xml:space="preserve">Explain how the picture story demonstrates this idea: </w:t>
+      </w:r>
+      <w:r>
+        <w:rPr>
+          <w:b/>
+        </w:rPr>
+        <w:t>Label</w:t>
+      </w:r>
+      <w:r>
+        <w:rPr>
+          <w:b w:val="0"/>
+        </w:rPr>
+        <w:t xml:space="preserve">s are human choices that may </w:t>
+      </w:r>
+      <w:r>
+        <w:rPr>
+          <w:b/>
+        </w:rPr>
+        <w:t>overlap</w:t>
+      </w:r>
+      <w:r>
+        <w:rPr>
+          <w:b w:val="0"/>
+        </w:rPr>
+        <w:t xml:space="preserve"> or be unclear.</w:t>
+      </w:r>
+    </w:p>
+    <w:p>
+      <w:pPr>
+        <w:spacing w:line="336" w:lineRule="auto" w:after="180"/>
+      </w:pPr>
+      <w:r>
+        <w:rPr>
+          <w:b w:val="0"/>
+        </w:rPr>
+        <w:t xml:space="preserve">Use a fresh example to explain </w:t>
+      </w:r>
+      <w:r>
+        <w:rPr>
+          <w:b/>
+        </w:rPr>
+        <w:t>category</w:t>
+      </w:r>
+      <w:r>
+        <w:rPr>
+          <w:b w:val="0"/>
+        </w:rPr>
+        <w:t>.</w:t>
+      </w:r>
+    </w:p>
+    <w:p>
+      <w:pPr>
+        <w:spacing w:line="336" w:lineRule="auto" w:after="180"/>
+      </w:pPr>
+      <w:r>
+        <w:rPr>
+          <w:b w:val="0"/>
+        </w:rPr>
+        <w:t xml:space="preserve">Trace a new </w:t>
+      </w:r>
+      <w:r>
+        <w:rPr>
+          <w:b/>
+        </w:rPr>
+        <w:t>input</w:t>
+      </w:r>
+      <w:r>
+        <w:rPr>
+          <w:b w:val="0"/>
+        </w:rPr>
+        <w:t xml:space="preserve"> → </w:t>
+      </w:r>
+      <w:r>
+        <w:rPr>
+          <w:b/>
+        </w:rPr>
+        <w:t>process</w:t>
+      </w:r>
+      <w:r>
+        <w:rPr>
+          <w:b w:val="0"/>
+        </w:rPr>
+        <w:t xml:space="preserve"> → </w:t>
+      </w:r>
+      <w:r>
+        <w:rPr>
+          <w:b/>
+        </w:rPr>
+        <w:t>output</w:t>
+      </w:r>
+      <w:r>
+        <w:rPr>
+          <w:b w:val="0"/>
+        </w:rPr>
+        <w:t xml:space="preserve"> example.</w:t>
+      </w:r>
+    </w:p>
+    <w:p>
+      <w:pPr>
+        <w:spacing w:line="336" w:lineRule="auto" w:after="180"/>
+      </w:pPr>
+      <w:r>
+        <w:rPr>
+          <w:b w:val="0"/>
+        </w:rPr>
+        <w:t xml:space="preserve">Find and repair the error in: </w:t>
+      </w:r>
+      <w:r>
+        <w:rPr>
+          <w:b/>
+        </w:rPr>
+        <w:t>Disagreement</w:t>
+      </w:r>
+      <w:r>
+        <w:rPr>
+          <w:b w:val="0"/>
+        </w:rPr>
+        <w:t xml:space="preserve"> proves one person was careless.</w:t>
+      </w:r>
+    </w:p>
+    <w:p>
+      <w:pPr>
+        <w:spacing w:line="336" w:lineRule="auto" w:after="180"/>
+      </w:pPr>
+      <w:r>
+        <w:rPr>
+          <w:b w:val="0"/>
+        </w:rPr>
         <w:t>Invent one edge case and name the safe response.</w:t>
       </w:r>
     </w:p>
     <w:p>
-      <w:r>
-        <w:t>PARTNER CHECK  Point to the evidence. Do not accept an answer that only repeats the vocabulary word.</w:t>
-      </w:r>
-    </w:p>
-    <w:p>
       <w:pPr>
         <w:pStyle w:val="Heading3"/>
       </w:pPr>
       <w:r>
+        <w:t>Check with a partner</w:t>
+      </w:r>
+    </w:p>
+    <w:p>
+      <w:pPr>
+        <w:spacing w:line="336" w:lineRule="auto" w:after="180"/>
+        <w:shd w:fill="F5F1FB"/>
+      </w:pPr>
+      <w:r>
+        <w:rPr>
+          <w:b w:val="0"/>
+        </w:rPr>
+        <w:t xml:space="preserve">PARTNER CHECK  Point to the </w:t>
+      </w:r>
+      <w:r>
+        <w:rPr>
+          <w:b/>
+        </w:rPr>
+        <w:t>evidence</w:t>
+      </w:r>
+      <w:r>
+        <w:rPr>
+          <w:b w:val="0"/>
+        </w:rPr>
+        <w:t>. Do not accept an answer that only repeats the vocabulary word.</w:t>
+      </w:r>
+    </w:p>
+    <w:p>
+      <w:pPr>
+        <w:pStyle w:val="Heading3"/>
+      </w:pPr>
+      <w:r>
         <w:t>A closer explanation</w:t>
       </w:r>
     </w:p>
     <w:p>
-      <w:r>
-        <w:t>Mina labels day 30, room B as ready; Theo labels it revise because he thought the range stopped before 30. The disagreement points to a boundary interpretation. The guide says including both endpoints, so 30 passes. The appropriate repair is to clarify and practise the inclusive boundary, not to change the label merely because one student is more confident.</w:t>
+      <w:pPr>
+        <w:spacing w:line="336" w:lineRule="auto" w:after="180"/>
+      </w:pPr>
+      <w:r>
+        <w:rPr>
+          <w:b w:val="0"/>
+        </w:rPr>
+        <w:t xml:space="preserve">Mina </w:t>
+      </w:r>
+      <w:r>
+        <w:rPr>
+          <w:b/>
+        </w:rPr>
+        <w:t>label</w:t>
+      </w:r>
+      <w:r>
+        <w:rPr>
+          <w:b w:val="0"/>
+        </w:rPr>
+        <w:t xml:space="preserve">s day 30, room B as ready; Theo </w:t>
+      </w:r>
+      <w:r>
+        <w:rPr>
+          <w:b/>
+        </w:rPr>
+        <w:t>label</w:t>
+      </w:r>
+      <w:r>
+        <w:rPr>
+          <w:b w:val="0"/>
+        </w:rPr>
+        <w:t xml:space="preserve">s it revise because he thought the range stopped before 30. The </w:t>
+      </w:r>
+      <w:r>
+        <w:rPr>
+          <w:b/>
+        </w:rPr>
+        <w:t>disagreement</w:t>
+      </w:r>
+      <w:r>
+        <w:rPr>
+          <w:b w:val="0"/>
+        </w:rPr>
+        <w:t xml:space="preserve"> points to a boundary interpretation. The guide says including both endpoints, so 30 passes.</w:t>
+      </w:r>
+    </w:p>
+    <w:p>
+      <w:pPr>
+        <w:spacing w:line="336" w:lineRule="auto" w:after="180"/>
+      </w:pPr>
+      <w:r>
+        <w:rPr>
+          <w:b w:val="0"/>
+        </w:rPr>
+        <w:t xml:space="preserve">The appropriate repair is to clarify and practise the inclusive boundary, not to change the </w:t>
+      </w:r>
+      <w:r>
+        <w:rPr>
+          <w:b/>
+        </w:rPr>
+        <w:t>label</w:t>
+      </w:r>
+      <w:r>
+        <w:rPr>
+          <w:b w:val="0"/>
+        </w:rPr>
+        <w:t xml:space="preserve"> merely because one student is more confident.</w:t>
       </w:r>
     </w:p>
     <w:p>
@@ -2313,8 +4347,73 @@
       </w:r>
     </w:p>
     <w:p>
-      <w:r>
-        <w:t>Ask annotators to label examples independently before comparing. If they copy one another, agreement no longer tells us whether the guide can be applied independently. Keep the original labels and reasons when discussing differences, then record any corrected labels separately.</w:t>
+      <w:pPr>
+        <w:spacing w:line="336" w:lineRule="auto" w:after="180"/>
+      </w:pPr>
+      <w:r>
+        <w:rPr>
+          <w:b w:val="0"/>
+        </w:rPr>
+        <w:t xml:space="preserve">Ask </w:t>
+      </w:r>
+      <w:r>
+        <w:rPr>
+          <w:b/>
+        </w:rPr>
+        <w:t>annotator</w:t>
+      </w:r>
+      <w:r>
+        <w:rPr>
+          <w:b w:val="0"/>
+        </w:rPr>
+        <w:t xml:space="preserve">s to </w:t>
+      </w:r>
+      <w:r>
+        <w:rPr>
+          <w:b/>
+        </w:rPr>
+        <w:t>label</w:t>
+      </w:r>
+      <w:r>
+        <w:rPr>
+          <w:b w:val="0"/>
+        </w:rPr>
+        <w:t xml:space="preserve"> examples independently before comparing. If they copy one another, agreement no longer tells us whether the guide can be applied independently.</w:t>
+      </w:r>
+    </w:p>
+    <w:p>
+      <w:pPr>
+        <w:spacing w:line="336" w:lineRule="auto" w:after="180"/>
+      </w:pPr>
+      <w:r>
+        <w:rPr>
+          <w:b w:val="0"/>
+        </w:rPr>
+        <w:t xml:space="preserve">Keep the original </w:t>
+      </w:r>
+      <w:r>
+        <w:rPr>
+          <w:b/>
+        </w:rPr>
+        <w:t>label</w:t>
+      </w:r>
+      <w:r>
+        <w:rPr>
+          <w:b w:val="0"/>
+        </w:rPr>
+        <w:t xml:space="preserve">s and reasons when discussing differences, then record any corrected </w:t>
+      </w:r>
+      <w:r>
+        <w:rPr>
+          <w:b/>
+        </w:rPr>
+        <w:t>label</w:t>
+      </w:r>
+      <w:r>
+        <w:rPr>
+          <w:b w:val="0"/>
+        </w:rPr>
+        <w:t>s separately.</w:t>
       </w:r>
     </w:p>
     <w:p>
@@ -2326,8 +4425,38 @@
       </w:r>
     </w:p>
     <w:p>
-      <w:r>
-        <w:t>Use workbook W2 for the connected example “Categories and operational labels”. First fill the input and rule boxes. Try the middle steps before asking for a hint. After a hint, try the next step yourself.</w:t>
+      <w:pPr>
+        <w:spacing w:line="336" w:lineRule="auto" w:after="180"/>
+      </w:pPr>
+      <w:r>
+        <w:rPr>
+          <w:b w:val="0"/>
+        </w:rPr>
+        <w:t xml:space="preserve">Use workbook W2 for the connected example “Categories and operational </w:t>
+      </w:r>
+      <w:r>
+        <w:rPr>
+          <w:b/>
+        </w:rPr>
+        <w:t>label</w:t>
+      </w:r>
+      <w:r>
+        <w:rPr>
+          <w:b w:val="0"/>
+        </w:rPr>
+        <w:t xml:space="preserve">s”. First fill the </w:t>
+      </w:r>
+      <w:r>
+        <w:rPr>
+          <w:b/>
+        </w:rPr>
+        <w:t>input</w:t>
+      </w:r>
+      <w:r>
+        <w:rPr>
+          <w:b w:val="0"/>
+        </w:rPr>
+        <w:t xml:space="preserve"> and rule boxes. Try the middle steps before asking for a hint. After a hint, try the next step yourself.</w:t>
       </w:r>
     </w:p>
     <w:tbl>
@@ -2410,7 +4539,13 @@
       </w:tr>
     </w:tbl>
     <w:p>
-      <w:r>
+      <w:pPr>
+        <w:spacing w:line="336" w:lineRule="auto" w:after="180"/>
+      </w:pPr>
+      <w:r>
+        <w:rPr>
+          <w:b w:val="0"/>
+        </w:rPr>
         <w:t>Explain your trace to a partner. Your partner points to one step to check. Swap roles on the next case. Each person writes their own explanation.</w:t>
       </w:r>
     </w:p>
@@ -2423,12 +4558,47 @@
       </w:r>
     </w:p>
     <w:p>
-      <w:r>
-        <w:t>Use the worked case for Categories and operational labels. Proposed explanation: “A blank is the same as a failing value”. Decide whether this explanation is supported. Point to the step or supplied fact that decides; explain your repair if needed.</w:t>
-      </w:r>
-    </w:p>
-    <w:p>
-      <w:r>
+      <w:pPr>
+        <w:spacing w:line="336" w:lineRule="auto" w:after="180"/>
+      </w:pPr>
+      <w:r>
+        <w:rPr>
+          <w:b w:val="0"/>
+        </w:rPr>
+        <w:t xml:space="preserve">Use the worked case for Categories and operational </w:t>
+      </w:r>
+      <w:r>
+        <w:rPr>
+          <w:b/>
+        </w:rPr>
+        <w:t>label</w:t>
+      </w:r>
+      <w:r>
+        <w:rPr>
+          <w:b w:val="0"/>
+        </w:rPr>
+        <w:t>s. Proposed explanation: “A blank is the same as a failing value”. Decide whether this explanation is supported.</w:t>
+      </w:r>
+    </w:p>
+    <w:p>
+      <w:pPr>
+        <w:spacing w:line="336" w:lineRule="auto" w:after="180"/>
+      </w:pPr>
+      <w:r>
+        <w:rPr>
+          <w:b w:val="0"/>
+        </w:rPr>
+        <w:t>Point to the step or supplied fact that decides; explain your repair if needed.</w:t>
+      </w:r>
+    </w:p>
+    <w:p>
+      <w:pPr>
+        <w:spacing w:line="336" w:lineRule="auto" w:after="180"/>
+      </w:pPr>
+      <w:r>
+        <w:rPr>
+          <w:b w:val="0"/>
+        </w:rPr>
         <w:t>Answer on your own before discussion. If you are unsure, say which step you need help with.</w:t>
       </w:r>
     </w:p>
@@ -2441,8 +4611,26 @@
       </w:r>
     </w:p>
     <w:p>
-      <w:r>
-        <w:t>Explain why B originally was revise rather than review, then label its changed version.</w:t>
+      <w:pPr>
+        <w:spacing w:line="336" w:lineRule="auto" w:after="180"/>
+      </w:pPr>
+      <w:r>
+        <w:rPr>
+          <w:b w:val="0"/>
+        </w:rPr>
+        <w:t xml:space="preserve">Explain why B originally was revise rather than review, then </w:t>
+      </w:r>
+      <w:r>
+        <w:rPr>
+          <w:b/>
+        </w:rPr>
+        <w:t>label</w:t>
+      </w:r>
+      <w:r>
+        <w:rPr>
+          <w:b w:val="0"/>
+        </w:rPr>
+        <w:t xml:space="preserve"> its changed version.</w:t>
       </w:r>
     </w:p>
     <w:p>
@@ -2474,7 +4662,13 @@
       </w:r>
     </w:p>
     <w:p>
-      <w:r>
+      <w:pPr>
+        <w:spacing w:line="336" w:lineRule="auto" w:after="180"/>
+      </w:pPr>
+      <w:r>
+        <w:rPr>
+          <w:b w:val="0"/>
+        </w:rPr>
         <w:t>This is supported practice. Keep the separately named independent case for an attempt before feedback.</w:t>
       </w:r>
     </w:p>
@@ -2488,6 +4682,17 @@
     </w:p>
     <w:p>
       <w:r>
+        <w:t>Investigate Categories and Labels. Record the prediction, actual observation or labelled paper trace, explanation and next test separately.</w:t>
+      </w:r>
+    </w:p>
+    <w:p>
+      <w:pPr>
+        <w:spacing w:line="336" w:lineRule="auto" w:after="180"/>
+      </w:pPr>
+      <w:r>
+        <w:rPr>
+          <w:b/>
+        </w:rPr>
         <w:t>EXPLORER LAB</w:t>
       </w:r>
     </w:p>
@@ -2500,8 +4705,26 @@
       </w:r>
     </w:p>
     <w:p>
-      <w:r>
-        <w:t>Predict first, test honestly, and explain what the evidence means.</w:t>
+      <w:pPr>
+        <w:spacing w:line="336" w:lineRule="auto" w:after="180"/>
+      </w:pPr>
+      <w:r>
+        <w:rPr>
+          <w:b w:val="0"/>
+        </w:rPr>
+        <w:t xml:space="preserve">Predict first, test honestly, and explain what the </w:t>
+      </w:r>
+      <w:r>
+        <w:rPr>
+          <w:b/>
+        </w:rPr>
+        <w:t>evidence</w:t>
+      </w:r>
+      <w:r>
+        <w:rPr>
+          <w:b w:val="0"/>
+        </w:rPr>
+        <w:t xml:space="preserve"> means.</w:t>
       </w:r>
     </w:p>
     <w:p>
@@ -2541,27 +4764,138 @@
       </w:r>
     </w:p>
     <w:p>
-      <w:r>
-        <w:t>State your prediction before the result is known.</w:t>
-      </w:r>
-    </w:p>
-    <w:p>
-      <w:r>
-        <w:t>Complete the task: Design labels for playground objects; challenge ambiguous cards.</w:t>
-      </w:r>
-    </w:p>
-    <w:p>
-      <w:r>
+      <w:pPr>
+        <w:pStyle w:val="Heading3"/>
+      </w:pPr>
+      <w:r>
+        <w:t>1. Predict</w:t>
+      </w:r>
+    </w:p>
+    <w:p>
+      <w:pPr>
+        <w:spacing w:line="336" w:lineRule="auto" w:after="180"/>
+        <w:shd w:fill="F4F9FC"/>
+      </w:pPr>
+      <w:r>
+        <w:rPr>
+          <w:b w:val="0"/>
+        </w:rPr>
+        <w:t xml:space="preserve">State your </w:t>
+      </w:r>
+      <w:r>
+        <w:rPr>
+          <w:b/>
+        </w:rPr>
+        <w:t>prediction</w:t>
+      </w:r>
+      <w:r>
+        <w:rPr>
+          <w:b w:val="0"/>
+        </w:rPr>
+        <w:t xml:space="preserve"> before the result is known.</w:t>
+      </w:r>
+    </w:p>
+    <w:p>
+      <w:pPr>
+        <w:pStyle w:val="Heading3"/>
+      </w:pPr>
+      <w:r>
+        <w:t>2. Investigate</w:t>
+      </w:r>
+    </w:p>
+    <w:p>
+      <w:pPr>
+        <w:spacing w:line="336" w:lineRule="auto" w:after="180"/>
+        <w:shd w:fill="F4F9FC"/>
+      </w:pPr>
+      <w:r>
+        <w:rPr>
+          <w:b w:val="0"/>
+        </w:rPr>
+        <w:t xml:space="preserve">Complete the task: Design </w:t>
+      </w:r>
+      <w:r>
+        <w:rPr>
+          <w:b/>
+        </w:rPr>
+        <w:t>label</w:t>
+      </w:r>
+      <w:r>
+        <w:rPr>
+          <w:b w:val="0"/>
+        </w:rPr>
+        <w:t>s for playground objects; challenge ambiguous cards.</w:t>
+      </w:r>
+    </w:p>
+    <w:p>
+      <w:pPr>
+        <w:pStyle w:val="Heading3"/>
+      </w:pPr>
+      <w:r>
+        <w:t>3. Compare cases</w:t>
+      </w:r>
+    </w:p>
+    <w:p>
+      <w:pPr>
+        <w:spacing w:line="336" w:lineRule="auto" w:after="180"/>
+        <w:shd w:fill="F4F9FC"/>
+      </w:pPr>
+      <w:r>
+        <w:rPr>
+          <w:b w:val="0"/>
+        </w:rPr>
         <w:t>Keep a normal case and an edge case clearly separated.</w:t>
       </w:r>
     </w:p>
     <w:p>
-      <w:r>
-        <w:t>Record what happened—even when it does not match your prediction.</w:t>
-      </w:r>
-    </w:p>
-    <w:p>
-      <w:r>
+      <w:pPr>
+        <w:pStyle w:val="Heading3"/>
+      </w:pPr>
+      <w:r>
+        <w:t>4. Record honestly</w:t>
+      </w:r>
+    </w:p>
+    <w:p>
+      <w:pPr>
+        <w:spacing w:line="336" w:lineRule="auto" w:after="180"/>
+        <w:shd w:fill="F4F9FC"/>
+      </w:pPr>
+      <w:r>
+        <w:rPr>
+          <w:b w:val="0"/>
+        </w:rPr>
+        <w:t xml:space="preserve">Record what happened—even when it does not match your </w:t>
+      </w:r>
+      <w:r>
+        <w:rPr>
+          <w:b/>
+        </w:rPr>
+        <w:t>prediction</w:t>
+      </w:r>
+      <w:r>
+        <w:rPr>
+          <w:b w:val="0"/>
+        </w:rPr>
+        <w:t>.</w:t>
+      </w:r>
+    </w:p>
+    <w:p>
+      <w:pPr>
+        <w:pStyle w:val="Heading3"/>
+      </w:pPr>
+      <w:r>
+        <w:t>5. Explain and plan the next test</w:t>
+      </w:r>
+    </w:p>
+    <w:p>
+      <w:pPr>
+        <w:spacing w:line="336" w:lineRule="auto" w:after="180"/>
+        <w:shd w:fill="F4F9FC"/>
+      </w:pPr>
+      <w:r>
+        <w:rPr>
+          <w:b w:val="0"/>
+        </w:rPr>
         <w:t>Explain the result, one limitation, and the next useful test.</w:t>
       </w:r>
     </w:p>
@@ -2696,7 +5030,22 @@
       </w:tr>
     </w:tbl>
     <w:p>
-      <w:r>
+      <w:pPr>
+        <w:pStyle w:val="Heading3"/>
+      </w:pPr>
+      <w:r>
+        <w:t>Use a fresh case after support</w:t>
+      </w:r>
+    </w:p>
+    <w:p>
+      <w:pPr>
+        <w:spacing w:line="336" w:lineRule="auto" w:after="180"/>
+        <w:shd w:fill="FFF5E6"/>
+      </w:pPr>
+      <w:r>
+        <w:rPr>
+          <w:b w:val="0"/>
+        </w:rPr>
         <w:t>INDEPENDENCE  After support is removed, repeat the proof with a fresh case.</w:t>
       </w:r>
     </w:p>
@@ -2709,7 +5058,13 @@
       </w:r>
     </w:p>
     <w:p>
-      <w:r>
+      <w:pPr>
+        <w:spacing w:line="336" w:lineRule="auto" w:after="180"/>
+      </w:pPr>
+      <w:r>
+        <w:rPr>
+          <w:b w:val="0"/>
+        </w:rPr>
         <w:t>Before trying: what do I expect, and why? While trying: which step could first go wrong? Afterwards: what did I actually observe, and what should change? Keep “not run” if you only traced the procedure.</w:t>
       </w:r>
     </w:p>
@@ -2723,6 +5078,17 @@
     </w:p>
     <w:p>
       <w:r>
+        <w:t>Move from recall to tracing, diagnosis and transfer in Categories and Labels. Explain why each step is justified.</w:t>
+      </w:r>
+    </w:p>
+    <w:p>
+      <w:pPr>
+        <w:spacing w:line="336" w:lineRule="auto" w:after="180"/>
+      </w:pPr>
+      <w:r>
+        <w:rPr>
+          <w:b/>
+        </w:rPr>
         <w:t>PRACTICE LADDER</w:t>
       </w:r>
     </w:p>
@@ -2735,7 +5101,13 @@
       </w:r>
     </w:p>
     <w:p>
-      <w:r>
+      <w:pPr>
+        <w:spacing w:line="336" w:lineRule="auto" w:after="180"/>
+      </w:pPr>
+      <w:r>
+        <w:rPr>
+          <w:b w:val="0"/>
+        </w:rPr>
         <w:t>Each step asks for a stronger kind of understanding.</w:t>
       </w:r>
     </w:p>
@@ -2776,42 +5148,214 @@
       </w:r>
     </w:p>
     <w:p>
-      <w:r>
-        <w:t>RECALL  Define category.</w:t>
-      </w:r>
-    </w:p>
-    <w:p>
-      <w:r>
-        <w:t>EXPLAIN  Labels are human choices that may overlap or be unclear.</w:t>
-      </w:r>
-    </w:p>
-    <w:p>
-      <w:r>
-        <w:t>TRACE  Show the input, process, and output.</w:t>
-      </w:r>
-    </w:p>
-    <w:p>
-      <w:r>
-        <w:t>DIAGNOSE  Repair: Every object has exactly one correct label.</w:t>
-      </w:r>
-    </w:p>
-    <w:p>
-      <w:r>
+      <w:pPr>
+        <w:spacing w:line="336" w:lineRule="auto" w:after="180"/>
+        <w:shd w:fill="F4F9FC"/>
+      </w:pPr>
+      <w:r>
+        <w:rPr>
+          <w:b w:val="0"/>
+        </w:rPr>
+        <w:t xml:space="preserve">RECALL  Define </w:t>
+      </w:r>
+      <w:r>
+        <w:rPr>
+          <w:b/>
+        </w:rPr>
+        <w:t>category</w:t>
+      </w:r>
+      <w:r>
+        <w:rPr>
+          <w:b w:val="0"/>
+        </w:rPr>
+        <w:t>.</w:t>
+      </w:r>
+    </w:p>
+    <w:p>
+      <w:pPr>
+        <w:spacing w:line="336" w:lineRule="auto" w:after="180"/>
+        <w:shd w:fill="F4F9FC"/>
+      </w:pPr>
+      <w:r>
+        <w:rPr>
+          <w:b w:val="0"/>
+        </w:rPr>
+        <w:t xml:space="preserve">EXPLAIN  </w:t>
+      </w:r>
+      <w:r>
+        <w:rPr>
+          <w:b/>
+        </w:rPr>
+        <w:t>Label</w:t>
+      </w:r>
+      <w:r>
+        <w:rPr>
+          <w:b w:val="0"/>
+        </w:rPr>
+        <w:t xml:space="preserve">s are human choices that may </w:t>
+      </w:r>
+      <w:r>
+        <w:rPr>
+          <w:b/>
+        </w:rPr>
+        <w:t>overlap</w:t>
+      </w:r>
+      <w:r>
+        <w:rPr>
+          <w:b w:val="0"/>
+        </w:rPr>
+        <w:t xml:space="preserve"> or be unclear.</w:t>
+      </w:r>
+    </w:p>
+    <w:p>
+      <w:pPr>
+        <w:spacing w:line="336" w:lineRule="auto" w:after="180"/>
+        <w:shd w:fill="F4F9FC"/>
+      </w:pPr>
+      <w:r>
+        <w:rPr>
+          <w:b w:val="0"/>
+        </w:rPr>
+        <w:t xml:space="preserve">TRACE  Show the </w:t>
+      </w:r>
+      <w:r>
+        <w:rPr>
+          <w:b/>
+        </w:rPr>
+        <w:t>input</w:t>
+      </w:r>
+      <w:r>
+        <w:rPr>
+          <w:b w:val="0"/>
+        </w:rPr>
+        <w:t xml:space="preserve">, </w:t>
+      </w:r>
+      <w:r>
+        <w:rPr>
+          <w:b/>
+        </w:rPr>
+        <w:t>process</w:t>
+      </w:r>
+      <w:r>
+        <w:rPr>
+          <w:b w:val="0"/>
+        </w:rPr>
+        <w:t xml:space="preserve">, and </w:t>
+      </w:r>
+      <w:r>
+        <w:rPr>
+          <w:b/>
+        </w:rPr>
+        <w:t>output</w:t>
+      </w:r>
+      <w:r>
+        <w:rPr>
+          <w:b w:val="0"/>
+        </w:rPr>
+        <w:t>.</w:t>
+      </w:r>
+    </w:p>
+    <w:p>
+      <w:pPr>
+        <w:spacing w:line="336" w:lineRule="auto" w:after="180"/>
+        <w:shd w:fill="F4F9FC"/>
+      </w:pPr>
+      <w:r>
+        <w:rPr>
+          <w:b w:val="0"/>
+        </w:rPr>
+        <w:t xml:space="preserve">DIAGNOSE  Repair: Every object has exactly one correct </w:t>
+      </w:r>
+      <w:r>
+        <w:rPr>
+          <w:b/>
+        </w:rPr>
+        <w:t>label</w:t>
+      </w:r>
+      <w:r>
+        <w:rPr>
+          <w:b w:val="0"/>
+        </w:rPr>
+        <w:t>.</w:t>
+      </w:r>
+    </w:p>
+    <w:p>
+      <w:pPr>
+        <w:spacing w:line="336" w:lineRule="auto" w:after="180"/>
+        <w:shd w:fill="F4F9FC"/>
+      </w:pPr>
+      <w:r>
+        <w:rPr>
+          <w:b w:val="0"/>
+        </w:rPr>
         <w:t>TRANSFER  Apply the idea to a new home or classroom case.</w:t>
       </w:r>
     </w:p>
     <w:p>
-      <w:r>
+      <w:pPr>
+        <w:spacing w:line="336" w:lineRule="auto" w:after="180"/>
+        <w:shd w:fill="F4F9FC"/>
+      </w:pPr>
+      <w:r>
+        <w:rPr>
+          <w:b w:val="0"/>
+        </w:rPr>
         <w:t>CREATE  Design one revealing test.</w:t>
       </w:r>
     </w:p>
     <w:p>
-      <w:r>
-        <w:t>DEFEND  Give a claim, evidence, mechanism, limit, and safe action.</w:t>
-      </w:r>
-    </w:p>
-    <w:p>
-      <w:r>
+      <w:pPr>
+        <w:spacing w:line="336" w:lineRule="auto" w:after="180"/>
+        <w:shd w:fill="F4F9FC"/>
+      </w:pPr>
+      <w:r>
+        <w:rPr>
+          <w:b w:val="0"/>
+        </w:rPr>
+        <w:t xml:space="preserve">DEFEND  Give a claim, </w:t>
+      </w:r>
+      <w:r>
+        <w:rPr>
+          <w:b/>
+        </w:rPr>
+        <w:t>evidence</w:t>
+      </w:r>
+      <w:r>
+        <w:rPr>
+          <w:b w:val="0"/>
+        </w:rPr>
+        <w:t xml:space="preserve">, </w:t>
+      </w:r>
+      <w:r>
+        <w:rPr>
+          <w:b/>
+        </w:rPr>
+        <w:t>mechanism</w:t>
+      </w:r>
+      <w:r>
+        <w:rPr>
+          <w:b w:val="0"/>
+        </w:rPr>
+        <w:t>, limit, and safe action.</w:t>
+      </w:r>
+    </w:p>
+    <w:p>
+      <w:pPr>
+        <w:pStyle w:val="Heading3"/>
+      </w:pPr>
+      <w:r>
+        <w:t>When to retry</w:t>
+      </w:r>
+    </w:p>
+    <w:p>
+      <w:pPr>
+        <w:spacing w:line="336" w:lineRule="auto" w:after="180"/>
+        <w:shd w:fill="F1F6F8"/>
+      </w:pPr>
+      <w:r>
+        <w:rPr>
+          <w:b w:val="0"/>
+        </w:rPr>
         <w:t>RETRY RULE  A coached answer becomes mastery only after you solve a different case independently.</w:t>
       </w:r>
     </w:p>
@@ -2825,6 +5369,17 @@
     </w:p>
     <w:p>
       <w:r>
+        <w:t>Apply this week’s idea to Helpful Classroom Sorter. Keep an annotated decision and the evidence supporting it.</w:t>
+      </w:r>
+    </w:p>
+    <w:p>
+      <w:pPr>
+        <w:spacing w:line="336" w:lineRule="auto" w:after="180"/>
+      </w:pPr>
+      <w:r>
+        <w:rPr>
+          <w:b/>
+        </w:rPr>
         <w:t>PROJECT</w:t>
       </w:r>
     </w:p>
@@ -2837,8 +5392,26 @@
       </w:r>
     </w:p>
     <w:p>
-      <w:r>
-        <w:t>Build one coherent system across the year, one evidence-based decision at a time.</w:t>
+      <w:pPr>
+        <w:spacing w:line="336" w:lineRule="auto" w:after="180"/>
+      </w:pPr>
+      <w:r>
+        <w:rPr>
+          <w:b w:val="0"/>
+        </w:rPr>
+        <w:t xml:space="preserve">Build one coherent system across the year, one </w:t>
+      </w:r>
+      <w:r>
+        <w:rPr>
+          <w:b/>
+        </w:rPr>
+        <w:t>evidence</w:t>
+      </w:r>
+      <w:r>
+        <w:rPr>
+          <w:b w:val="0"/>
+        </w:rPr>
+        <w:t>-based decision at a time.</w:t>
       </w:r>
     </w:p>
     <w:p>
@@ -2878,32 +5451,98 @@
       </w:r>
     </w:p>
     <w:p>
-      <w:r>
-        <w:t>THIS WEEK'S CHECKPOINT  Define the Classroom Sorter's bin labels and write how to handle objects that reasonably fit more than one bin.</w:t>
-      </w:r>
-    </w:p>
-    <w:p>
-      <w:r>
+      <w:pPr>
+        <w:spacing w:line="336" w:lineRule="auto" w:after="180"/>
+        <w:shd w:fill="EDF7F3"/>
+      </w:pPr>
+      <w:r>
+        <w:rPr>
+          <w:b w:val="0"/>
+        </w:rPr>
+        <w:t xml:space="preserve">THIS WEEK'S CHECKPOINT  Define the Classroom Sorter's bin </w:t>
+      </w:r>
+      <w:r>
+        <w:rPr>
+          <w:b/>
+        </w:rPr>
+        <w:t>label</w:t>
+      </w:r>
+      <w:r>
+        <w:rPr>
+          <w:b w:val="0"/>
+        </w:rPr>
+        <w:t>s and write how to handle objects that reasonably fit more than one bin.</w:t>
+      </w:r>
+    </w:p>
+    <w:p>
+      <w:pPr>
+        <w:spacing w:line="336" w:lineRule="auto" w:after="180"/>
+        <w:shd w:fill="F5F1FB"/>
+      </w:pPr>
+      <w:r>
+        <w:rPr>
+          <w:b w:val="0"/>
+        </w:rPr>
         <w:t>What real classroom need does this serve?</w:t>
       </w:r>
     </w:p>
     <w:p>
-      <w:r>
+      <w:pPr>
+        <w:spacing w:line="336" w:lineRule="auto" w:after="180"/>
+        <w:shd w:fill="F5F1FB"/>
+      </w:pPr>
+      <w:r>
+        <w:rPr>
+          <w:b w:val="0"/>
+        </w:rPr>
         <w:t>What information is necessary—and what should stay private?</w:t>
       </w:r>
     </w:p>
     <w:p>
-      <w:r>
-        <w:t>What happens inside the process?</w:t>
-      </w:r>
-    </w:p>
-    <w:p>
-      <w:r>
+      <w:pPr>
+        <w:spacing w:line="336" w:lineRule="auto" w:after="180"/>
+        <w:shd w:fill="F5F1FB"/>
+      </w:pPr>
+      <w:r>
+        <w:rPr>
+          <w:b w:val="0"/>
+        </w:rPr>
+        <w:t xml:space="preserve">What happens inside the </w:t>
+      </w:r>
+      <w:r>
+        <w:rPr>
+          <w:b/>
+        </w:rPr>
+        <w:t>process</w:t>
+      </w:r>
+      <w:r>
+        <w:rPr>
+          <w:b w:val="0"/>
+        </w:rPr>
+        <w:t>?</w:t>
+      </w:r>
+    </w:p>
+    <w:p>
+      <w:pPr>
+        <w:spacing w:line="336" w:lineRule="auto" w:after="180"/>
+        <w:shd w:fill="F5F1FB"/>
+      </w:pPr>
+      <w:r>
+        <w:rPr>
+          <w:b w:val="0"/>
+        </w:rPr>
         <w:t>What normal and edge cases will you test?</w:t>
       </w:r>
     </w:p>
     <w:p>
-      <w:r>
+      <w:pPr>
+        <w:spacing w:line="336" w:lineRule="auto" w:after="180"/>
+        <w:shd w:fill="F5F1FB"/>
+      </w:pPr>
+      <w:r>
+        <w:rPr>
+          <w:b w:val="0"/>
+        </w:rPr>
         <w:t>When should it say not sure or ask a person?</w:t>
       </w:r>
     </w:p>
@@ -2944,12 +5583,45 @@
       </w:r>
     </w:p>
     <w:p>
-      <w:r>
-        <w:t>RESPONSIBLE DESIGN  Labels do not exist naturally in the data; people define them for a purpose.</w:t>
-      </w:r>
-    </w:p>
-    <w:p>
-      <w:r>
+      <w:pPr>
+        <w:pStyle w:val="Heading3"/>
+      </w:pPr>
+      <w:r>
+        <w:t>Responsible design</w:t>
+      </w:r>
+    </w:p>
+    <w:p>
+      <w:pPr>
+        <w:spacing w:line="336" w:lineRule="auto" w:after="180"/>
+        <w:shd w:fill="FFF5E6"/>
+      </w:pPr>
+      <w:r>
+        <w:rPr>
+          <w:b w:val="0"/>
+        </w:rPr>
+        <w:t xml:space="preserve">RESPONSIBLE DESIGN  </w:t>
+      </w:r>
+      <w:r>
+        <w:rPr>
+          <w:b/>
+        </w:rPr>
+        <w:t>Label</w:t>
+      </w:r>
+      <w:r>
+        <w:rPr>
+          <w:b w:val="0"/>
+        </w:rPr>
+        <w:t>s do not exist naturally in the data; people define them for a purpose.</w:t>
+      </w:r>
+    </w:p>
+    <w:p>
+      <w:pPr>
+        <w:spacing w:line="336" w:lineRule="auto" w:after="180"/>
+      </w:pPr>
+      <w:r>
+        <w:rPr>
+          <w:b w:val="0"/>
+        </w:rPr>
         <w:t>My project decision:</w:t>
       </w:r>
     </w:p>
@@ -2962,8 +5634,50 @@
       </w:r>
     </w:p>
     <w:p>
-      <w:r>
-        <w:t>Write a sorter label guide with examples of complete, invalid and unresolved inputs before comparing labels.</w:t>
+      <w:pPr>
+        <w:spacing w:line="336" w:lineRule="auto" w:after="180"/>
+      </w:pPr>
+      <w:r>
+        <w:rPr>
+          <w:b w:val="0"/>
+        </w:rPr>
+        <w:t xml:space="preserve">Write a sorter </w:t>
+      </w:r>
+      <w:r>
+        <w:rPr>
+          <w:b/>
+        </w:rPr>
+        <w:t>label</w:t>
+      </w:r>
+      <w:r>
+        <w:rPr>
+          <w:b w:val="0"/>
+        </w:rPr>
+        <w:t xml:space="preserve"> guide with examples of complete, invalid and unresolved </w:t>
+      </w:r>
+      <w:r>
+        <w:rPr>
+          <w:b/>
+        </w:rPr>
+        <w:t>input</w:t>
+      </w:r>
+      <w:r>
+        <w:rPr>
+          <w:b w:val="0"/>
+        </w:rPr>
+        <w:t xml:space="preserve">s before comparing </w:t>
+      </w:r>
+      <w:r>
+        <w:rPr>
+          <w:b/>
+        </w:rPr>
+        <w:t>label</w:t>
+      </w:r>
+      <w:r>
+        <w:rPr>
+          <w:b w:val="0"/>
+        </w:rPr>
+        <w:t>s.</w:t>
       </w:r>
     </w:p>
     <w:p>
@@ -2976,6 +5690,17 @@
     </w:p>
     <w:p>
       <w:r>
+        <w:t>Use a genuinely new case for independent evidence. Previously discussed examples remain practice; use the separately named independent case before feedback.</w:t>
+      </w:r>
+    </w:p>
+    <w:p>
+      <w:pPr>
+        <w:spacing w:line="336" w:lineRule="auto" w:after="180"/>
+      </w:pPr>
+      <w:r>
+        <w:rPr>
+          <w:b/>
+        </w:rPr>
         <w:t>MASTERY</w:t>
       </w:r>
     </w:p>
@@ -2988,7 +5713,13 @@
       </w:r>
     </w:p>
     <w:p>
-      <w:r>
+      <w:pPr>
+        <w:spacing w:line="336" w:lineRule="auto" w:after="180"/>
+      </w:pPr>
+      <w:r>
+        <w:rPr>
+          <w:b w:val="0"/>
+        </w:rPr>
         <w:t>Complete this after teaching and guided practice have ended.</w:t>
       </w:r>
     </w:p>
@@ -3029,53 +5760,296 @@
       </w:r>
     </w:p>
     <w:p>
-      <w:r>
-        <w:t>REQUIRED PROOF  Create labels for six playground objects, identify two overlapping cases, and revise one label definition so another team can apply it consistently.</w:t>
-      </w:r>
-    </w:p>
-    <w:p>
-      <w:r>
+      <w:pPr>
+        <w:pStyle w:val="Heading3"/>
+      </w:pPr>
+      <w:r>
+        <w:t>What success looks like</w:t>
+      </w:r>
+    </w:p>
+    <w:p>
+      <w:pPr>
+        <w:spacing w:line="336" w:lineRule="auto" w:after="180"/>
+        <w:shd w:fill="EDF7F3"/>
+      </w:pPr>
+      <w:r>
+        <w:rPr>
+          <w:b w:val="0"/>
+        </w:rPr>
+        <w:t xml:space="preserve">REQUIRED PROOF  Create </w:t>
+      </w:r>
+      <w:r>
+        <w:rPr>
+          <w:b/>
+        </w:rPr>
+        <w:t>label</w:t>
+      </w:r>
+      <w:r>
+        <w:rPr>
+          <w:b w:val="0"/>
+        </w:rPr>
+        <w:t xml:space="preserve">s for six playground objects, identify two </w:t>
+      </w:r>
+      <w:r>
+        <w:rPr>
+          <w:b/>
+        </w:rPr>
+        <w:t>overlap</w:t>
+      </w:r>
+      <w:r>
+        <w:rPr>
+          <w:b w:val="0"/>
+        </w:rPr>
+        <w:t xml:space="preserve">ping cases, and revise one </w:t>
+      </w:r>
+      <w:r>
+        <w:rPr>
+          <w:b/>
+        </w:rPr>
+        <w:t>label</w:t>
+      </w:r>
+      <w:r>
+        <w:rPr>
+          <w:b w:val="0"/>
+        </w:rPr>
+        <w:t xml:space="preserve"> definition so another team can apply it consistently.</w:t>
+      </w:r>
+    </w:p>
+    <w:p>
+      <w:pPr>
+        <w:spacing w:line="336" w:lineRule="auto" w:after="180"/>
+      </w:pPr>
+      <w:r>
+        <w:rPr>
+          <w:b w:val="0"/>
+        </w:rPr>
         <w:t>□ Name or draw the fresh case.</w:t>
       </w:r>
     </w:p>
     <w:p>
-      <w:r>
-        <w:t>□ Trace input, process, and output.</w:t>
-      </w:r>
-    </w:p>
-    <w:p>
-      <w:r>
-        <w:t>□ State the conclusion and strongest evidence.</w:t>
-      </w:r>
-    </w:p>
-    <w:p>
-      <w:r>
+      <w:pPr>
+        <w:spacing w:line="336" w:lineRule="auto" w:after="180"/>
+      </w:pPr>
+      <w:r>
+        <w:rPr>
+          <w:b w:val="0"/>
+        </w:rPr>
+        <w:t xml:space="preserve">□ Trace </w:t>
+      </w:r>
+      <w:r>
+        <w:rPr>
+          <w:b/>
+        </w:rPr>
+        <w:t>input</w:t>
+      </w:r>
+      <w:r>
+        <w:rPr>
+          <w:b w:val="0"/>
+        </w:rPr>
+        <w:t xml:space="preserve">, </w:t>
+      </w:r>
+      <w:r>
+        <w:rPr>
+          <w:b/>
+        </w:rPr>
+        <w:t>process</w:t>
+      </w:r>
+      <w:r>
+        <w:rPr>
+          <w:b w:val="0"/>
+        </w:rPr>
+        <w:t xml:space="preserve">, and </w:t>
+      </w:r>
+      <w:r>
+        <w:rPr>
+          <w:b/>
+        </w:rPr>
+        <w:t>output</w:t>
+      </w:r>
+      <w:r>
+        <w:rPr>
+          <w:b w:val="0"/>
+        </w:rPr>
+        <w:t>.</w:t>
+      </w:r>
+    </w:p>
+    <w:p>
+      <w:pPr>
+        <w:spacing w:line="336" w:lineRule="auto" w:after="180"/>
+      </w:pPr>
+      <w:r>
+        <w:rPr>
+          <w:b w:val="0"/>
+        </w:rPr>
+        <w:t xml:space="preserve">□ State the conclusion and strongest </w:t>
+      </w:r>
+      <w:r>
+        <w:rPr>
+          <w:b/>
+        </w:rPr>
+        <w:t>evidence</w:t>
+      </w:r>
+      <w:r>
+        <w:rPr>
+          <w:b w:val="0"/>
+        </w:rPr>
+        <w:t>.</w:t>
+      </w:r>
+    </w:p>
+    <w:p>
+      <w:pPr>
+        <w:spacing w:line="336" w:lineRule="auto" w:after="180"/>
+      </w:pPr>
+      <w:r>
+        <w:rPr>
+          <w:b w:val="0"/>
+        </w:rPr>
         <w:t>□ Name one limit, failure, missing clue, or fairness/privacy concern.</w:t>
       </w:r>
     </w:p>
     <w:p>
-      <w:r>
+      <w:pPr>
+        <w:spacing w:line="336" w:lineRule="auto" w:after="180"/>
+      </w:pPr>
+      <w:r>
+        <w:rPr>
+          <w:b w:val="0"/>
+        </w:rPr>
         <w:t>□ Explain one safe next action or improvement.</w:t>
       </w:r>
     </w:p>
     <w:p>
-      <w:r>
-        <w:t>Independent evidence:</w:t>
-      </w:r>
-    </w:p>
-    <w:p>
-      <w:r>
-        <w:t>SELF-CHECK  Strong labels include a purpose and a rule for membership. Overlapping objects may need multiple labels or a priority rule. A revised definition should reduce disagreement without pretending every case is simple.</w:t>
-      </w:r>
-    </w:p>
-    <w:p>
-      <w:r>
+      <w:pPr>
+        <w:spacing w:line="336" w:lineRule="auto" w:after="180"/>
+      </w:pPr>
+      <w:r>
+        <w:rPr>
+          <w:b w:val="0"/>
+        </w:rPr>
+        <w:t xml:space="preserve">Independent </w:t>
+      </w:r>
+      <w:r>
+        <w:rPr>
+          <w:b/>
+        </w:rPr>
+        <w:t>evidence</w:t>
+      </w:r>
+      <w:r>
+        <w:rPr>
+          <w:b w:val="0"/>
+        </w:rPr>
+        <w:t>:</w:t>
+      </w:r>
+    </w:p>
+    <w:p>
+      <w:pPr>
+        <w:pStyle w:val="Heading3"/>
+      </w:pPr>
+      <w:r>
+        <w:t>Check your explanation</w:t>
+      </w:r>
+    </w:p>
+    <w:p>
+      <w:pPr>
+        <w:spacing w:line="336" w:lineRule="auto" w:after="180"/>
+        <w:shd w:fill="F5F1FB"/>
+      </w:pPr>
+      <w:r>
+        <w:rPr>
+          <w:b w:val="0"/>
+        </w:rPr>
+        <w:t xml:space="preserve">SELF-CHECK  Strong </w:t>
+      </w:r>
+      <w:r>
+        <w:rPr>
+          <w:b/>
+        </w:rPr>
+        <w:t>label</w:t>
+      </w:r>
+      <w:r>
+        <w:rPr>
+          <w:b w:val="0"/>
+        </w:rPr>
+        <w:t xml:space="preserve">s include a purpose and a rule for membership. </w:t>
+      </w:r>
+      <w:r>
+        <w:rPr>
+          <w:b/>
+        </w:rPr>
+        <w:t>Overlap</w:t>
+      </w:r>
+      <w:r>
+        <w:rPr>
+          <w:b w:val="0"/>
+        </w:rPr>
+        <w:t xml:space="preserve">ping objects may need multiple </w:t>
+      </w:r>
+      <w:r>
+        <w:rPr>
+          <w:b/>
+        </w:rPr>
+        <w:t>label</w:t>
+      </w:r>
+      <w:r>
+        <w:rPr>
+          <w:b w:val="0"/>
+        </w:rPr>
+        <w:t xml:space="preserve">s or a priority rule. A revised definition should reduce </w:t>
+      </w:r>
+      <w:r>
+        <w:rPr>
+          <w:b/>
+        </w:rPr>
+        <w:t>disagreement</w:t>
+      </w:r>
+      <w:r>
+        <w:rPr>
+          <w:b w:val="0"/>
+        </w:rPr>
+        <w:t xml:space="preserve"> without pretending every case is simple.</w:t>
+      </w:r>
+    </w:p>
+    <w:p>
+      <w:pPr>
+        <w:spacing w:line="336" w:lineRule="auto" w:after="180"/>
+      </w:pPr>
+      <w:r>
+        <w:rPr>
+          <w:b w:val="0"/>
+        </w:rPr>
         <w:t>My level:  □ Not yet  □ With one hint  □ Independently  □ I can teach it</w:t>
       </w:r>
     </w:p>
     <w:p>
-      <w:r>
-        <w:t>NEXT BRIDGE  Carry today's evidence habit into: Features: Useful Clues.</w:t>
+      <w:pPr>
+        <w:pStyle w:val="Heading3"/>
+      </w:pPr>
+      <w:r>
+        <w:t>Connect to the next lesson</w:t>
+      </w:r>
+    </w:p>
+    <w:p>
+      <w:pPr>
+        <w:spacing w:line="336" w:lineRule="auto" w:after="180"/>
+        <w:shd w:fill="F1F6F8"/>
+      </w:pPr>
+      <w:r>
+        <w:rPr>
+          <w:b w:val="0"/>
+        </w:rPr>
+        <w:t xml:space="preserve">NEXT BRIDGE  Carry today's </w:t>
+      </w:r>
+      <w:r>
+        <w:rPr>
+          <w:b/>
+        </w:rPr>
+        <w:t>evidence</w:t>
+      </w:r>
+      <w:r>
+        <w:rPr>
+          <w:b w:val="0"/>
+        </w:rPr>
+        <w:t xml:space="preserve"> habit into: Features: Useful Clues.</w:t>
       </w:r>
     </w:p>
     <w:p>
@@ -3087,6 +6061,11 @@
       </w:r>
     </w:p>
     <w:p>
+      <w:r>
+        <w:t>Revisit the complete Categories and Labels case for supported practice. Repeated examples do not become fresh assessments.</w:t>
+      </w:r>
+    </w:p>
+    <w:p>
       <w:pPr>
         <w:pStyle w:val="Heading3"/>
       </w:pPr>
@@ -3095,7 +6074,13 @@
       </w:r>
     </w:p>
     <w:p>
-      <w:r>
+      <w:pPr>
+        <w:spacing w:line="336" w:lineRule="auto" w:after="180"/>
+      </w:pPr>
+      <w:r>
+        <w:rPr>
+          <w:b w:val="0"/>
+        </w:rPr>
         <w:t>Use the supplied details to practise the weekly concept before attempting the independent question. This case extends the illustrated lesson.</w:t>
       </w:r>
     </w:p>
@@ -3108,7 +6093,13 @@
       </w:r>
     </w:p>
     <w:p>
-      <w:r>
+      <w:pPr>
+        <w:spacing w:line="336" w:lineRule="auto" w:after="180"/>
+      </w:pPr>
+      <w:r>
+        <w:rPr>
+          <w:b w:val="0"/>
+        </w:rPr>
         <w:t>Six cards show two circles, two triangles and two squares. Sort by shape.</w:t>
       </w:r>
     </w:p>
@@ -3121,8 +6112,27 @@
       </w:r>
     </w:p>
     <w:p>
-      <w:r>
-        <w:t>Why can red and blue circles share a label?</w:t>
+      <w:pPr>
+        <w:spacing w:line="336" w:lineRule="auto" w:after="180"/>
+        <w:shd w:fill="F5F1FB"/>
+      </w:pPr>
+      <w:r>
+        <w:rPr>
+          <w:b w:val="0"/>
+        </w:rPr>
+        <w:t xml:space="preserve">Why can red and blue circles share a </w:t>
+      </w:r>
+      <w:r>
+        <w:rPr>
+          <w:b/>
+        </w:rPr>
+        <w:t>label</w:t>
+      </w:r>
+      <w:r>
+        <w:rPr>
+          <w:b w:val="0"/>
+        </w:rPr>
+        <w:t>?</w:t>
       </w:r>
     </w:p>
     <w:p>
@@ -3134,8 +6144,26 @@
       </w:r>
     </w:p>
     <w:p>
-      <w:r>
-        <w:t>Both meet the circle definition. Colour does not change the agreed shape label. Apply one definition consistently.</w:t>
+      <w:pPr>
+        <w:spacing w:line="336" w:lineRule="auto" w:after="180"/>
+      </w:pPr>
+      <w:r>
+        <w:rPr>
+          <w:b w:val="0"/>
+        </w:rPr>
+        <w:t xml:space="preserve">Both meet the circle definition. Colour does not change the agreed shape </w:t>
+      </w:r>
+      <w:r>
+        <w:rPr>
+          <w:b/>
+        </w:rPr>
+        <w:t>label</w:t>
+      </w:r>
+      <w:r>
+        <w:rPr>
+          <w:b w:val="0"/>
+        </w:rPr>
+        <w:t>. Apply one definition consistently.</w:t>
       </w:r>
     </w:p>
     <w:p>
@@ -3147,7 +6175,14 @@
       </w:r>
     </w:p>
     <w:p>
-      <w:r>
+      <w:pPr>
+        <w:spacing w:line="336" w:lineRule="auto" w:after="180"/>
+        <w:shd w:fill="F5F1FB"/>
+      </w:pPr>
+      <w:r>
+        <w:rPr>
+          <w:b w:val="0"/>
+        </w:rPr>
         <w:t>Which detail supports the answer, and why does it matter?</w:t>
       </w:r>
     </w:p>
@@ -3303,18 +6338,61 @@
       </w:tr>
     </w:tbl>
     <w:p>
-      <w:r>
+      <w:pPr>
+        <w:spacing w:line="336" w:lineRule="auto" w:after="180"/>
+      </w:pPr>
+      <w:r>
+        <w:rPr>
+          <w:b w:val="0"/>
+        </w:rPr>
         <w:t>Six cards show two circles, two triangles and two squares. Sort by shape.</w:t>
       </w:r>
     </w:p>
     <w:p>
-      <w:r>
-        <w:t>Why can red and blue circles share a label?</w:t>
-      </w:r>
-    </w:p>
-    <w:p>
-      <w:r>
-        <w:t>Both meet the circle definition. Colour does not change the agreed shape label. Apply one definition consistently.</w:t>
+      <w:pPr>
+        <w:spacing w:line="336" w:lineRule="auto" w:after="180"/>
+        <w:shd w:fill="F5F1FB"/>
+      </w:pPr>
+      <w:r>
+        <w:rPr>
+          <w:b w:val="0"/>
+        </w:rPr>
+        <w:t xml:space="preserve">Why can red and blue circles share a </w:t>
+      </w:r>
+      <w:r>
+        <w:rPr>
+          <w:b/>
+        </w:rPr>
+        <w:t>label</w:t>
+      </w:r>
+      <w:r>
+        <w:rPr>
+          <w:b w:val="0"/>
+        </w:rPr>
+        <w:t>?</w:t>
+      </w:r>
+    </w:p>
+    <w:p>
+      <w:pPr>
+        <w:spacing w:line="336" w:lineRule="auto" w:after="180"/>
+      </w:pPr>
+      <w:r>
+        <w:rPr>
+          <w:b w:val="0"/>
+        </w:rPr>
+        <w:t xml:space="preserve">Both meet the circle definition. Colour does not change the agreed shape </w:t>
+      </w:r>
+      <w:r>
+        <w:rPr>
+          <w:b/>
+        </w:rPr>
+        <w:t>label</w:t>
+      </w:r>
+      <w:r>
+        <w:rPr>
+          <w:b w:val="0"/>
+        </w:rPr>
+        <w:t>. Apply one definition consistently.</w:t>
       </w:r>
     </w:p>
     <w:p>
@@ -3326,6 +6404,11 @@
       </w:r>
     </w:p>
     <w:p>
+      <w:r>
+        <w:t>Attempt the reserved new case before feedback. Record support; the earlier examples below remain additional practice.</w:t>
+      </w:r>
+    </w:p>
+    <w:p>
       <w:pPr>
         <w:pStyle w:val="Heading3"/>
       </w:pPr>
@@ -3334,8 +6417,66 @@
       </w:r>
     </w:p>
     <w:p>
-      <w:r>
-        <w:t>A fictional equipment-request form accepts a whole-number borrowing duration of 1 through 7 days inclusive and one item code X or Y. Label revise if any known field fails; otherwise label review if a field is blank or unreadable; otherwise label ready. Classify these forms and justify each: 7 days X; 8 days Y; unreadable duration X; 8 days blank code. Explain whether ready alone grants permission to borrow.</w:t>
+      <w:pPr>
+        <w:spacing w:line="336" w:lineRule="auto" w:after="180"/>
+      </w:pPr>
+      <w:r>
+        <w:rPr>
+          <w:b w:val="0"/>
+        </w:rPr>
+        <w:t>A fictional equipment-request form accepts a whole-number borrowing duration of 1 through 7 days inclusive and one item code X or Y.</w:t>
+      </w:r>
+    </w:p>
+    <w:p>
+      <w:pPr>
+        <w:spacing w:line="336" w:lineRule="auto" w:after="180"/>
+      </w:pPr>
+      <w:r>
+        <w:rPr>
+          <w:b/>
+        </w:rPr>
+        <w:t>Label</w:t>
+      </w:r>
+      <w:r>
+        <w:rPr>
+          <w:b w:val="0"/>
+        </w:rPr>
+        <w:t xml:space="preserve"> revise if any known field fails; otherwise </w:t>
+      </w:r>
+      <w:r>
+        <w:rPr>
+          <w:b/>
+        </w:rPr>
+        <w:t>label</w:t>
+      </w:r>
+      <w:r>
+        <w:rPr>
+          <w:b w:val="0"/>
+        </w:rPr>
+        <w:t xml:space="preserve"> review if a field is blank or unreadable; otherwise </w:t>
+      </w:r>
+      <w:r>
+        <w:rPr>
+          <w:b/>
+        </w:rPr>
+        <w:t>label</w:t>
+      </w:r>
+      <w:r>
+        <w:rPr>
+          <w:b w:val="0"/>
+        </w:rPr>
+        <w:t xml:space="preserve"> ready. Classify these forms and justify each: 7 days X; 8 days Y; unreadable duration X; 8 days blank code.</w:t>
+      </w:r>
+    </w:p>
+    <w:p>
+      <w:pPr>
+        <w:spacing w:line="336" w:lineRule="auto" w:after="180"/>
+      </w:pPr>
+      <w:r>
+        <w:rPr>
+          <w:b w:val="0"/>
+        </w:rPr>
+        <w:t>Explain whether ready alone grants permission to borrow.</w:t>
       </w:r>
     </w:p>
     <w:p>
@@ -3382,7 +6523,13 @@
       </w:r>
     </w:p>
     <w:p>
-      <w:r>
+      <w:pPr>
+        <w:spacing w:line="336" w:lineRule="auto" w:after="180"/>
+      </w:pPr>
+      <w:r>
+        <w:rPr>
+          <w:b w:val="0"/>
+        </w:rPr>
         <w:t>Attempt this case before feedback. Record any help. Earlier examples below are further practice; a case already practised with feedback cannot establish fresh transfer.</w:t>
       </w:r>
     </w:p>
@@ -3395,18 +6542,55 @@
       </w:r>
     </w:p>
     <w:p>
-      <w:r>
+      <w:pPr>
+        <w:spacing w:line="336" w:lineRule="auto" w:after="180"/>
+      </w:pPr>
+      <w:r>
+        <w:rPr>
+          <w:b w:val="0"/>
+        </w:rPr>
         <w:t>Close the worked explanation. Apply the idea to this different question without copying.</w:t>
       </w:r>
     </w:p>
     <w:p>
-      <w:r>
-        <w:t>The rule is: fruit has seeds; other objects go in other. Sort an apple, a pencil and a sealed mystery box. Which item needs more evidence, and why?</w:t>
-      </w:r>
-    </w:p>
-    <w:p>
-      <w:r>
-        <w:t>My answer, with a trace, calculation or supporting evidence</w:t>
+      <w:pPr>
+        <w:spacing w:line="336" w:lineRule="auto" w:after="180"/>
+        <w:shd w:fill="F5F1FB"/>
+      </w:pPr>
+      <w:r>
+        <w:rPr>
+          <w:b w:val="0"/>
+        </w:rPr>
+        <w:t xml:space="preserve">The rule is: fruit has seeds; other objects go in other. Sort an apple, a pencil and a sealed mystery box. Which item needs more </w:t>
+      </w:r>
+      <w:r>
+        <w:rPr>
+          <w:b/>
+        </w:rPr>
+        <w:t>evidence</w:t>
+      </w:r>
+      <w:r>
+        <w:rPr>
+          <w:b w:val="0"/>
+        </w:rPr>
+        <w:t>, and why?</w:t>
+      </w:r>
+    </w:p>
+    <w:p>
+      <w:pPr>
+        <w:spacing w:line="336" w:lineRule="auto" w:after="180"/>
+      </w:pPr>
+      <w:r>
+        <w:rPr>
+          <w:b w:val="0"/>
+        </w:rPr>
+        <w:t xml:space="preserve">My answer, with a trace, calculation or supporting </w:t>
+      </w:r>
+      <w:r>
+        <w:rPr>
+          <w:b/>
+        </w:rPr>
+        <w:t>evidence</w:t>
       </w:r>
     </w:p>
     <w:p>
@@ -3451,13 +6635,37 @@
       </w:r>
     </w:p>
     <w:p>
-      <w:r>
+      <w:pPr>
+        <w:spacing w:line="336" w:lineRule="auto" w:after="180"/>
+      </w:pPr>
+      <w:r>
+        <w:rPr>
+          <w:b w:val="0"/>
+        </w:rPr>
         <w:t>Change one relevant detail. Predict the result before testing. Include a boundary or missing-information case when it helps reveal a limit.</w:t>
       </w:r>
     </w:p>
     <w:p>
-      <w:r>
-        <w:t>My changed input and expected result</w:t>
+      <w:pPr>
+        <w:spacing w:line="336" w:lineRule="auto" w:after="180"/>
+      </w:pPr>
+      <w:r>
+        <w:rPr>
+          <w:b w:val="0"/>
+        </w:rPr>
+        <w:t xml:space="preserve">My changed </w:t>
+      </w:r>
+      <w:r>
+        <w:rPr>
+          <w:b/>
+        </w:rPr>
+        <w:t>input</w:t>
+      </w:r>
+      <w:r>
+        <w:rPr>
+          <w:b w:val="0"/>
+        </w:rPr>
+        <w:t xml:space="preserve"> and expected result</w:t>
       </w:r>
     </w:p>
     <w:p>
@@ -3502,13 +6710,49 @@
       </w:r>
     </w:p>
     <w:p>
-      <w:r>
-        <w:t>Define the Classroom Sorter's bin labels and write how to handle objects that reasonably fit more than one bin.</w:t>
-      </w:r>
-    </w:p>
-    <w:p>
-      <w:r>
-        <w:t>The evidence I will keep</w:t>
+      <w:pPr>
+        <w:spacing w:line="336" w:lineRule="auto" w:after="180"/>
+      </w:pPr>
+      <w:r>
+        <w:rPr>
+          <w:b w:val="0"/>
+        </w:rPr>
+        <w:t xml:space="preserve">Define the Classroom Sorter's bin </w:t>
+      </w:r>
+      <w:r>
+        <w:rPr>
+          <w:b/>
+        </w:rPr>
+        <w:t>label</w:t>
+      </w:r>
+      <w:r>
+        <w:rPr>
+          <w:b w:val="0"/>
+        </w:rPr>
+        <w:t>s and write how to handle objects that reasonably fit more than one bin.</w:t>
+      </w:r>
+    </w:p>
+    <w:p>
+      <w:pPr>
+        <w:spacing w:line="336" w:lineRule="auto" w:after="180"/>
+      </w:pPr>
+      <w:r>
+        <w:rPr>
+          <w:b w:val="0"/>
+        </w:rPr>
+        <w:t xml:space="preserve">The </w:t>
+      </w:r>
+      <w:r>
+        <w:rPr>
+          <w:b/>
+        </w:rPr>
+        <w:t>evidence</w:t>
+      </w:r>
+      <w:r>
+        <w:rPr>
+          <w:b w:val="0"/>
+        </w:rPr>
+        <w:t xml:space="preserve"> I will keep</w:t>
       </w:r>
     </w:p>
     <w:p>
@@ -3545,8 +6789,26 @@
       </w:r>
     </w:p>
     <w:p>
-      <w:r>
-        <w:t>Your teacher has the independent answer and scoring criteria. Complete the matching workbook week to keep your practice evidence together.</w:t>
+      <w:pPr>
+        <w:spacing w:line="336" w:lineRule="auto" w:after="180"/>
+      </w:pPr>
+      <w:r>
+        <w:rPr>
+          <w:b w:val="0"/>
+        </w:rPr>
+        <w:t xml:space="preserve">Your teacher has the independent answer and scoring criteria. Complete the matching workbook week to keep your practice </w:t>
+      </w:r>
+      <w:r>
+        <w:rPr>
+          <w:b/>
+        </w:rPr>
+        <w:t>evidence</w:t>
+      </w:r>
+      <w:r>
+        <w:rPr>
+          <w:b w:val="0"/>
+        </w:rPr>
+        <w:t xml:space="preserve"> together.</w:t>
       </w:r>
     </w:p>
     <w:p>
@@ -3558,8 +6820,49 @@
       </w:r>
     </w:p>
     <w:p>
-      <w:r>
-        <w:t>Your dataset labels 'reusable containers'. One team includes a disposable bottle reused once; another excludes it. Give an operational label rule and classify this boundary case under that rule. Explain why a different rule could be defensible.</w:t>
+      <w:pPr>
+        <w:spacing w:line="336" w:lineRule="auto" w:after="180"/>
+      </w:pPr>
+      <w:r>
+        <w:rPr>
+          <w:b w:val="0"/>
+        </w:rPr>
+        <w:t xml:space="preserve">Your dataset </w:t>
+      </w:r>
+      <w:r>
+        <w:rPr>
+          <w:b/>
+        </w:rPr>
+        <w:t>label</w:t>
+      </w:r>
+      <w:r>
+        <w:rPr>
+          <w:b w:val="0"/>
+        </w:rPr>
+        <w:t xml:space="preserve">s 'reusable containers'. One team includes a disposable bottle reused once; another excludes it. Give an operational </w:t>
+      </w:r>
+      <w:r>
+        <w:rPr>
+          <w:b/>
+        </w:rPr>
+        <w:t>label</w:t>
+      </w:r>
+      <w:r>
+        <w:rPr>
+          <w:b w:val="0"/>
+        </w:rPr>
+        <w:t xml:space="preserve"> rule and classify this boundary case under that rule.</w:t>
+      </w:r>
+    </w:p>
+    <w:p>
+      <w:pPr>
+        <w:spacing w:line="336" w:lineRule="auto" w:after="180"/>
+      </w:pPr>
+      <w:r>
+        <w:rPr>
+          <w:b w:val="0"/>
+        </w:rPr>
+        <w:t>Explain why a different rule could be defensible.</w:t>
       </w:r>
     </w:p>
     <w:p>
@@ -3614,8 +6917,25 @@
       </w:r>
     </w:p>
     <w:p>
-      <w:r>
-        <w:t>Attempt the independent case before hints. Record whether you worked alone, used a hint or followed a model. After feedback, fix the first unsupported step and explain why it changed. A later check uses a changed case, not a copied answer.</w:t>
+      <w:pPr>
+        <w:spacing w:line="336" w:lineRule="auto" w:after="180"/>
+      </w:pPr>
+      <w:r>
+        <w:rPr>
+          <w:b w:val="0"/>
+        </w:rPr>
+        <w:t>Attempt the independent case before hints. Record whether you worked alone, used a hint or followed a model. After feedback, fix the first unsupported step and explain why it changed.</w:t>
+      </w:r>
+    </w:p>
+    <w:p>
+      <w:pPr>
+        <w:spacing w:line="336" w:lineRule="auto" w:after="180"/>
+      </w:pPr>
+      <w:r>
+        <w:rPr>
+          <w:b w:val="0"/>
+        </w:rPr>
+        <w:t>A later check uses a changed case, not a copied answer.</w:t>
       </w:r>
     </w:p>
     <w:p>
@@ -3628,7 +6948,30 @@
     </w:p>
     <w:p>
       <w:r>
-        <w:t>Start with this question: A fictional craft club labels cardboard-order cards ready, review or revise.</w:t>
+        <w:t>Use this map to navigate Categories and Labels, connect the goals to tasks and keep one evidence record for each attempt.</w:t>
+      </w:r>
+    </w:p>
+    <w:p>
+      <w:pPr>
+        <w:spacing w:line="336" w:lineRule="auto" w:after="180"/>
+      </w:pPr>
+      <w:r>
+        <w:rPr>
+          <w:b w:val="0"/>
+        </w:rPr>
+        <w:t xml:space="preserve">Start with this question: A fictional craft club </w:t>
+      </w:r>
+      <w:r>
+        <w:rPr>
+          <w:b/>
+        </w:rPr>
+        <w:t>label</w:t>
+      </w:r>
+      <w:r>
+        <w:rPr>
+          <w:b w:val="0"/>
+        </w:rPr>
+        <w:t>s cardboard-order cards ready, review or revise.</w:t>
       </w:r>
     </w:p>
     <w:tbl>
@@ -3734,13 +7077,61 @@
       </w:tr>
     </w:tbl>
     <w:p>
-      <w:r>
-        <w:t>Remember → watch and explain → try with help → investigate → try independently → keep project evidence. Your teacher may spread this lesson across several classes.</w:t>
-      </w:r>
-    </w:p>
-    <w:p>
-      <w:r>
-        <w:t>Keep your first prediction. Compare it with what the evidence shows and explain any change.</w:t>
+      <w:pPr>
+        <w:spacing w:line="336" w:lineRule="auto" w:after="180"/>
+      </w:pPr>
+      <w:r>
+        <w:rPr>
+          <w:b w:val="0"/>
+        </w:rPr>
+        <w:t xml:space="preserve">Remember → watch and explain → try with help → investigate → try independently → keep project </w:t>
+      </w:r>
+      <w:r>
+        <w:rPr>
+          <w:b/>
+        </w:rPr>
+        <w:t>evidence</w:t>
+      </w:r>
+      <w:r>
+        <w:rPr>
+          <w:b w:val="0"/>
+        </w:rPr>
+        <w:t>. Your teacher may spread this lesson across several classes.</w:t>
+      </w:r>
+    </w:p>
+    <w:p>
+      <w:pPr>
+        <w:spacing w:line="336" w:lineRule="auto" w:after="180"/>
+      </w:pPr>
+      <w:r>
+        <w:rPr>
+          <w:b w:val="0"/>
+        </w:rPr>
+        <w:t xml:space="preserve">Keep your first </w:t>
+      </w:r>
+      <w:r>
+        <w:rPr>
+          <w:b/>
+        </w:rPr>
+        <w:t>prediction</w:t>
+      </w:r>
+      <w:r>
+        <w:rPr>
+          <w:b w:val="0"/>
+        </w:rPr>
+        <w:t xml:space="preserve">. Compare it with what the </w:t>
+      </w:r>
+      <w:r>
+        <w:rPr>
+          <w:b/>
+        </w:rPr>
+        <w:t>evidence</w:t>
+      </w:r>
+      <w:r>
+        <w:rPr>
+          <w:b w:val="0"/>
+        </w:rPr>
+        <w:t xml:space="preserve"> shows and explain any change.</w:t>
       </w:r>
     </w:p>
     <w:p>
@@ -3753,7 +7144,42 @@
     </w:p>
     <w:p>
       <w:r>
-        <w:t>Close your notes. Explain this goal in your own words: Apply a category definition using explicit evidence and boundary rules</w:t>
+        <w:t>Explain Categories and Labels without notes, identify a remaining question and plan a later check with a changed case.</w:t>
+      </w:r>
+    </w:p>
+    <w:p>
+      <w:pPr>
+        <w:spacing w:line="336" w:lineRule="auto" w:after="180"/>
+      </w:pPr>
+      <w:r>
+        <w:rPr>
+          <w:b w:val="0"/>
+        </w:rPr>
+        <w:t xml:space="preserve">Close your notes. Explain this goal in your own words: Apply a </w:t>
+      </w:r>
+      <w:r>
+        <w:rPr>
+          <w:b/>
+        </w:rPr>
+        <w:t>category</w:t>
+      </w:r>
+      <w:r>
+        <w:rPr>
+          <w:b w:val="0"/>
+        </w:rPr>
+        <w:t xml:space="preserve"> definition using explicit </w:t>
+      </w:r>
+      <w:r>
+        <w:rPr>
+          <w:b/>
+        </w:rPr>
+        <w:t>evidence</w:t>
+      </w:r>
+      <w:r>
+        <w:rPr>
+          <w:b w:val="0"/>
+        </w:rPr>
+        <w:t xml:space="preserve"> and boundary rules</w:t>
       </w:r>
     </w:p>
     <w:p>
@@ -3790,13 +7216,61 @@
       </w:r>
     </w:p>
     <w:p>
-      <w:r>
-        <w:t>If you are unsure, return to the worked picture and explain one arrow. If you are ready, change an input or assumption and justify your prediction.</w:t>
-      </w:r>
-    </w:p>
-    <w:p>
-      <w:r>
-        <w:t>Save your workbook evidence. At the next review, try a different case before opening your old answer.</w:t>
+      <w:pPr>
+        <w:spacing w:line="336" w:lineRule="auto" w:after="180"/>
+      </w:pPr>
+      <w:r>
+        <w:rPr>
+          <w:b w:val="0"/>
+        </w:rPr>
+        <w:t xml:space="preserve">If you are unsure, return to the worked picture and explain one arrow. If you are ready, change an </w:t>
+      </w:r>
+      <w:r>
+        <w:rPr>
+          <w:b/>
+        </w:rPr>
+        <w:t>input</w:t>
+      </w:r>
+      <w:r>
+        <w:rPr>
+          <w:b w:val="0"/>
+        </w:rPr>
+        <w:t xml:space="preserve"> or assumption and justify your </w:t>
+      </w:r>
+      <w:r>
+        <w:rPr>
+          <w:b/>
+        </w:rPr>
+        <w:t>prediction</w:t>
+      </w:r>
+      <w:r>
+        <w:rPr>
+          <w:b w:val="0"/>
+        </w:rPr>
+        <w:t>.</w:t>
+      </w:r>
+    </w:p>
+    <w:p>
+      <w:pPr>
+        <w:spacing w:line="336" w:lineRule="auto" w:after="180"/>
+      </w:pPr>
+      <w:r>
+        <w:rPr>
+          <w:b w:val="0"/>
+        </w:rPr>
+        <w:t xml:space="preserve">Save your workbook </w:t>
+      </w:r>
+      <w:r>
+        <w:rPr>
+          <w:b/>
+        </w:rPr>
+        <w:t>evidence</w:t>
+      </w:r>
+      <w:r>
+        <w:rPr>
+          <w:b w:val="0"/>
+        </w:rPr>
+        <w:t>. At the next review, try a different case before opening your old answer.</w:t>
       </w:r>
     </w:p>
     <w:p>
@@ -3809,12 +7283,41 @@
     </w:p>
     <w:p>
       <w:r>
+        <w:t>Attempt supported questions before using hints or feedback. Review a missing building block, then keep the completed work.</w:t>
+      </w:r>
+    </w:p>
+    <w:p>
+      <w:pPr>
+        <w:spacing w:line="336" w:lineRule="auto" w:after="180"/>
+      </w:pPr>
+      <w:r>
+        <w:rPr>
+          <w:b w:val="0"/>
+        </w:rPr>
         <w:t>Use this supported practice once, in the browser or on paper. Keep the reserved independent assessment for a separate first attempt before teacher feedback.</w:t>
       </w:r>
     </w:p>
     <w:p>
-      <w:r>
-        <w:t>A fictional craft club labels cardboard-order cards ready, review or revise.</w:t>
+      <w:pPr>
+        <w:spacing w:line="336" w:lineRule="auto" w:after="180"/>
+      </w:pPr>
+      <w:r>
+        <w:rPr>
+          <w:b w:val="0"/>
+        </w:rPr>
+        <w:t xml:space="preserve">A fictional craft club </w:t>
+      </w:r>
+      <w:r>
+        <w:rPr>
+          <w:b/>
+        </w:rPr>
+        <w:t>label</w:t>
+      </w:r>
+      <w:r>
+        <w:rPr>
+          <w:b w:val="0"/>
+        </w:rPr>
+        <w:t>s cardboard-order cards ready, review or revise.</w:t>
       </w:r>
     </w:p>
     <w:p>
@@ -3826,27 +7329,73 @@
       </w:r>
     </w:p>
     <w:p>
-      <w:r>
-        <w:t>Which labelled step matches this detail? 2 is valid but colour is blank: review.</w:t>
-      </w:r>
-    </w:p>
-    <w:p>
-      <w:r>
+      <w:pPr>
+        <w:spacing w:line="336" w:lineRule="auto" w:after="180"/>
+      </w:pPr>
+      <w:r>
+        <w:rPr>
+          <w:b w:val="0"/>
+        </w:rPr>
+        <w:t xml:space="preserve">Which </w:t>
+      </w:r>
+      <w:r>
+        <w:rPr>
+          <w:b/>
+        </w:rPr>
+        <w:t>label</w:t>
+      </w:r>
+      <w:r>
+        <w:rPr>
+          <w:b w:val="0"/>
+        </w:rPr>
+        <w:t>led step matches this detail? 2 is valid but colour is blank: review.</w:t>
+      </w:r>
+    </w:p>
+    <w:p>
+      <w:pPr>
+        <w:spacing w:line="336" w:lineRule="auto" w:after="180"/>
+        <w:shd w:fill="F4F9FC"/>
+      </w:pPr>
+      <w:r>
+        <w:rPr>
+          <w:b w:val="0"/>
+        </w:rPr>
         <w:t>1. Read policy</w:t>
       </w:r>
     </w:p>
     <w:p>
-      <w:r>
+      <w:pPr>
+        <w:spacing w:line="336" w:lineRule="auto" w:after="180"/>
+        <w:shd w:fill="F4F9FC"/>
+      </w:pPr>
+      <w:r>
+        <w:rPr>
+          <w:b w:val="0"/>
+        </w:rPr>
         <w:t>2. Card B</w:t>
       </w:r>
     </w:p>
     <w:p>
-      <w:r>
+      <w:pPr>
+        <w:spacing w:line="336" w:lineRule="auto" w:after="180"/>
+        <w:shd w:fill="F4F9FC"/>
+      </w:pPr>
+      <w:r>
+        <w:rPr>
+          <w:b w:val="0"/>
+        </w:rPr>
         <w:t>3. Card A</w:t>
       </w:r>
     </w:p>
     <w:p>
-      <w:r>
+      <w:pPr>
+        <w:spacing w:line="336" w:lineRule="auto" w:after="180"/>
+        <w:shd w:fill="F4F9FC"/>
+      </w:pPr>
+      <w:r>
+        <w:rPr>
+          <w:b w:val="0"/>
+        </w:rPr>
         <w:t>4. Card C</w:t>
       </w:r>
     </w:p>
@@ -3884,41 +7433,179 @@
       </w:r>
     </w:p>
     <w:p>
-      <w:r>
+      <w:pPr>
+        <w:pStyle w:val="Heading3"/>
+      </w:pPr>
+      <w:r>
+        <w:t>Hint · try first</w:t>
+      </w:r>
+    </w:p>
+    <w:p>
+      <w:pPr>
+        <w:spacing w:line="336" w:lineRule="auto" w:after="180"/>
+        <w:shd w:fill="F1F6F8"/>
+      </w:pPr>
+      <w:r>
+        <w:rPr>
+          <w:b w:val="0"/>
+        </w:rPr>
         <w:t>Hint if needed: Read the steps in the pictorial case. Match the supplied detail to the stage that performs or records it.</w:t>
       </w:r>
     </w:p>
     <w:p>
-      <w:r>
-        <w:t>After your attempt, compare with the supported explanation: Card C 2 is valid but colour is blank: review. Operational labels specify what a word means for this task. Two labellers using the same priority should agree on these cards. Review describes missing evidence, not a hidden assumption that the card is wrong. Revise is supported by a known failure.</w:t>
-      </w:r>
-    </w:p>
-    <w:p>
       <w:pPr>
         <w:pStyle w:val="Heading3"/>
       </w:pPr>
       <w:r>
+        <w:t>Feedback · compare after trying</w:t>
+      </w:r>
+    </w:p>
+    <w:p>
+      <w:pPr>
+        <w:spacing w:line="336" w:lineRule="auto" w:after="180"/>
+        <w:shd w:fill="F1F6FC"/>
+      </w:pPr>
+      <w:r>
+        <w:rPr>
+          <w:b w:val="0"/>
+        </w:rPr>
+        <w:t xml:space="preserve">After your attempt, compare with the supported explanation: Card C 2 is valid but colour is blank: review. Operational </w:t>
+      </w:r>
+      <w:r>
+        <w:rPr>
+          <w:b/>
+        </w:rPr>
+        <w:t>label</w:t>
+      </w:r>
+      <w:r>
+        <w:rPr>
+          <w:b w:val="0"/>
+        </w:rPr>
+        <w:t>s specify what a word means for this task.</w:t>
+      </w:r>
+    </w:p>
+    <w:p>
+      <w:pPr>
+        <w:spacing w:line="336" w:lineRule="auto" w:after="180"/>
+        <w:shd w:fill="F1F6FC"/>
+      </w:pPr>
+      <w:r>
+        <w:rPr>
+          <w:b w:val="0"/>
+        </w:rPr>
+        <w:t xml:space="preserve">Two </w:t>
+      </w:r>
+      <w:r>
+        <w:rPr>
+          <w:b/>
+        </w:rPr>
+        <w:t>label</w:t>
+      </w:r>
+      <w:r>
+        <w:rPr>
+          <w:b w:val="0"/>
+        </w:rPr>
+        <w:t xml:space="preserve">lers using the same priority should agree on these cards. Review describes missing </w:t>
+      </w:r>
+      <w:r>
+        <w:rPr>
+          <w:b/>
+        </w:rPr>
+        <w:t>evidence</w:t>
+      </w:r>
+      <w:r>
+        <w:rPr>
+          <w:b w:val="0"/>
+        </w:rPr>
+        <w:t>, not a hidden assumption that the card is wrong. Revise is supported by a known failure.</w:t>
+      </w:r>
+    </w:p>
+    <w:p>
+      <w:pPr>
+        <w:pStyle w:val="Heading3"/>
+      </w:pPr>
+      <w:r>
         <w:t>Practice 2: explain the deciding evidence</w:t>
       </w:r>
     </w:p>
     <w:p>
-      <w:r>
+      <w:pPr>
+        <w:pStyle w:val="Heading3"/>
+      </w:pPr>
+      <w:r>
+        <w:t>Changed case · predict first</w:t>
+      </w:r>
+    </w:p>
+    <w:p>
+      <w:pPr>
+        <w:spacing w:line="336" w:lineRule="auto" w:after="180"/>
+        <w:shd w:fill="F5F1FB"/>
+      </w:pPr>
+      <w:r>
+        <w:rPr>
+          <w:b w:val="0"/>
+        </w:rPr>
         <w:t>Changed-case practice: Change B’s quantity from 5 to 4; leave colour blank. Which conclusion is supported by the supplied facts?</w:t>
       </w:r>
     </w:p>
     <w:p>
-      <w:r>
+      <w:pPr>
+        <w:spacing w:line="336" w:lineRule="auto" w:after="180"/>
+        <w:shd w:fill="F4F9FC"/>
+      </w:pPr>
+      <w:r>
+        <w:rPr>
+          <w:b w:val="0"/>
+        </w:rPr>
         <w:t>1. B becomes review.</w:t>
       </w:r>
     </w:p>
     <w:p>
-      <w:r>
-        <w:t>2. We can decide the result without examining the changed input or the procedure.</w:t>
-      </w:r>
-    </w:p>
-    <w:p>
-      <w:r>
-        <w:t>3. This one example guarantees correct results for every future input.</w:t>
+      <w:pPr>
+        <w:spacing w:line="336" w:lineRule="auto" w:after="180"/>
+        <w:shd w:fill="F4F9FC"/>
+      </w:pPr>
+      <w:r>
+        <w:rPr>
+          <w:b w:val="0"/>
+        </w:rPr>
+        <w:t xml:space="preserve">2. We can decide the result without examining the changed </w:t>
+      </w:r>
+      <w:r>
+        <w:rPr>
+          <w:b/>
+        </w:rPr>
+        <w:t>input</w:t>
+      </w:r>
+      <w:r>
+        <w:rPr>
+          <w:b w:val="0"/>
+        </w:rPr>
+        <w:t xml:space="preserve"> or the procedure.</w:t>
+      </w:r>
+    </w:p>
+    <w:p>
+      <w:pPr>
+        <w:spacing w:line="336" w:lineRule="auto" w:after="180"/>
+        <w:shd w:fill="F4F9FC"/>
+      </w:pPr>
+      <w:r>
+        <w:rPr>
+          <w:b w:val="0"/>
+        </w:rPr>
+        <w:t xml:space="preserve">3. This one example guarantees correct results for every future </w:t>
+      </w:r>
+      <w:r>
+        <w:rPr>
+          <w:b/>
+        </w:rPr>
+        <w:t>input</w:t>
+      </w:r>
+      <w:r>
+        <w:rPr>
+          <w:b w:val="0"/>
+        </w:rPr>
+        <w:t>.</w:t>
       </w:r>
     </w:p>
     <w:p>
@@ -3955,12 +7642,42 @@
       </w:r>
     </w:p>
     <w:p>
-      <w:r>
+      <w:pPr>
+        <w:pStyle w:val="Heading3"/>
+      </w:pPr>
+      <w:r>
+        <w:t>Hint · try first</w:t>
+      </w:r>
+    </w:p>
+    <w:p>
+      <w:pPr>
+        <w:spacing w:line="336" w:lineRule="auto" w:after="180"/>
+        <w:shd w:fill="F1F6F8"/>
+      </w:pPr>
+      <w:r>
+        <w:rPr>
+          <w:b w:val="0"/>
+        </w:rPr>
         <w:t>Hint if needed: Use the changed condition and the deciding step in the pictorial trace. The answer must say what follows from those facts.</w:t>
       </w:r>
     </w:p>
     <w:p>
-      <w:r>
+      <w:pPr>
+        <w:pStyle w:val="Heading3"/>
+      </w:pPr>
+      <w:r>
+        <w:t>Feedback · compare after trying</w:t>
+      </w:r>
+    </w:p>
+    <w:p>
+      <w:pPr>
+        <w:spacing w:line="336" w:lineRule="auto" w:after="180"/>
+        <w:shd w:fill="F1F6FC"/>
+      </w:pPr>
+      <w:r>
+        <w:rPr>
+          <w:b w:val="0"/>
+        </w:rPr>
         <w:t>After your attempt, compare with the supported explanation: B becomes review. The known failure is removed, but a required field is still missing.</w:t>
       </w:r>
     </w:p>
@@ -3973,18 +7690,81 @@
       </w:r>
     </w:p>
     <w:p>
-      <w:r>
-        <w:t>Review Sound Becomes a Signal (ai-1/6). Goal: Interpret an ordered sequence of sound-signal samples with a stated time interval. Short practice: Does the all-zero retained record prove the full signal was silent? Use the picture.. Return to this week and explain what you changed.</w:t>
-      </w:r>
-    </w:p>
-    <w:p>
-      <w:r>
-        <w:t>Review Rules or Learned Patterns? (ai-1/4). Goal: Execute a stated rule including its boundary. Short practice: Show which stage used labels and which stage used only the new measurement.. Return to this week and explain what you changed.</w:t>
-      </w:r>
-    </w:p>
-    <w:p>
-      <w:r>
-        <w:t>Review AI or Not? (ai-1/1). Goal: Distinguish an observed result from an explanation of how it was produced. Short practice: Point to the learned stage. Does the changed display prove the weather forecast changed?. Return to this week and explain what you changed.</w:t>
+      <w:pPr>
+        <w:spacing w:line="336" w:lineRule="auto" w:after="180"/>
+      </w:pPr>
+      <w:r>
+        <w:rPr>
+          <w:b w:val="0"/>
+        </w:rPr>
+        <w:t>Review Sound Becomes a Signal (ai-1/6). Goal: Interpret an ordered sequence of sound-signal samples with a stated time interval. Short practice: Does the all-zero retained record prove the full signal was silent?</w:t>
+      </w:r>
+    </w:p>
+    <w:p>
+      <w:pPr>
+        <w:spacing w:line="336" w:lineRule="auto" w:after="180"/>
+      </w:pPr>
+      <w:r>
+        <w:rPr>
+          <w:b w:val="0"/>
+        </w:rPr>
+        <w:t>Use the picture.. Return to this week and explain what you changed.</w:t>
+      </w:r>
+    </w:p>
+    <w:p>
+      <w:pPr>
+        <w:spacing w:line="336" w:lineRule="auto" w:after="180"/>
+      </w:pPr>
+      <w:r>
+        <w:rPr>
+          <w:b w:val="0"/>
+        </w:rPr>
+        <w:t xml:space="preserve">Review Rules or Learned Patterns? (ai-1/4). Goal: Execute a stated rule including its boundary. Short practice: Show which stage used </w:t>
+      </w:r>
+      <w:r>
+        <w:rPr>
+          <w:b/>
+        </w:rPr>
+        <w:t>label</w:t>
+      </w:r>
+      <w:r>
+        <w:rPr>
+          <w:b w:val="0"/>
+        </w:rPr>
+        <w:t>s and which stage used only the new measurement..</w:t>
+      </w:r>
+    </w:p>
+    <w:p>
+      <w:pPr>
+        <w:spacing w:line="336" w:lineRule="auto" w:after="180"/>
+      </w:pPr>
+      <w:r>
+        <w:rPr>
+          <w:b w:val="0"/>
+        </w:rPr>
+        <w:t>Return to this week and explain what you changed.</w:t>
+      </w:r>
+    </w:p>
+    <w:p>
+      <w:pPr>
+        <w:spacing w:line="336" w:lineRule="auto" w:after="180"/>
+      </w:pPr>
+      <w:r>
+        <w:rPr>
+          <w:b w:val="0"/>
+        </w:rPr>
+        <w:t>Review AI or Not? (ai-1/1). Goal: Distinguish an observed result from an explanation of how it was produced. Short practice: Point to the learned stage. Does the changed display prove the weather forecast changed?.</w:t>
+      </w:r>
+    </w:p>
+    <w:p>
+      <w:pPr>
+        <w:spacing w:line="336" w:lineRule="auto" w:after="180"/>
+      </w:pPr>
+      <w:r>
+        <w:rPr>
+          <w:b w:val="0"/>
+        </w:rPr>
+        <w:t>Return to this week and explain what you changed.</w:t>
       </w:r>
     </w:p>
     <w:p>
@@ -3996,8 +7776,698 @@
       </w:r>
     </w:p>
     <w:p>
-      <w:r>
-        <w:t>Use Download completed work in the hosted lesson to export your answers, reflections, practice feedback and code-run evidence. Open the HTML copy to read or print it. Drafts stay in this browser when storage is available; clear drafts on a shared device.</w:t>
+      <w:pPr>
+        <w:spacing w:line="336" w:lineRule="auto" w:after="180"/>
+      </w:pPr>
+      <w:r>
+        <w:rPr>
+          <w:b w:val="0"/>
+        </w:rPr>
+        <w:t xml:space="preserve">Use Download completed work in the hosted lesson to export your answers, reflections, practice feedback and code-run </w:t>
+      </w:r>
+      <w:r>
+        <w:rPr>
+          <w:b/>
+        </w:rPr>
+        <w:t>evidence</w:t>
+      </w:r>
+      <w:r>
+        <w:rPr>
+          <w:b w:val="0"/>
+        </w:rPr>
+        <w:t>. Open the HTML copy to read or print it.</w:t>
+      </w:r>
+    </w:p>
+    <w:p>
+      <w:pPr>
+        <w:spacing w:line="336" w:lineRule="auto" w:after="180"/>
+      </w:pPr>
+      <w:r>
+        <w:rPr>
+          <w:b w:val="0"/>
+        </w:rPr>
+        <w:t>Drafts stay in this browser when storage is available; clear drafts on a shared device.</w:t>
+      </w:r>
+    </w:p>
+    <w:p>
+      <w:pPr>
+        <w:pStyle w:val="Heading1"/>
+      </w:pPr>
+      <w:r>
+        <w:t>18. Visual concept journey</w:t>
+      </w:r>
+    </w:p>
+    <w:p>
+      <w:r>
+        <w:t>Explain each Categories and Labels graphic using its labels, deciding evidence and relevant limitation.</w:t>
+      </w:r>
+    </w:p>
+    <w:p>
+      <w:pPr>
+        <w:pStyle w:val="Heading3"/>
+      </w:pPr>
+      <w:r>
+        <w:t>01. Categories and Labels: the case</w:t>
+      </w:r>
+    </w:p>
+    <w:p>
+      <w:r>
+        <w:drawing>
+          <wp:inline xmlns:a="http://schemas.openxmlformats.org/drawingml/2006/main" xmlns:pic="http://schemas.openxmlformats.org/drawingml/2006/picture">
+            <wp:extent cx="5486400" cy="2990088"/>
+            <wp:docPr id="22" name="Picture 22" descr="A fictional craft club labels cardboard-order cards ready, review or revise. Supplied facts: Allowed quantity: whole number 1–4. Required colour: red or blue. If any known field fails, revise; otherwise if a required field is blank, review; otherwise ready. Cards A=(4,red), B=(5,blank), C=(2,blank)."/>
+            <wp:cNvGraphicFramePr>
+              <a:graphicFrameLocks noChangeAspect="1"/>
+            </wp:cNvGraphicFramePr>
+            <a:graphic>
+              <a:graphicData uri="http://schemas.openxmlformats.org/drawingml/2006/picture">
+                <pic:pic>
+                  <pic:nvPicPr>
+                    <pic:cNvPr id="0" name="academy-story-ai-1-7-01.png"/>
+                    <pic:cNvPicPr/>
+                  </pic:nvPicPr>
+                  <pic:blipFill>
+                    <a:blip r:embed="rId30"/>
+                    <a:stretch>
+                      <a:fillRect/>
+                    </a:stretch>
+                  </pic:blipFill>
+                  <pic:spPr>
+                    <a:xfrm>
+                      <a:off x="0" y="0"/>
+                      <a:ext cx="5486400" cy="2990088"/>
+                    </a:xfrm>
+                    <a:prstGeom prst="rect"/>
+                  </pic:spPr>
+                </pic:pic>
+              </a:graphicData>
+            </a:graphic>
+          </wp:inline>
+        </w:drawing>
+      </w:r>
+    </w:p>
+    <w:p>
+      <w:pPr>
+        <w:spacing w:line="336" w:lineRule="auto" w:after="180"/>
+      </w:pPr>
+      <w:r>
+        <w:rPr>
+          <w:b w:val="0"/>
+        </w:rPr>
+        <w:t xml:space="preserve">A fictional craft club </w:t>
+      </w:r>
+      <w:r>
+        <w:rPr>
+          <w:b/>
+        </w:rPr>
+        <w:t>label</w:t>
+      </w:r>
+      <w:r>
+        <w:rPr>
+          <w:b w:val="0"/>
+        </w:rPr>
+        <w:t>s cardboard-order cards ready, review or revise. Supplied facts: Allowed quantity: whole number 1–4. Required colour: red or blue.</w:t>
+      </w:r>
+    </w:p>
+    <w:p>
+      <w:pPr>
+        <w:spacing w:line="336" w:lineRule="auto" w:after="180"/>
+      </w:pPr>
+      <w:r>
+        <w:rPr>
+          <w:b w:val="0"/>
+        </w:rPr>
+        <w:t>If any known field fails, revise; otherwise if a required field is blank, review; otherwise ready. Cards A=(4,red), B=(5,blank), C=(2,blank).</w:t>
+      </w:r>
+    </w:p>
+    <w:p>
+      <w:pPr>
+        <w:spacing w:line="336" w:lineRule="auto" w:after="180"/>
+        <w:shd w:fill="F5F1FB"/>
+      </w:pPr>
+      <w:r>
+        <w:rPr>
+          <w:b w:val="0"/>
+        </w:rPr>
+        <w:t>Point to the given fact that matters most. Explain why it matters.</w:t>
+      </w:r>
+    </w:p>
+    <w:p>
+      <w:pPr>
+        <w:pStyle w:val="Heading3"/>
+      </w:pPr>
+      <w:r>
+        <w:t>02. Follow the deciding steps</w:t>
+      </w:r>
+    </w:p>
+    <w:p>
+      <w:r>
+        <w:drawing>
+          <wp:inline xmlns:a="http://schemas.openxmlformats.org/drawingml/2006/main" xmlns:pic="http://schemas.openxmlformats.org/drawingml/2006/picture">
+            <wp:extent cx="5486400" cy="4005072"/>
+            <wp:docPr id="23" name="Picture 23" descr="Read policy: Check known invalid fields before checking missing ones. → Card A: 4 is allowed and red is allowed: ready. → Card B: 5 is outside 1–4: revise, even though colour is missing. → Card C: 2 is valid but colour is blank: review."/>
+            <wp:cNvGraphicFramePr>
+              <a:graphicFrameLocks noChangeAspect="1"/>
+            </wp:cNvGraphicFramePr>
+            <a:graphic>
+              <a:graphicData uri="http://schemas.openxmlformats.org/drawingml/2006/picture">
+                <pic:pic>
+                  <pic:nvPicPr>
+                    <pic:cNvPr id="0" name="academy-story-ai-1-7-02.png"/>
+                    <pic:cNvPicPr/>
+                  </pic:nvPicPr>
+                  <pic:blipFill>
+                    <a:blip r:embed="rId31"/>
+                    <a:stretch>
+                      <a:fillRect/>
+                    </a:stretch>
+                  </pic:blipFill>
+                  <pic:spPr>
+                    <a:xfrm>
+                      <a:off x="0" y="0"/>
+                      <a:ext cx="5486400" cy="4005072"/>
+                    </a:xfrm>
+                    <a:prstGeom prst="rect"/>
+                  </pic:spPr>
+                </pic:pic>
+              </a:graphicData>
+            </a:graphic>
+          </wp:inline>
+        </w:drawing>
+      </w:r>
+    </w:p>
+    <w:p>
+      <w:pPr>
+        <w:spacing w:line="336" w:lineRule="auto" w:after="180"/>
+      </w:pPr>
+      <w:r>
+        <w:rPr>
+          <w:b w:val="0"/>
+        </w:rPr>
+        <w:t>Read policy: Check known invalid fields before checking missing ones. → Card A: 4 is allowed and red is allowed: ready. → Card B: 5 is outside 1–4: revise, even though colour is missing. → Card C: 2 is valid but colour is blank: review.</w:t>
+      </w:r>
+    </w:p>
+    <w:p>
+      <w:pPr>
+        <w:spacing w:line="336" w:lineRule="auto" w:after="180"/>
+        <w:shd w:fill="F5F1FB"/>
+      </w:pPr>
+      <w:r>
+        <w:rPr>
+          <w:b w:val="0"/>
+        </w:rPr>
+        <w:t xml:space="preserve">Point to each numbered stage and explain which recorded </w:t>
+      </w:r>
+      <w:r>
+        <w:rPr>
+          <w:b/>
+        </w:rPr>
+        <w:t>input</w:t>
+      </w:r>
+      <w:r>
+        <w:rPr>
+          <w:b w:val="0"/>
+        </w:rPr>
+        <w:t xml:space="preserve"> it uses.</w:t>
+      </w:r>
+    </w:p>
+    <w:p>
+      <w:pPr>
+        <w:pStyle w:val="Heading3"/>
+      </w:pPr>
+      <w:r>
+        <w:t>03. Three ordered checks for a calendar card</w:t>
+      </w:r>
+    </w:p>
+    <w:p>
+      <w:r>
+        <w:drawing>
+          <wp:inline xmlns:a="http://schemas.openxmlformats.org/drawingml/2006/main" xmlns:pic="http://schemas.openxmlformats.org/drawingml/2006/picture">
+            <wp:extent cx="5486400" cy="3191256"/>
+            <wp:docPr id="24" name="Picture 24" descr="Three ordered checks for a calendar card. First check known values | Any known field fails its criterion | Revise even if another field is unknown. Then check missing information | No known failure but a field is blank or unreadable | Review because evidence is incomplete. Otherwise all checks have passed | Day is 1 through 30 and room is A or B | Ready under this record policy"/>
+            <wp:cNvGraphicFramePr>
+              <a:graphicFrameLocks noChangeAspect="1"/>
+            </wp:cNvGraphicFramePr>
+            <a:graphic>
+              <a:graphicData uri="http://schemas.openxmlformats.org/drawingml/2006/picture">
+                <pic:pic>
+                  <pic:nvPicPr>
+                    <pic:cNvPr id="0" name="academy-story-ai-1-7-03.png"/>
+                    <pic:cNvPicPr/>
+                  </pic:nvPicPr>
+                  <pic:blipFill>
+                    <a:blip r:embed="rId32"/>
+                    <a:stretch>
+                      <a:fillRect/>
+                    </a:stretch>
+                  </pic:blipFill>
+                  <pic:spPr>
+                    <a:xfrm>
+                      <a:off x="0" y="0"/>
+                      <a:ext cx="5486400" cy="3191256"/>
+                    </a:xfrm>
+                    <a:prstGeom prst="rect"/>
+                  </pic:spPr>
+                </pic:pic>
+              </a:graphicData>
+            </a:graphic>
+          </wp:inline>
+        </w:drawing>
+      </w:r>
+    </w:p>
+    <w:p>
+      <w:pPr>
+        <w:spacing w:line="336" w:lineRule="auto" w:after="180"/>
+      </w:pPr>
+      <w:r>
+        <w:rPr>
+          <w:b w:val="0"/>
+        </w:rPr>
+        <w:t>Three ordered checks for a calendar card. First check known values | Any known field fails its criterion | Revise even if another field is unknown.</w:t>
+      </w:r>
+    </w:p>
+    <w:p>
+      <w:pPr>
+        <w:spacing w:line="336" w:lineRule="auto" w:after="180"/>
+      </w:pPr>
+      <w:r>
+        <w:rPr>
+          <w:b w:val="0"/>
+        </w:rPr>
+        <w:t xml:space="preserve">Then check missing information | No known failure but a field is blank or unreadable | Review because </w:t>
+      </w:r>
+      <w:r>
+        <w:rPr>
+          <w:b/>
+        </w:rPr>
+        <w:t>evidence</w:t>
+      </w:r>
+      <w:r>
+        <w:rPr>
+          <w:b w:val="0"/>
+        </w:rPr>
+        <w:t xml:space="preserve"> is incomplete.</w:t>
+      </w:r>
+    </w:p>
+    <w:p>
+      <w:pPr>
+        <w:spacing w:line="336" w:lineRule="auto" w:after="180"/>
+      </w:pPr>
+      <w:r>
+        <w:rPr>
+          <w:b w:val="0"/>
+        </w:rPr>
+        <w:t>Otherwise all checks have passed | Day is 1 through 30 and room is A or B | Ready under this record policy</w:t>
+      </w:r>
+    </w:p>
+    <w:p>
+      <w:pPr>
+        <w:spacing w:line="336" w:lineRule="auto" w:after="180"/>
+        <w:shd w:fill="F5F1FB"/>
+      </w:pPr>
+      <w:r>
+        <w:rPr>
+          <w:b w:val="0"/>
+        </w:rPr>
+        <w:t xml:space="preserve">Read the </w:t>
+      </w:r>
+      <w:r>
+        <w:rPr>
+          <w:b/>
+        </w:rPr>
+        <w:t>label</w:t>
+      </w:r>
+      <w:r>
+        <w:rPr>
+          <w:b w:val="0"/>
+        </w:rPr>
+        <w:t>s and values. Explain the relationship the model shows.</w:t>
+      </w:r>
+    </w:p>
+    <w:p>
+      <w:pPr>
+        <w:pStyle w:val="Heading3"/>
+      </w:pPr>
+      <w:r>
+        <w:t>04. Change one thing. Trace what follows.</w:t>
+      </w:r>
+    </w:p>
+    <w:p>
+      <w:r>
+        <w:drawing>
+          <wp:inline xmlns:a="http://schemas.openxmlformats.org/drawingml/2006/main" xmlns:pic="http://schemas.openxmlformats.org/drawingml/2006/picture">
+            <wp:extent cx="5486400" cy="3026664"/>
+            <wp:docPr id="25" name="Picture 25" descr="Original case: 2 is valid but colour is blank: review. Changed condition: Change B’s quantity from 5 to 4; leave colour blank. Expected result: B becomes review. Reason: The known failure is removed, but a required field is still missing."/>
+            <wp:cNvGraphicFramePr>
+              <a:graphicFrameLocks noChangeAspect="1"/>
+            </wp:cNvGraphicFramePr>
+            <a:graphic>
+              <a:graphicData uri="http://schemas.openxmlformats.org/drawingml/2006/picture">
+                <pic:pic>
+                  <pic:nvPicPr>
+                    <pic:cNvPr id="0" name="academy-story-ai-1-7-04.png"/>
+                    <pic:cNvPicPr/>
+                  </pic:nvPicPr>
+                  <pic:blipFill>
+                    <a:blip r:embed="rId33"/>
+                    <a:stretch>
+                      <a:fillRect/>
+                    </a:stretch>
+                  </pic:blipFill>
+                  <pic:spPr>
+                    <a:xfrm>
+                      <a:off x="0" y="0"/>
+                      <a:ext cx="5486400" cy="3026664"/>
+                    </a:xfrm>
+                    <a:prstGeom prst="rect"/>
+                  </pic:spPr>
+                </pic:pic>
+              </a:graphicData>
+            </a:graphic>
+          </wp:inline>
+        </w:drawing>
+      </w:r>
+    </w:p>
+    <w:p>
+      <w:pPr>
+        <w:spacing w:line="336" w:lineRule="auto" w:after="180"/>
+      </w:pPr>
+      <w:r>
+        <w:rPr>
+          <w:b w:val="0"/>
+        </w:rPr>
+        <w:t>Original case: 2 is valid but colour is blank: review. Changed condition: Change B’s quantity from 5 to 4; leave colour blank. Expected result: B becomes review.</w:t>
+      </w:r>
+    </w:p>
+    <w:p>
+      <w:pPr>
+        <w:spacing w:line="336" w:lineRule="auto" w:after="180"/>
+      </w:pPr>
+      <w:r>
+        <w:rPr>
+          <w:b w:val="0"/>
+        </w:rPr>
+        <w:t>Reason: The known failure is removed, but a required field is still missing.</w:t>
+      </w:r>
+    </w:p>
+    <w:p>
+      <w:pPr>
+        <w:spacing w:line="336" w:lineRule="auto" w:after="180"/>
+        <w:shd w:fill="F5F1FB"/>
+      </w:pPr>
+      <w:r>
+        <w:rPr>
+          <w:b w:val="0"/>
+        </w:rPr>
+        <w:t>Predict before checking the worked changed-case result. Name what changed and what the supplied facts allow you to conclude.</w:t>
+      </w:r>
+    </w:p>
+    <w:p>
+      <w:pPr>
+        <w:pStyle w:val="Heading3"/>
+      </w:pPr>
+      <w:r>
+        <w:t>05. Connect the explanation to its limit</w:t>
+      </w:r>
+    </w:p>
+    <w:p>
+      <w:r>
+        <w:drawing>
+          <wp:inline xmlns:a="http://schemas.openxmlformats.org/drawingml/2006/main" xmlns:pic="http://schemas.openxmlformats.org/drawingml/2006/picture">
+            <wp:extent cx="5486400" cy="2834640"/>
+            <wp:docPr id="26" name="Picture 26" descr="Operational labels specify what a word means for this task. Two labellers using the same priority should agree on these cards. Review describes missing evidence, not a hidden assumption that the card is wrong. Revise is supported by a known failure. Limit: Agreement between labellers does not prove this policy is suitable for every school or that labels are objective truths."/>
+            <wp:cNvGraphicFramePr>
+              <a:graphicFrameLocks noChangeAspect="1"/>
+            </wp:cNvGraphicFramePr>
+            <a:graphic>
+              <a:graphicData uri="http://schemas.openxmlformats.org/drawingml/2006/picture">
+                <pic:pic>
+                  <pic:nvPicPr>
+                    <pic:cNvPr id="0" name="academy-story-ai-1-7-05.png"/>
+                    <pic:cNvPicPr/>
+                  </pic:nvPicPr>
+                  <pic:blipFill>
+                    <a:blip r:embed="rId34"/>
+                    <a:stretch>
+                      <a:fillRect/>
+                    </a:stretch>
+                  </pic:blipFill>
+                  <pic:spPr>
+                    <a:xfrm>
+                      <a:off x="0" y="0"/>
+                      <a:ext cx="5486400" cy="2834640"/>
+                    </a:xfrm>
+                    <a:prstGeom prst="rect"/>
+                  </pic:spPr>
+                </pic:pic>
+              </a:graphicData>
+            </a:graphic>
+          </wp:inline>
+        </w:drawing>
+      </w:r>
+    </w:p>
+    <w:p>
+      <w:pPr>
+        <w:spacing w:line="336" w:lineRule="auto" w:after="180"/>
+      </w:pPr>
+      <w:r>
+        <w:rPr>
+          <w:b w:val="0"/>
+        </w:rPr>
+        <w:t xml:space="preserve">Operational </w:t>
+      </w:r>
+      <w:r>
+        <w:rPr>
+          <w:b/>
+        </w:rPr>
+        <w:t>label</w:t>
+      </w:r>
+      <w:r>
+        <w:rPr>
+          <w:b w:val="0"/>
+        </w:rPr>
+        <w:t xml:space="preserve">s specify what a word means for this task. Two </w:t>
+      </w:r>
+      <w:r>
+        <w:rPr>
+          <w:b/>
+        </w:rPr>
+        <w:t>label</w:t>
+      </w:r>
+      <w:r>
+        <w:rPr>
+          <w:b w:val="0"/>
+        </w:rPr>
+        <w:t xml:space="preserve">lers using the same priority should agree on these cards. Review describes missing </w:t>
+      </w:r>
+      <w:r>
+        <w:rPr>
+          <w:b/>
+        </w:rPr>
+        <w:t>evidence</w:t>
+      </w:r>
+      <w:r>
+        <w:rPr>
+          <w:b w:val="0"/>
+        </w:rPr>
+        <w:t>, not a hidden assumption that the card is wrong.</w:t>
+      </w:r>
+    </w:p>
+    <w:p>
+      <w:pPr>
+        <w:spacing w:line="336" w:lineRule="auto" w:after="180"/>
+      </w:pPr>
+      <w:r>
+        <w:rPr>
+          <w:b w:val="0"/>
+        </w:rPr>
+        <w:t xml:space="preserve">Revise is supported by a known failure. Limit: Agreement between </w:t>
+      </w:r>
+      <w:r>
+        <w:rPr>
+          <w:b/>
+        </w:rPr>
+        <w:t>label</w:t>
+      </w:r>
+      <w:r>
+        <w:rPr>
+          <w:b w:val="0"/>
+        </w:rPr>
+        <w:t xml:space="preserve">lers does not prove this policy is suitable for every school or that </w:t>
+      </w:r>
+      <w:r>
+        <w:rPr>
+          <w:b/>
+        </w:rPr>
+        <w:t>label</w:t>
+      </w:r>
+      <w:r>
+        <w:rPr>
+          <w:b w:val="0"/>
+        </w:rPr>
+        <w:t>s are objective truths.</w:t>
+      </w:r>
+    </w:p>
+    <w:p>
+      <w:pPr>
+        <w:spacing w:line="336" w:lineRule="auto" w:after="180"/>
+        <w:shd w:fill="F5F1FB"/>
+      </w:pPr>
+      <w:r>
+        <w:rPr>
+          <w:b w:val="0"/>
+        </w:rPr>
+        <w:t>Explain the case, then point to a limit on the claim.</w:t>
+      </w:r>
+    </w:p>
+    <w:p>
+      <w:pPr>
+        <w:pStyle w:val="Heading3"/>
+      </w:pPr>
+      <w:r>
+        <w:t>06. Make the idea visible in your project</w:t>
+      </w:r>
+    </w:p>
+    <w:p>
+      <w:r>
+        <w:drawing>
+          <wp:inline xmlns:a="http://schemas.openxmlformats.org/drawingml/2006/main" xmlns:pic="http://schemas.openxmlformats.org/drawingml/2006/picture">
+            <wp:extent cx="5486400" cy="3380232"/>
+            <wp:docPr id="27" name="Picture 27" descr="Write a sorter label guide with examples of complete, invalid and unresolved inputs before comparing labels. Draw your input, deciding step, result and limit. Supported question: Explain why B originally was revise rather than review, then label its changed version."/>
+            <wp:cNvGraphicFramePr>
+              <a:graphicFrameLocks noChangeAspect="1"/>
+            </wp:cNvGraphicFramePr>
+            <a:graphic>
+              <a:graphicData uri="http://schemas.openxmlformats.org/drawingml/2006/picture">
+                <pic:pic>
+                  <pic:nvPicPr>
+                    <pic:cNvPr id="0" name="academy-story-ai-1-7-06.png"/>
+                    <pic:cNvPicPr/>
+                  </pic:nvPicPr>
+                  <pic:blipFill>
+                    <a:blip r:embed="rId35"/>
+                    <a:stretch>
+                      <a:fillRect/>
+                    </a:stretch>
+                  </pic:blipFill>
+                  <pic:spPr>
+                    <a:xfrm>
+                      <a:off x="0" y="0"/>
+                      <a:ext cx="5486400" cy="3380232"/>
+                    </a:xfrm>
+                    <a:prstGeom prst="rect"/>
+                  </pic:spPr>
+                </pic:pic>
+              </a:graphicData>
+            </a:graphic>
+          </wp:inline>
+        </w:drawing>
+      </w:r>
+    </w:p>
+    <w:p>
+      <w:pPr>
+        <w:spacing w:line="336" w:lineRule="auto" w:after="180"/>
+      </w:pPr>
+      <w:r>
+        <w:rPr>
+          <w:b w:val="0"/>
+        </w:rPr>
+        <w:t xml:space="preserve">Write a sorter </w:t>
+      </w:r>
+      <w:r>
+        <w:rPr>
+          <w:b/>
+        </w:rPr>
+        <w:t>label</w:t>
+      </w:r>
+      <w:r>
+        <w:rPr>
+          <w:b w:val="0"/>
+        </w:rPr>
+        <w:t xml:space="preserve"> guide with examples of complete, invalid and unresolved </w:t>
+      </w:r>
+      <w:r>
+        <w:rPr>
+          <w:b/>
+        </w:rPr>
+        <w:t>input</w:t>
+      </w:r>
+      <w:r>
+        <w:rPr>
+          <w:b w:val="0"/>
+        </w:rPr>
+        <w:t xml:space="preserve">s before comparing </w:t>
+      </w:r>
+      <w:r>
+        <w:rPr>
+          <w:b/>
+        </w:rPr>
+        <w:t>label</w:t>
+      </w:r>
+      <w:r>
+        <w:rPr>
+          <w:b w:val="0"/>
+        </w:rPr>
+        <w:t xml:space="preserve">s. Draw your </w:t>
+      </w:r>
+      <w:r>
+        <w:rPr>
+          <w:b/>
+        </w:rPr>
+        <w:t>input</w:t>
+      </w:r>
+      <w:r>
+        <w:rPr>
+          <w:b w:val="0"/>
+        </w:rPr>
+        <w:t>, deciding step, result and limit.</w:t>
+      </w:r>
+    </w:p>
+    <w:p>
+      <w:pPr>
+        <w:spacing w:line="336" w:lineRule="auto" w:after="180"/>
+      </w:pPr>
+      <w:r>
+        <w:rPr>
+          <w:b w:val="0"/>
+        </w:rPr>
+        <w:t xml:space="preserve">Supported question: Explain why B originally was revise rather than review, then </w:t>
+      </w:r>
+      <w:r>
+        <w:rPr>
+          <w:b/>
+        </w:rPr>
+        <w:t>label</w:t>
+      </w:r>
+      <w:r>
+        <w:rPr>
+          <w:b w:val="0"/>
+        </w:rPr>
+        <w:t xml:space="preserve"> its changed version.</w:t>
+      </w:r>
+    </w:p>
+    <w:p>
+      <w:pPr>
+        <w:spacing w:line="336" w:lineRule="auto" w:after="180"/>
+        <w:shd w:fill="F5F1FB"/>
+      </w:pPr>
+      <w:r>
+        <w:rPr>
+          <w:b w:val="0"/>
+        </w:rPr>
+        <w:t xml:space="preserve">Draw your project trace and justify the deciding step using </w:t>
+      </w:r>
+      <w:r>
+        <w:rPr>
+          <w:b/>
+        </w:rPr>
+        <w:t>evidence</w:t>
+      </w:r>
+      <w:r>
+        <w:rPr>
+          <w:b w:val="0"/>
+        </w:rPr>
+        <w:t>.</w:t>
       </w:r>
     </w:p>
     <w:sectPr>

--- a/downloads/student/ai-1-week-07.docx
+++ b/downloads/student/ai-1-week-07.docx
@@ -6561,7 +6561,7 @@
         <w:rPr>
           <w:b w:val="0"/>
         </w:rPr>
-        <w:t xml:space="preserve">The rule is: fruit has seeds; other objects go in other. Sort an apple, a pencil and a sealed mystery box. Which item needs more </w:t>
+        <w:t xml:space="preserve">For this toy sorter, label an object Seed-bearing when seeds are observed, Other when inspection establishes that it has no seeds, and Review when the needed contents cannot be observed. Sort an opened apple with visible seeds, a pencil and a sealed mystery box. Which item needs more </w:t>
       </w:r>
       <w:r>
         <w:rPr>
